--- a/data/outputs/v2/Physics/SS3.3_Introduction_to_Electronics/Physics_Introduction_to_Electronics_FinalExplanation.docx
+++ b/data/outputs/v2/Physics/SS3.3_Introduction_to_Electronics/Physics_Introduction_to_Electronics_FinalExplanation.docx
@@ -38,6 +38,177 @@
           <w:szCs w:val="22"/>
         </w:rPr>
         <w:t xml:space="preserve">Student Assessment Document</w:t>
+      </w:r>
+    </w:p>
+    <w:p>
+      <w:pPr>
+        <w:spacing w:after="80" w:before="120"/>
+      </w:pPr>
+      <w:r>
+        <w:rPr>
+          <w:rFonts w:ascii="Arial" w:cs="Arial" w:eastAsia="Arial" w:hAnsi="Arial"/>
+          <w:b/>
+          <w:bCs/>
+          <w:color w:val="1F3864"/>
+          <w:sz w:val="20"/>
+          <w:szCs w:val="20"/>
+        </w:rPr>
+        <w:t xml:space="preserve">ATTRIBUTION AND LICENSING</w:t>
+      </w:r>
+    </w:p>
+    <w:p>
+      <w:pPr>
+        <w:spacing w:after="60" w:before="0"/>
+      </w:pPr>
+      <w:r>
+        <w:rPr>
+          <w:rFonts w:ascii="Arial" w:cs="Arial" w:eastAsia="Arial" w:hAnsi="Arial"/>
+          <w:b/>
+          <w:bCs/>
+          <w:sz w:val="17"/>
+          <w:szCs w:val="17"/>
+        </w:rPr>
+        <w:t xml:space="preserve">Curriculum Alignment: </w:t>
+      </w:r>
+      <w:r>
+        <w:rPr>
+          <w:rFonts w:ascii="Arial" w:cs="Arial" w:eastAsia="Arial" w:hAnsi="Arial"/>
+          <w:sz w:val="17"/>
+          <w:szCs w:val="17"/>
+        </w:rPr>
+        <w:t xml:space="preserve">Structured in pedagogical alignment with the competence-based curriculum format and learning outcomes established by the Kenya Institute of Curriculum Development (KICD). This material is independently developed and is not officially endorsed or published by KICD.</w:t>
+      </w:r>
+    </w:p>
+    <w:p>
+      <w:pPr>
+        <w:spacing w:after="60" w:before="0"/>
+      </w:pPr>
+      <w:r>
+        <w:rPr>
+          <w:rFonts w:ascii="Arial" w:cs="Arial" w:eastAsia="Arial" w:hAnsi="Arial"/>
+          <w:b/>
+          <w:bCs/>
+          <w:sz w:val="17"/>
+          <w:szCs w:val="17"/>
+        </w:rPr>
+        <w:t xml:space="preserve">Content &amp; Pedagogy: </w:t>
+      </w:r>
+      <w:r>
+        <w:rPr>
+          <w:rFonts w:ascii="Arial" w:cs="Arial" w:eastAsia="Arial" w:hAnsi="Arial"/>
+          <w:sz w:val="17"/>
+          <w:szCs w:val="17"/>
+        </w:rPr>
+        <w:t xml:space="preserve">Developed and adapted by the educator team at SeaVuria (registered 501(c)(3) in the United States and registered NGO in Kenya, No. 872-850A-BF11), who designed the pedagogical framework, lesson templates and exemplar lessons on which this material is based.</w:t>
+      </w:r>
+    </w:p>
+    <w:p>
+      <w:pPr>
+        <w:spacing w:after="60" w:before="0"/>
+      </w:pPr>
+      <w:r>
+        <w:rPr>
+          <w:rFonts w:ascii="Arial" w:cs="Arial" w:eastAsia="Arial" w:hAnsi="Arial"/>
+          <w:b/>
+          <w:bCs/>
+          <w:sz w:val="17"/>
+          <w:szCs w:val="17"/>
+        </w:rPr>
+        <w:t xml:space="preserve">Production &amp; Layout: </w:t>
+      </w:r>
+      <w:r>
+        <w:rPr>
+          <w:rFonts w:ascii="Arial" w:cs="Arial" w:eastAsia="Arial" w:hAnsi="Arial"/>
+          <w:sz w:val="17"/>
+          <w:szCs w:val="17"/>
+        </w:rPr>
+        <w:t xml:space="preserve">Educational design and curriculum sequencing by SeaVuria. Technical layout, structural formatting, and digital optimization/implementation executed in partnership with ARES Education (registered 501(c)(3) in the United States and Canada (as Afretech Aid) and registered NGO in Kenya), with lesson drafting and compilation assisted by AI (Claude, Anthropic).</w:t>
+      </w:r>
+    </w:p>
+    <w:p>
+      <w:pPr>
+        <w:pBdr>
+          <w:bottom w:val="single" w:color="1F3864" w:sz="6" w:space="6"/>
+        </w:pBdr>
+        <w:spacing w:after="60" w:before="0"/>
+      </w:pPr>
+      <w:r>
+        <w:rPr>
+          <w:rFonts w:ascii="Arial" w:cs="Arial" w:eastAsia="Arial" w:hAnsi="Arial"/>
+          <w:b/>
+          <w:bCs/>
+          <w:sz w:val="17"/>
+          <w:szCs w:val="17"/>
+        </w:rPr>
+        <w:t xml:space="preserve">Licensing &amp; Copyright: </w:t>
+      </w:r>
+      <w:r>
+        <w:rPr>
+          <w:rFonts w:ascii="Arial" w:cs="Arial" w:eastAsia="Arial" w:hAnsi="Arial"/>
+          <w:sz w:val="17"/>
+          <w:szCs w:val="17"/>
+        </w:rPr>
+        <w:t xml:space="preserve">© 2026 SeaVuria and ARES. This work is licensed under a </w:t>
+      </w:r>
+      <w:hyperlink w:history="1" r:id="rId-2dvnakx5vujtqcbp__7b">
+        <w:r>
+          <w:rPr>
+            <w:rFonts w:ascii="Arial" w:cs="Arial" w:eastAsia="Arial" w:hAnsi="Arial"/>
+            <w:color w:val="1F6B75"/>
+            <w:sz w:val="17"/>
+            <w:szCs w:val="17"/>
+            <w:u w:val="single" w:color="1F6B75"/>
+          </w:rPr>
+          <w:t xml:space="preserve">Creative Commons Attribution-NonCommercial 4.0 International License</w:t>
+        </w:r>
+      </w:hyperlink>
+      <w:r>
+        <w:rPr>
+          <w:rFonts w:ascii="Arial" w:cs="Arial" w:eastAsia="Arial" w:hAnsi="Arial"/>
+          <w:sz w:val="17"/>
+          <w:szCs w:val="17"/>
+        </w:rPr>
+        <w:t xml:space="preserve"> (</w:t>
+      </w:r>
+      <w:hyperlink w:history="1" r:id="rIdqllvcqcfzbv_wfah_qs-o">
+        <w:r>
+          <w:rPr>
+            <w:rFonts w:ascii="Arial" w:cs="Arial" w:eastAsia="Arial" w:hAnsi="Arial"/>
+            <w:color w:val="1F6B75"/>
+            <w:sz w:val="17"/>
+            <w:szCs w:val="17"/>
+            <w:u w:val="single" w:color="1F6B75"/>
+          </w:rPr>
+          <w:t xml:space="preserve">CC BY-NC 4.0</w:t>
+        </w:r>
+      </w:hyperlink>
+      <w:r>
+        <w:rPr>
+          <w:rFonts w:ascii="Arial" w:cs="Arial" w:eastAsia="Arial" w:hAnsi="Arial"/>
+          <w:sz w:val="17"/>
+          <w:szCs w:val="17"/>
+        </w:rPr>
+        <w:t xml:space="preserve">). To view a copy of this license, visit </w:t>
+      </w:r>
+      <w:hyperlink w:history="1" r:id="rIdmjoyoao4posnpsad0qbz4">
+        <w:r>
+          <w:rPr>
+            <w:rFonts w:ascii="Arial" w:cs="Arial" w:eastAsia="Arial" w:hAnsi="Arial"/>
+            <w:color w:val="1F6B75"/>
+            <w:sz w:val="17"/>
+            <w:szCs w:val="17"/>
+            <w:u w:val="single" w:color="1F6B75"/>
+          </w:rPr>
+          <w:t xml:space="preserve">https://creativecommons.org/licenses/by-nc/4.0/</w:t>
+        </w:r>
+      </w:hyperlink>
+      <w:r>
+        <w:rPr>
+          <w:rFonts w:ascii="Arial" w:cs="Arial" w:eastAsia="Arial" w:hAnsi="Arial"/>
+          <w:sz w:val="17"/>
+          <w:szCs w:val="17"/>
+        </w:rPr>
+        <w:t xml:space="preserve">. You are free to copy, redistribute, and adapt this material in any medium or format, provided appropriate credit is given and the material is not used for commercial purposes. KICD learning outcomes and curriculum designations reproduced here for alignment purposes remain the property of KICD and are not covered by this license. Linked external resources (e.g. CK-12, Khan Academy, PhET) are subject to their own licenses.</w:t>
       </w:r>
     </w:p>
     <w:p>

--- a/data/outputs/v2/Physics/SS3.3_Introduction_to_Electronics/Physics_Introduction_to_Electronics_FinalExplanation.docx
+++ b/data/outputs/v2/Physics/SS3.3_Introduction_to_Electronics/Physics_Introduction_to_Electronics_FinalExplanation.docx
@@ -95,7 +95,7 @@
                 <w:sz w:val="22"/>
                 <w:szCs w:val="22"/>
               </w:rPr>
-              <w:t xml:space="preserve">FINAL EXPLANATION: PHYSICS GRADE 10 — SUB-STRAND 3.3: INTRODUCTION TO ELECTRONICS</w:t>
+              <w:t xml:space="preserve">FINAL EXPLANATION: PHYSICS GRADE 10 – SUB-STRAND 3.3 INTRODUCTION TO ELECTRONICS: FINAL EXPLANATION</w:t>
             </w:r>
           </w:p>
         </w:tc>
@@ -422,183 +422,7 @@
                 <w:sz w:val="18"/>
                 <w:szCs w:val="18"/>
               </w:rPr>
-              <w:t xml:space="preserve">This is your Final Explanation task. You will use everything you have learned across all 7 lessons in this unit to write a thorough, evidence-based answer to the driving question. Read the question carefully, then complete each section below in your own words. Use scientific vocabulary you have learned (energy bands, valence band, conduction band, band gap, semiconductors, doping, p-n junction, etc.). Support every claim with evidence from your investigations, data, models, and readings. Your teacher will assess your response using the rubric at the end of this document.</w:t>
-            </w:r>
-          </w:p>
-          <w:p>
-            <w:pPr>
-              <w:spacing w:after="40" w:before="0"/>
-              <w:jc w:val="left"/>
-            </w:pPr>
-            <w:r>
-              <w:rPr>
-                <w:rFonts w:ascii="Arial" w:cs="Arial" w:eastAsia="Arial" w:hAnsi="Arial"/>
-                <w:b w:val="false"/>
-                <w:bCs w:val="false"/>
-                <w:i w:val="false"/>
-                <w:iCs w:val="false"/>
-                <w:color w:val="000000"/>
-                <w:sz w:val="18"/>
-                <w:szCs w:val="18"/>
-              </w:rPr>
-              <w:t xml:space="preserve"/>
-            </w:r>
-          </w:p>
-          <w:p>
-            <w:pPr>
-              <w:spacing w:after="40" w:before="0"/>
-              <w:jc w:val="left"/>
-            </w:pPr>
-            <w:r>
-              <w:rPr>
-                <w:rFonts w:ascii="Arial" w:cs="Arial" w:eastAsia="Arial" w:hAnsi="Arial"/>
-                <w:b w:val="false"/>
-                <w:bCs w:val="false"/>
-                <w:i w:val="false"/>
-                <w:iCs w:val="false"/>
-                <w:color w:val="000000"/>
-                <w:sz w:val="18"/>
-                <w:szCs w:val="18"/>
-              </w:rPr>
-              <w:t xml:space="preserve">DRIVING QUESTION: Why does a silicon solar panel on a Kajiado farm produce less power in the hot afternoon sun than on a cool morning — and what is so special about silicon that it can act as both a conductor and an insulator depending on the conditions?</w:t>
-            </w:r>
-          </w:p>
-          <w:p>
-            <w:pPr>
-              <w:spacing w:after="40" w:before="0"/>
-              <w:jc w:val="left"/>
-            </w:pPr>
-            <w:r>
-              <w:rPr>
-                <w:rFonts w:ascii="Arial" w:cs="Arial" w:eastAsia="Arial" w:hAnsi="Arial"/>
-                <w:b w:val="false"/>
-                <w:bCs w:val="false"/>
-                <w:i w:val="false"/>
-                <w:iCs w:val="false"/>
-                <w:color w:val="000000"/>
-                <w:sz w:val="18"/>
-                <w:szCs w:val="18"/>
-              </w:rPr>
-              <w:t xml:space="preserve"/>
-            </w:r>
-          </w:p>
-          <w:p>
-            <w:pPr>
-              <w:spacing w:after="40" w:before="0"/>
-              <w:jc w:val="left"/>
-            </w:pPr>
-            <w:r>
-              <w:rPr>
-                <w:rFonts w:ascii="Arial" w:cs="Arial" w:eastAsia="Arial" w:hAnsi="Arial"/>
-                <w:b w:val="false"/>
-                <w:bCs w:val="false"/>
-                <w:i w:val="false"/>
-                <w:iCs w:val="false"/>
-                <w:color w:val="000000"/>
-                <w:sz w:val="18"/>
-                <w:szCs w:val="18"/>
-              </w:rPr>
-              <w:t xml:space="preserve">TIPS FOR SUCCESS:</w:t>
-            </w:r>
-          </w:p>
-          <w:p>
-            <w:pPr>
-              <w:spacing w:after="30" w:before="0"/>
-              <w:ind w:left="360" w:hanging="180"/>
-              <w:jc w:val="left"/>
-            </w:pPr>
-            <w:r>
-              <w:rPr>
-                <w:rFonts w:ascii="Arial" w:cs="Arial" w:eastAsia="Arial" w:hAnsi="Arial"/>
-                <w:b w:val="false"/>
-                <w:bCs w:val="false"/>
-                <w:i w:val="false"/>
-                <w:iCs w:val="false"/>
-                <w:color w:val="000000"/>
-                <w:sz w:val="18"/>
-                <w:szCs w:val="18"/>
-              </w:rPr>
-              <w:t xml:space="preserve">–  Answer every section fully — do not leave gaps.</w:t>
-            </w:r>
-          </w:p>
-          <w:p>
-            <w:pPr>
-              <w:spacing w:after="30" w:before="0"/>
-              <w:ind w:left="360" w:hanging="180"/>
-              <w:jc w:val="left"/>
-            </w:pPr>
-            <w:r>
-              <w:rPr>
-                <w:rFonts w:ascii="Arial" w:cs="Arial" w:eastAsia="Arial" w:hAnsi="Arial"/>
-                <w:b w:val="false"/>
-                <w:bCs w:val="false"/>
-                <w:i w:val="false"/>
-                <w:iCs w:val="false"/>
-                <w:color w:val="000000"/>
-                <w:sz w:val="18"/>
-                <w:szCs w:val="18"/>
-              </w:rPr>
-              <w:t xml:space="preserve">–  Connect your answer back to the anchoring phenomenon (the Kajiado solar panel) in EVERY section.</w:t>
-            </w:r>
-          </w:p>
-          <w:p>
-            <w:pPr>
-              <w:spacing w:after="30" w:before="0"/>
-              <w:ind w:left="360" w:hanging="180"/>
-              <w:jc w:val="left"/>
-            </w:pPr>
-            <w:r>
-              <w:rPr>
-                <w:rFonts w:ascii="Arial" w:cs="Arial" w:eastAsia="Arial" w:hAnsi="Arial"/>
-                <w:b w:val="false"/>
-                <w:bCs w:val="false"/>
-                <w:i w:val="false"/>
-                <w:iCs w:val="false"/>
-                <w:color w:val="000000"/>
-                <w:sz w:val="18"/>
-                <w:szCs w:val="18"/>
-              </w:rPr>
-              <w:t xml:space="preserve">–  Use specific evidence: data from experiments, graphs, simulations, or readings you did in class.</w:t>
-            </w:r>
-          </w:p>
-          <w:p>
-            <w:pPr>
-              <w:spacing w:after="30" w:before="0"/>
-              <w:ind w:left="360" w:hanging="180"/>
-              <w:jc w:val="left"/>
-            </w:pPr>
-            <w:r>
-              <w:rPr>
-                <w:rFonts w:ascii="Arial" w:cs="Arial" w:eastAsia="Arial" w:hAnsi="Arial"/>
-                <w:b w:val="false"/>
-                <w:bCs w:val="false"/>
-                <w:i w:val="false"/>
-                <w:iCs w:val="false"/>
-                <w:color w:val="000000"/>
-                <w:sz w:val="18"/>
-                <w:szCs w:val="18"/>
-              </w:rPr>
-              <w:t xml:space="preserve">–  Diagrams or annotated sketches are encouraged where the prompt allows.</w:t>
-            </w:r>
-          </w:p>
-          <w:p>
-            <w:pPr>
-              <w:spacing w:after="30" w:before="0"/>
-              <w:ind w:left="360" w:hanging="180"/>
-              <w:jc w:val="left"/>
-            </w:pPr>
-            <w:r>
-              <w:rPr>
-                <w:rFonts w:ascii="Arial" w:cs="Arial" w:eastAsia="Arial" w:hAnsi="Arial"/>
-                <w:b w:val="false"/>
-                <w:bCs w:val="false"/>
-                <w:i w:val="false"/>
-                <w:iCs w:val="false"/>
-                <w:color w:val="000000"/>
-                <w:sz w:val="18"/>
-                <w:szCs w:val="18"/>
-              </w:rPr>
-              <w:t xml:space="preserve">–  Write in full sentences and organise your ideas clearly.</w:t>
+              <w:t xml:space="preserve">Driving question: Why does a silicon solar panel on a Kajiado farm produce less power in the hot afternoon sun (about 35 °C) than on a cool morning (about 18 °C), and what is so special about silicon that it can act as both a conductor and an insulator depending on the conditions? Use everything you learned in Lessons 1 to 7: your circuit tests, band diagrams, doping diagrams, the PhET simulation and the case studies. Answer each section in the blank space under its prompt. Write in full sentences. Use the scientific words we learned (valence band, conduction band, band gap, electron-hole pair, doping, n-type, p-type, p-n junction). Where a prompt asks for a diagram, draw it neatly and label it. Where a prompt asks for evidence, refer to specific results from our lessons.</w:t>
             </w:r>
           </w:p>
         </w:tc>
@@ -626,14 +450,12 @@
         <w:tblLayout w:type="fixed"/>
       </w:tblPr>
       <w:tblGrid>
-        <w:gridCol w:w="3000"/>
-        <w:gridCol w:w="10680"/>
+        <w:gridCol w:w="13680"/>
       </w:tblGrid>
       <w:tr>
         <w:tc>
           <w:tcPr>
             <w:tcW w:type="dxa" w:w="13680"/>
-            <w:gridSpan w:val="2"/>
             <w:shd w:fill="1F3864" w:color="auto" w:val="clear"/>
             <w:tcMar>
               <w:top w:type="dxa" w:w="60"/>
@@ -659,7 +481,7 @@
                 <w:sz w:val="22"/>
                 <w:szCs w:val="22"/>
               </w:rPr>
-              <w:t xml:space="preserve">Section 1 — Silicon's Special Place: Between a Conductor and an Insulator</w:t>
+              <w:t xml:space="preserve">Part 1: What our circuit tests showed</w:t>
             </w:r>
           </w:p>
         </w:tc>
@@ -667,7 +489,7 @@
       <w:tr>
         <w:tc>
           <w:tcPr>
-            <w:tcW w:type="dxa" w:w="3000"/>
+            <w:tcW w:type="dxa" w:w="13680"/>
             <w:shd w:fill="D9EEF1" w:color="auto" w:val="clear"/>
             <w:tcMar>
               <w:top w:type="dxa" w:w="60"/>
@@ -693,13 +515,12 @@
                 <w:sz w:val="18"/>
                 <w:szCs w:val="18"/>
               </w:rPr>
-              <w:t xml:space="preserve">Explain why silicon is classified as a semiconductor rather than a conductor or an insulator. In your answer:</w:t>
-            </w:r>
-          </w:p>
-          <w:p>
-            <w:pPr>
-              <w:spacing w:after="30" w:before="0"/>
-              <w:ind w:left="360" w:hanging="180"/>
+              <w:t xml:space="preserve">In Lesson 1 you tested materials in a 1.5 V circuit with an LED. Here are the results:</w:t>
+            </w:r>
+          </w:p>
+          <w:p>
+            <w:pPr>
+              <w:spacing w:after="40" w:before="0"/>
               <w:jc w:val="left"/>
             </w:pPr>
             <w:r>
@@ -713,13 +534,511 @@
                 <w:sz w:val="18"/>
                 <w:szCs w:val="18"/>
               </w:rPr>
-              <w:t xml:space="preserve">–  Describe the three categories of materials (conductors, semiconductors, insulators) using energy band theory — specifically the valence band, conduction band, and band gap.</w:t>
-            </w:r>
-          </w:p>
-          <w:p>
-            <w:pPr>
-              <w:spacing w:after="30" w:before="0"/>
-              <w:ind w:left="360" w:hanging="180"/>
+              <w:t xml:space="preserve"/>
+            </w:r>
+          </w:p>
+          <w:tbl>
+            <w:tblPr>
+              <w:tblW w:type="dxa" w:w="13320"/>
+              <w:tblBorders>
+                <w:top w:val="single" w:color="AAAAAA" w:sz="4"/>
+                <w:left w:val="single" w:color="AAAAAA" w:sz="4"/>
+                <w:bottom w:val="single" w:color="AAAAAA" w:sz="4"/>
+                <w:right w:val="single" w:color="AAAAAA" w:sz="4"/>
+                <w:insideH w:val="single" w:color="auto" w:sz="4"/>
+                <w:insideV w:val="single" w:color="auto" w:sz="4"/>
+              </w:tblBorders>
+              <w:tblLayout w:type="fixed"/>
+            </w:tblPr>
+            <w:tblGrid>
+              <w:gridCol w:w="6660"/>
+              <w:gridCol w:w="6660"/>
+            </w:tblGrid>
+            <w:tr>
+              <w:tc>
+                <w:tcPr>
+                  <w:tcW w:type="dxa" w:w="6660"/>
+                  <w:shd w:fill="D5E8F0" w:color="auto" w:val="clear"/>
+                  <w:tcMar>
+                    <w:top w:type="dxa" w:w="60"/>
+                    <w:left w:type="dxa" w:w="120"/>
+                    <w:bottom w:type="dxa" w:w="60"/>
+                    <w:right w:type="dxa" w:w="120"/>
+                  </w:tcMar>
+                  <w:vAlign w:val="top"/>
+                </w:tcPr>
+                <w:p>
+                  <w:pPr>
+                    <w:spacing w:after="40" w:before="0"/>
+                    <w:jc w:val="left"/>
+                  </w:pPr>
+                  <w:r>
+                    <w:rPr>
+                      <w:rFonts w:ascii="Arial" w:cs="Arial" w:eastAsia="Arial" w:hAnsi="Arial"/>
+                      <w:b/>
+                      <w:bCs/>
+                      <w:i w:val="false"/>
+                      <w:iCs w:val="false"/>
+                      <w:color w:val="000000"/>
+                      <w:sz w:val="18"/>
+                      <w:szCs w:val="18"/>
+                    </w:rPr>
+                    <w:t xml:space="preserve">Material</w:t>
+                  </w:r>
+                </w:p>
+              </w:tc>
+              <w:tc>
+                <w:tcPr>
+                  <w:tcW w:type="dxa" w:w="6660"/>
+                  <w:shd w:fill="D5E8F0" w:color="auto" w:val="clear"/>
+                  <w:tcMar>
+                    <w:top w:type="dxa" w:w="60"/>
+                    <w:left w:type="dxa" w:w="120"/>
+                    <w:bottom w:type="dxa" w:w="60"/>
+                    <w:right w:type="dxa" w:w="120"/>
+                  </w:tcMar>
+                  <w:vAlign w:val="top"/>
+                </w:tcPr>
+                <w:p>
+                  <w:pPr>
+                    <w:spacing w:after="40" w:before="0"/>
+                    <w:jc w:val="left"/>
+                  </w:pPr>
+                  <w:r>
+                    <w:rPr>
+                      <w:rFonts w:ascii="Arial" w:cs="Arial" w:eastAsia="Arial" w:hAnsi="Arial"/>
+                      <w:b/>
+                      <w:bCs/>
+                      <w:i w:val="false"/>
+                      <w:iCs w:val="false"/>
+                      <w:color w:val="000000"/>
+                      <w:sz w:val="18"/>
+                      <w:szCs w:val="18"/>
+                    </w:rPr>
+                    <w:t xml:space="preserve">LED brightness</w:t>
+                  </w:r>
+                </w:p>
+              </w:tc>
+            </w:tr>
+            <w:tr>
+              <w:tc>
+                <w:tcPr>
+                  <w:tcW w:type="dxa" w:w="6660"/>
+                  <w:shd w:fill="FFFFFF" w:color="auto" w:val="clear"/>
+                  <w:tcMar>
+                    <w:top w:type="dxa" w:w="60"/>
+                    <w:left w:type="dxa" w:w="120"/>
+                    <w:bottom w:type="dxa" w:w="60"/>
+                    <w:right w:type="dxa" w:w="120"/>
+                  </w:tcMar>
+                  <w:vAlign w:val="top"/>
+                </w:tcPr>
+                <w:p>
+                  <w:pPr>
+                    <w:spacing w:after="40" w:before="0"/>
+                    <w:jc w:val="left"/>
+                  </w:pPr>
+                  <w:r>
+                    <w:rPr>
+                      <w:rFonts w:ascii="Arial" w:cs="Arial" w:eastAsia="Arial" w:hAnsi="Arial"/>
+                      <w:b w:val="false"/>
+                      <w:bCs w:val="false"/>
+                      <w:i w:val="false"/>
+                      <w:iCs w:val="false"/>
+                      <w:color w:val="000000"/>
+                      <w:sz w:val="18"/>
+                      <w:szCs w:val="18"/>
+                    </w:rPr>
+                    <w:t xml:space="preserve">Copper wire</w:t>
+                  </w:r>
+                </w:p>
+              </w:tc>
+              <w:tc>
+                <w:tcPr>
+                  <w:tcW w:type="dxa" w:w="6660"/>
+                  <w:shd w:fill="FFFFFF" w:color="auto" w:val="clear"/>
+                  <w:tcMar>
+                    <w:top w:type="dxa" w:w="60"/>
+                    <w:left w:type="dxa" w:w="120"/>
+                    <w:bottom w:type="dxa" w:w="60"/>
+                    <w:right w:type="dxa" w:w="120"/>
+                  </w:tcMar>
+                  <w:vAlign w:val="top"/>
+                </w:tcPr>
+                <w:p>
+                  <w:pPr>
+                    <w:spacing w:after="40" w:before="0"/>
+                    <w:jc w:val="left"/>
+                  </w:pPr>
+                  <w:r>
+                    <w:rPr>
+                      <w:rFonts w:ascii="Arial" w:cs="Arial" w:eastAsia="Arial" w:hAnsi="Arial"/>
+                      <w:b w:val="false"/>
+                      <w:bCs w:val="false"/>
+                      <w:i w:val="false"/>
+                      <w:iCs w:val="false"/>
+                      <w:color w:val="000000"/>
+                      <w:sz w:val="18"/>
+                      <w:szCs w:val="18"/>
+                    </w:rPr>
+                    <w:t xml:space="preserve">Fully bright</w:t>
+                  </w:r>
+                </w:p>
+              </w:tc>
+            </w:tr>
+            <w:tr>
+              <w:tc>
+                <w:tcPr>
+                  <w:tcW w:type="dxa" w:w="6660"/>
+                  <w:shd w:fill="FFFFFF" w:color="auto" w:val="clear"/>
+                  <w:tcMar>
+                    <w:top w:type="dxa" w:w="60"/>
+                    <w:left w:type="dxa" w:w="120"/>
+                    <w:bottom w:type="dxa" w:w="60"/>
+                    <w:right w:type="dxa" w:w="120"/>
+                  </w:tcMar>
+                  <w:vAlign w:val="top"/>
+                </w:tcPr>
+                <w:p>
+                  <w:pPr>
+                    <w:spacing w:after="40" w:before="0"/>
+                    <w:jc w:val="left"/>
+                  </w:pPr>
+                  <w:r>
+                    <w:rPr>
+                      <w:rFonts w:ascii="Arial" w:cs="Arial" w:eastAsia="Arial" w:hAnsi="Arial"/>
+                      <w:b w:val="false"/>
+                      <w:bCs w:val="false"/>
+                      <w:i w:val="false"/>
+                      <w:iCs w:val="false"/>
+                      <w:color w:val="000000"/>
+                      <w:sz w:val="18"/>
+                      <w:szCs w:val="18"/>
+                    </w:rPr>
+                    <w:t xml:space="preserve">Steel nail</w:t>
+                  </w:r>
+                </w:p>
+              </w:tc>
+              <w:tc>
+                <w:tcPr>
+                  <w:tcW w:type="dxa" w:w="6660"/>
+                  <w:shd w:fill="FFFFFF" w:color="auto" w:val="clear"/>
+                  <w:tcMar>
+                    <w:top w:type="dxa" w:w="60"/>
+                    <w:left w:type="dxa" w:w="120"/>
+                    <w:bottom w:type="dxa" w:w="60"/>
+                    <w:right w:type="dxa" w:w="120"/>
+                  </w:tcMar>
+                  <w:vAlign w:val="top"/>
+                </w:tcPr>
+                <w:p>
+                  <w:pPr>
+                    <w:spacing w:after="40" w:before="0"/>
+                    <w:jc w:val="left"/>
+                  </w:pPr>
+                  <w:r>
+                    <w:rPr>
+                      <w:rFonts w:ascii="Arial" w:cs="Arial" w:eastAsia="Arial" w:hAnsi="Arial"/>
+                      <w:b w:val="false"/>
+                      <w:bCs w:val="false"/>
+                      <w:i w:val="false"/>
+                      <w:iCs w:val="false"/>
+                      <w:color w:val="000000"/>
+                      <w:sz w:val="18"/>
+                      <w:szCs w:val="18"/>
+                    </w:rPr>
+                    <w:t xml:space="preserve">Fully bright</w:t>
+                  </w:r>
+                </w:p>
+              </w:tc>
+            </w:tr>
+            <w:tr>
+              <w:tc>
+                <w:tcPr>
+                  <w:tcW w:type="dxa" w:w="6660"/>
+                  <w:shd w:fill="FFFFFF" w:color="auto" w:val="clear"/>
+                  <w:tcMar>
+                    <w:top w:type="dxa" w:w="60"/>
+                    <w:left w:type="dxa" w:w="120"/>
+                    <w:bottom w:type="dxa" w:w="60"/>
+                    <w:right w:type="dxa" w:w="120"/>
+                  </w:tcMar>
+                  <w:vAlign w:val="top"/>
+                </w:tcPr>
+                <w:p>
+                  <w:pPr>
+                    <w:spacing w:after="40" w:before="0"/>
+                    <w:jc w:val="left"/>
+                  </w:pPr>
+                  <w:r>
+                    <w:rPr>
+                      <w:rFonts w:ascii="Arial" w:cs="Arial" w:eastAsia="Arial" w:hAnsi="Arial"/>
+                      <w:b w:val="false"/>
+                      <w:bCs w:val="false"/>
+                      <w:i w:val="false"/>
+                      <w:iCs w:val="false"/>
+                      <w:color w:val="000000"/>
+                      <w:sz w:val="18"/>
+                      <w:szCs w:val="18"/>
+                    </w:rPr>
+                    <w:t xml:space="preserve">Plastic sufuria handle</w:t>
+                  </w:r>
+                </w:p>
+              </w:tc>
+              <w:tc>
+                <w:tcPr>
+                  <w:tcW w:type="dxa" w:w="6660"/>
+                  <w:shd w:fill="FFFFFF" w:color="auto" w:val="clear"/>
+                  <w:tcMar>
+                    <w:top w:type="dxa" w:w="60"/>
+                    <w:left w:type="dxa" w:w="120"/>
+                    <w:bottom w:type="dxa" w:w="60"/>
+                    <w:right w:type="dxa" w:w="120"/>
+                  </w:tcMar>
+                  <w:vAlign w:val="top"/>
+                </w:tcPr>
+                <w:p>
+                  <w:pPr>
+                    <w:spacing w:after="40" w:before="0"/>
+                    <w:jc w:val="left"/>
+                  </w:pPr>
+                  <w:r>
+                    <w:rPr>
+                      <w:rFonts w:ascii="Arial" w:cs="Arial" w:eastAsia="Arial" w:hAnsi="Arial"/>
+                      <w:b w:val="false"/>
+                      <w:bCs w:val="false"/>
+                      <w:i w:val="false"/>
+                      <w:iCs w:val="false"/>
+                      <w:color w:val="000000"/>
+                      <w:sz w:val="18"/>
+                      <w:szCs w:val="18"/>
+                    </w:rPr>
+                    <w:t xml:space="preserve">Off</w:t>
+                  </w:r>
+                </w:p>
+              </w:tc>
+            </w:tr>
+            <w:tr>
+              <w:tc>
+                <w:tcPr>
+                  <w:tcW w:type="dxa" w:w="6660"/>
+                  <w:shd w:fill="FFFFFF" w:color="auto" w:val="clear"/>
+                  <w:tcMar>
+                    <w:top w:type="dxa" w:w="60"/>
+                    <w:left w:type="dxa" w:w="120"/>
+                    <w:bottom w:type="dxa" w:w="60"/>
+                    <w:right w:type="dxa" w:w="120"/>
+                  </w:tcMar>
+                  <w:vAlign w:val="top"/>
+                </w:tcPr>
+                <w:p>
+                  <w:pPr>
+                    <w:spacing w:after="40" w:before="0"/>
+                    <w:jc w:val="left"/>
+                  </w:pPr>
+                  <w:r>
+                    <w:rPr>
+                      <w:rFonts w:ascii="Arial" w:cs="Arial" w:eastAsia="Arial" w:hAnsi="Arial"/>
+                      <w:b w:val="false"/>
+                      <w:bCs w:val="false"/>
+                      <w:i w:val="false"/>
+                      <w:iCs w:val="false"/>
+                      <w:color w:val="000000"/>
+                      <w:sz w:val="18"/>
+                      <w:szCs w:val="18"/>
+                    </w:rPr>
+                    <w:t xml:space="preserve">Rubber eraser</w:t>
+                  </w:r>
+                </w:p>
+              </w:tc>
+              <w:tc>
+                <w:tcPr>
+                  <w:tcW w:type="dxa" w:w="6660"/>
+                  <w:shd w:fill="FFFFFF" w:color="auto" w:val="clear"/>
+                  <w:tcMar>
+                    <w:top w:type="dxa" w:w="60"/>
+                    <w:left w:type="dxa" w:w="120"/>
+                    <w:bottom w:type="dxa" w:w="60"/>
+                    <w:right w:type="dxa" w:w="120"/>
+                  </w:tcMar>
+                  <w:vAlign w:val="top"/>
+                </w:tcPr>
+                <w:p>
+                  <w:pPr>
+                    <w:spacing w:after="40" w:before="0"/>
+                    <w:jc w:val="left"/>
+                  </w:pPr>
+                  <w:r>
+                    <w:rPr>
+                      <w:rFonts w:ascii="Arial" w:cs="Arial" w:eastAsia="Arial" w:hAnsi="Arial"/>
+                      <w:b w:val="false"/>
+                      <w:bCs w:val="false"/>
+                      <w:i w:val="false"/>
+                      <w:iCs w:val="false"/>
+                      <w:color w:val="000000"/>
+                      <w:sz w:val="18"/>
+                      <w:szCs w:val="18"/>
+                    </w:rPr>
+                    <w:t xml:space="preserve">Off</w:t>
+                  </w:r>
+                </w:p>
+              </w:tc>
+            </w:tr>
+            <w:tr>
+              <w:tc>
+                <w:tcPr>
+                  <w:tcW w:type="dxa" w:w="6660"/>
+                  <w:shd w:fill="FFFFFF" w:color="auto" w:val="clear"/>
+                  <w:tcMar>
+                    <w:top w:type="dxa" w:w="60"/>
+                    <w:left w:type="dxa" w:w="120"/>
+                    <w:bottom w:type="dxa" w:w="60"/>
+                    <w:right w:type="dxa" w:w="120"/>
+                  </w:tcMar>
+                  <w:vAlign w:val="top"/>
+                </w:tcPr>
+                <w:p>
+                  <w:pPr>
+                    <w:spacing w:after="40" w:before="0"/>
+                    <w:jc w:val="left"/>
+                  </w:pPr>
+                  <w:r>
+                    <w:rPr>
+                      <w:rFonts w:ascii="Arial" w:cs="Arial" w:eastAsia="Arial" w:hAnsi="Arial"/>
+                      <w:b w:val="false"/>
+                      <w:bCs w:val="false"/>
+                      <w:i w:val="false"/>
+                      <w:iCs w:val="false"/>
+                      <w:color w:val="000000"/>
+                      <w:sz w:val="18"/>
+                      <w:szCs w:val="18"/>
+                    </w:rPr>
+                    <w:t xml:space="preserve">Graphite pencil lead</w:t>
+                  </w:r>
+                </w:p>
+              </w:tc>
+              <w:tc>
+                <w:tcPr>
+                  <w:tcW w:type="dxa" w:w="6660"/>
+                  <w:shd w:fill="FFFFFF" w:color="auto" w:val="clear"/>
+                  <w:tcMar>
+                    <w:top w:type="dxa" w:w="60"/>
+                    <w:left w:type="dxa" w:w="120"/>
+                    <w:bottom w:type="dxa" w:w="60"/>
+                    <w:right w:type="dxa" w:w="120"/>
+                  </w:tcMar>
+                  <w:vAlign w:val="top"/>
+                </w:tcPr>
+                <w:p>
+                  <w:pPr>
+                    <w:spacing w:after="40" w:before="0"/>
+                    <w:jc w:val="left"/>
+                  </w:pPr>
+                  <w:r>
+                    <w:rPr>
+                      <w:rFonts w:ascii="Arial" w:cs="Arial" w:eastAsia="Arial" w:hAnsi="Arial"/>
+                      <w:b w:val="false"/>
+                      <w:bCs w:val="false"/>
+                      <w:i w:val="false"/>
+                      <w:iCs w:val="false"/>
+                      <w:color w:val="000000"/>
+                      <w:sz w:val="18"/>
+                      <w:szCs w:val="18"/>
+                    </w:rPr>
+                    <w:t xml:space="preserve">Dim</w:t>
+                  </w:r>
+                </w:p>
+              </w:tc>
+            </w:tr>
+            <w:tr>
+              <w:tc>
+                <w:tcPr>
+                  <w:tcW w:type="dxa" w:w="6660"/>
+                  <w:shd w:fill="FFFFFF" w:color="auto" w:val="clear"/>
+                  <w:tcMar>
+                    <w:top w:type="dxa" w:w="60"/>
+                    <w:left w:type="dxa" w:w="120"/>
+                    <w:bottom w:type="dxa" w:w="60"/>
+                    <w:right w:type="dxa" w:w="120"/>
+                  </w:tcMar>
+                  <w:vAlign w:val="top"/>
+                </w:tcPr>
+                <w:p>
+                  <w:pPr>
+                    <w:spacing w:after="40" w:before="0"/>
+                    <w:jc w:val="left"/>
+                  </w:pPr>
+                  <w:r>
+                    <w:rPr>
+                      <w:rFonts w:ascii="Arial" w:cs="Arial" w:eastAsia="Arial" w:hAnsi="Arial"/>
+                      <w:b w:val="false"/>
+                      <w:bCs w:val="false"/>
+                      <w:i w:val="false"/>
+                      <w:iCs w:val="false"/>
+                      <w:color w:val="000000"/>
+                      <w:sz w:val="18"/>
+                      <w:szCs w:val="18"/>
+                    </w:rPr>
+                    <w:t xml:space="preserve">Silicon chip</w:t>
+                  </w:r>
+                </w:p>
+              </w:tc>
+              <w:tc>
+                <w:tcPr>
+                  <w:tcW w:type="dxa" w:w="6660"/>
+                  <w:shd w:fill="FFFFFF" w:color="auto" w:val="clear"/>
+                  <w:tcMar>
+                    <w:top w:type="dxa" w:w="60"/>
+                    <w:left w:type="dxa" w:w="120"/>
+                    <w:bottom w:type="dxa" w:w="60"/>
+                    <w:right w:type="dxa" w:w="120"/>
+                  </w:tcMar>
+                  <w:vAlign w:val="top"/>
+                </w:tcPr>
+                <w:p>
+                  <w:pPr>
+                    <w:spacing w:after="40" w:before="0"/>
+                    <w:jc w:val="left"/>
+                  </w:pPr>
+                  <w:r>
+                    <w:rPr>
+                      <w:rFonts w:ascii="Arial" w:cs="Arial" w:eastAsia="Arial" w:hAnsi="Arial"/>
+                      <w:b w:val="false"/>
+                      <w:bCs w:val="false"/>
+                      <w:i w:val="false"/>
+                      <w:iCs w:val="false"/>
+                      <w:color w:val="000000"/>
+                      <w:sz w:val="18"/>
+                      <w:szCs w:val="18"/>
+                    </w:rPr>
+                    <w:t xml:space="preserve">Dim</w:t>
+                  </w:r>
+                </w:p>
+              </w:tc>
+            </w:tr>
+          </w:tbl>
+          <w:p>
+            <w:pPr>
+              <w:spacing w:after="60" w:before="0"/>
+              <w:jc w:val="left"/>
+            </w:pPr>
+            <w:r>
+              <w:rPr>
+                <w:rFonts w:ascii="Arial" w:cs="Arial" w:eastAsia="Arial" w:hAnsi="Arial"/>
+                <w:b w:val="false"/>
+                <w:bCs w:val="false"/>
+                <w:i w:val="false"/>
+                <w:iCs w:val="false"/>
+                <w:color w:val="000000"/>
+                <w:sz w:val="18"/>
+                <w:szCs w:val="18"/>
+              </w:rPr>
+              <w:t xml:space="preserve"/>
+            </w:r>
+          </w:p>
+          <w:p>
+            <w:pPr>
+              <w:spacing w:after="40" w:before="0"/>
               <w:jc w:val="left"/>
             </w:pPr>
             <w:r>
@@ -733,13 +1052,12 @@
                 <w:sz w:val="18"/>
                 <w:szCs w:val="18"/>
               </w:rPr>
-              <w:t xml:space="preserve">–  Explain what makes silicon's band gap special compared with copper (a conductor) and rubber (an insulator).</w:t>
-            </w:r>
-          </w:p>
-          <w:p>
-            <w:pPr>
-              <w:spacing w:after="30" w:before="0"/>
-              <w:ind w:left="360" w:hanging="180"/>
+              <w:t xml:space="preserve"/>
+            </w:r>
+          </w:p>
+          <w:p>
+            <w:pPr>
+              <w:spacing w:after="40" w:before="0"/>
               <w:jc w:val="left"/>
             </w:pPr>
             <w:r>
@@ -753,25 +1071,12 @@
                 <w:sz w:val="18"/>
                 <w:szCs w:val="18"/>
               </w:rPr>
-              <w:t xml:space="preserve">–  Connect this to the Kajiado farmer's solar panel: why does the panel produce NO electricity in complete darkness, yet still conduct some electricity even without doping?</w:t>
-            </w:r>
-          </w:p>
-        </w:tc>
-        <w:tc>
-          <w:tcPr>
-            <w:tcW w:type="dxa" w:w="10680"/>
-            <w:shd w:fill="FFFFFF" w:color="auto" w:val="clear"/>
-            <w:tcMar>
-              <w:top w:type="dxa" w:w="60"/>
-              <w:left w:type="dxa" w:w="120"/>
-              <w:bottom w:type="dxa" w:w="60"/>
-              <w:right w:type="dxa" w:w="120"/>
-            </w:tcMar>
-            <w:vAlign w:val="top"/>
-          </w:tcPr>
-          <w:p>
-            <w:pPr>
-              <w:spacing w:after="40" w:before="0"/>
+              <w:t xml:space="preserve">(a) Use the table to sort the materials into conductors, insulators and materials that conduct only partially, and give your reason for each group. (b) Name the category of materials that conduct only partially, and explain why a material in that category has its name. (c) Why could your earlier ideas about simple circuits and Ohm's Law not explain the silicon result or the Kajiado solar panel?</w:t>
+            </w:r>
+          </w:p>
+          <w:p>
+            <w:pPr>
+              <w:spacing w:after="60" w:before="0"/>
               <w:jc w:val="left"/>
             </w:pPr>
             <w:r>
@@ -785,9 +1090,27 @@
                 <w:sz w:val="18"/>
                 <w:szCs w:val="18"/>
               </w:rPr>
-              <w:t xml:space="preserve">Solid materials can be grouped into three categories based on how easily electrons can move through them, and this is best explained using energy band theory. In any solid, electrons can only occupy certain allowed energy ranges called bands. The valence band is the lower band, where electrons are normally found and tightly held by their atoms. The conduction band is the higher band, where electrons can move freely and carry electrical current. Separating these two bands is a gap called the band gap — a range of energies that no electron can have.</w:t>
-            </w:r>
-          </w:p>
+              <w:t xml:space="preserve"/>
+            </w:r>
+          </w:p>
+        </w:tc>
+      </w:tr>
+      <w:tr>
+        <w:trPr>
+          <w:trHeight w:val="4200" w:hRule="atLeast"/>
+        </w:trPr>
+        <w:tc>
+          <w:tcPr>
+            <w:tcW w:type="dxa" w:w="13680"/>
+            <w:shd w:fill="FFFFFF" w:color="auto" w:val="clear"/>
+            <w:tcMar>
+              <w:top w:type="dxa" w:w="60"/>
+              <w:left w:type="dxa" w:w="120"/>
+              <w:bottom w:type="dxa" w:w="60"/>
+              <w:right w:type="dxa" w:w="120"/>
+            </w:tcMar>
+            <w:vAlign w:val="top"/>
+          </w:tcPr>
           <w:p>
             <w:pPr>
               <w:spacing w:after="40" w:before="0"/>
@@ -798,108 +1121,13 @@
                 <w:rFonts w:ascii="Arial" w:cs="Arial" w:eastAsia="Arial" w:hAnsi="Arial"/>
                 <w:b w:val="false"/>
                 <w:bCs w:val="false"/>
-                <w:i w:val="false"/>
-                <w:iCs w:val="false"/>
-                <w:color w:val="000000"/>
-                <w:sz w:val="18"/>
-                <w:szCs w:val="18"/>
-              </w:rPr>
-              <w:t xml:space="preserve"/>
-            </w:r>
-          </w:p>
-          <w:p>
-            <w:pPr>
-              <w:spacing w:after="40" w:before="0"/>
-              <w:jc w:val="left"/>
-            </w:pPr>
-            <w:r>
-              <w:rPr>
-                <w:rFonts w:ascii="Arial" w:cs="Arial" w:eastAsia="Arial" w:hAnsi="Arial"/>
-                <w:b w:val="false"/>
-                <w:bCs w:val="false"/>
-                <w:i w:val="false"/>
-                <w:iCs w:val="false"/>
-                <w:color w:val="000000"/>
-                <w:sz w:val="18"/>
-                <w:szCs w:val="18"/>
-              </w:rPr>
-              <w:t xml:space="preserve">In a conductor like copper wire, the valence and conduction bands overlap, meaning electrons can move into the conduction band with almost no extra energy. This is why copper conducts electricity so easily — electrons flow as soon as a voltage is applied. In an insulator like the rubber casing on a wire, the band gap is very large (greater than 5 eV). Electrons cannot jump across such a large gap under normal conditions, so no current flows.</w:t>
-            </w:r>
-          </w:p>
-          <w:p>
-            <w:pPr>
-              <w:spacing w:after="40" w:before="0"/>
-              <w:jc w:val="left"/>
-            </w:pPr>
-            <w:r>
-              <w:rPr>
-                <w:rFonts w:ascii="Arial" w:cs="Arial" w:eastAsia="Arial" w:hAnsi="Arial"/>
-                <w:b w:val="false"/>
-                <w:bCs w:val="false"/>
-                <w:i w:val="false"/>
-                <w:iCs w:val="false"/>
-                <w:color w:val="000000"/>
-                <w:sz w:val="18"/>
-                <w:szCs w:val="18"/>
-              </w:rPr>
-              <w:t xml:space="preserve"/>
-            </w:r>
-          </w:p>
-          <w:p>
-            <w:pPr>
-              <w:spacing w:after="40" w:before="0"/>
-              <w:jc w:val="left"/>
-            </w:pPr>
-            <w:r>
-              <w:rPr>
-                <w:rFonts w:ascii="Arial" w:cs="Arial" w:eastAsia="Arial" w:hAnsi="Arial"/>
-                <w:b w:val="false"/>
-                <w:bCs w:val="false"/>
-                <w:i w:val="false"/>
-                <w:iCs w:val="false"/>
-                <w:color w:val="000000"/>
-                <w:sz w:val="18"/>
-                <w:szCs w:val="18"/>
-              </w:rPr>
-              <w:t xml:space="preserve">Silicon sits between these two extremes. Its band gap is about 1.1 eV — small enough that electrons can sometimes gain enough energy to cross into the conduction band (for example, from heat or light), but large enough that at very low temperatures or in complete darkness, very few electrons make that jump. This is what makes silicon a semiconductor: it can conduct electricity under the right conditions, but it does not conduct freely like a metal.</w:t>
-            </w:r>
-          </w:p>
-          <w:p>
-            <w:pPr>
-              <w:spacing w:after="40" w:before="0"/>
-              <w:jc w:val="left"/>
-            </w:pPr>
-            <w:r>
-              <w:rPr>
-                <w:rFonts w:ascii="Arial" w:cs="Arial" w:eastAsia="Arial" w:hAnsi="Arial"/>
-                <w:b w:val="false"/>
-                <w:bCs w:val="false"/>
-                <w:i w:val="false"/>
-                <w:iCs w:val="false"/>
-                <w:color w:val="000000"/>
-                <w:sz w:val="18"/>
-                <w:szCs w:val="18"/>
-              </w:rPr>
-              <w:t xml:space="preserve"/>
-            </w:r>
-          </w:p>
-          <w:p>
-            <w:pPr>
-              <w:spacing w:after="40" w:before="0"/>
-              <w:jc w:val="left"/>
-            </w:pPr>
-            <w:r>
-              <w:rPr>
-                <w:rFonts w:ascii="Arial" w:cs="Arial" w:eastAsia="Arial" w:hAnsi="Arial"/>
-                <w:b w:val="false"/>
-                <w:bCs w:val="false"/>
-                <w:i w:val="false"/>
-                <w:iCs w:val="false"/>
-                <w:color w:val="000000"/>
-                <w:sz w:val="18"/>
-                <w:szCs w:val="18"/>
-              </w:rPr>
-              <w:t xml:space="preserve">For the Kajiado farmer's solar panel, this explains two key observations. First, in complete darkness at room temperature, almost no electrons have enough energy to cross silicon's 1.1 eV band gap, so virtually no current flows and the panel produces no electricity. Second, when sunlight hits the panel, photons carry energy that is absorbed by electrons in the valence band, giving them enough energy to jump into the conduction band. This creates free electrons (and holes) that can carry current — producing the electricity that runs the farmer's water pump.</w:t>
+                <w:i/>
+                <w:iCs/>
+                <w:color w:val="808080"/>
+                <w:sz w:val="18"/>
+                <w:szCs w:val="18"/>
+              </w:rPr>
+              <w:t xml:space="preserve">Write your answer here:</w:t>
             </w:r>
           </w:p>
         </w:tc>
@@ -927,14 +1155,12 @@
         <w:tblLayout w:type="fixed"/>
       </w:tblPr>
       <w:tblGrid>
-        <w:gridCol w:w="3000"/>
-        <w:gridCol w:w="10680"/>
+        <w:gridCol w:w="13680"/>
       </w:tblGrid>
       <w:tr>
         <w:tc>
           <w:tcPr>
             <w:tcW w:type="dxa" w:w="13680"/>
-            <w:gridSpan w:val="2"/>
             <w:shd w:fill="1F3864" w:color="auto" w:val="clear"/>
             <w:tcMar>
               <w:top w:type="dxa" w:w="60"/>
@@ -960,7 +1186,7 @@
                 <w:sz w:val="22"/>
                 <w:szCs w:val="22"/>
               </w:rPr>
-              <w:t xml:space="preserve">Section 2 — How Light Frees Electrons: The Photovoltaic Effect in the Silicon Panel</w:t>
+              <w:t xml:space="preserve">Part 2: The energy band model and silicon's dual identity</w:t>
             </w:r>
           </w:p>
         </w:tc>
@@ -968,7 +1194,7 @@
       <w:tr>
         <w:tc>
           <w:tcPr>
-            <w:tcW w:type="dxa" w:w="3000"/>
+            <w:tcW w:type="dxa" w:w="13680"/>
             <w:shd w:fill="D9EEF1" w:color="auto" w:val="clear"/>
             <w:tcMar>
               <w:top w:type="dxa" w:w="60"/>
@@ -994,93 +1220,18 @@
                 <w:sz w:val="18"/>
                 <w:szCs w:val="18"/>
               </w:rPr>
-              <w:t xml:space="preserve">Explain the photovoltaic effect and how a p-n junction inside the silicon panel converts sunlight into electrical current. In your answer:</w:t>
-            </w:r>
-          </w:p>
-          <w:p>
-            <w:pPr>
-              <w:spacing w:after="30" w:before="0"/>
-              <w:ind w:left="360" w:hanging="180"/>
-              <w:jc w:val="left"/>
-            </w:pPr>
-            <w:r>
-              <w:rPr>
-                <w:rFonts w:ascii="Arial" w:cs="Arial" w:eastAsia="Arial" w:hAnsi="Arial"/>
-                <w:b/>
-                <w:bCs/>
-                <w:i w:val="false"/>
-                <w:iCs w:val="false"/>
-                <w:color w:val="000000"/>
-                <w:sz w:val="18"/>
-                <w:szCs w:val="18"/>
-              </w:rPr>
-              <w:t xml:space="preserve">–  Describe what doping is and how n-type and p-type silicon are created.</w:t>
-            </w:r>
-          </w:p>
-          <w:p>
-            <w:pPr>
-              <w:spacing w:after="30" w:before="0"/>
-              <w:ind w:left="360" w:hanging="180"/>
-              <w:jc w:val="left"/>
-            </w:pPr>
-            <w:r>
-              <w:rPr>
-                <w:rFonts w:ascii="Arial" w:cs="Arial" w:eastAsia="Arial" w:hAnsi="Arial"/>
-                <w:b/>
-                <w:bCs/>
-                <w:i w:val="false"/>
-                <w:iCs w:val="false"/>
-                <w:color w:val="000000"/>
-                <w:sz w:val="18"/>
-                <w:szCs w:val="18"/>
-              </w:rPr>
-              <w:t xml:space="preserve">–  Explain what a p-n junction is and what happens at the junction when no light is present (the depletion region and built-in electric field).</w:t>
-            </w:r>
-          </w:p>
-          <w:p>
-            <w:pPr>
-              <w:spacing w:after="30" w:before="0"/>
-              <w:ind w:left="360" w:hanging="180"/>
-              <w:jc w:val="left"/>
-            </w:pPr>
-            <w:r>
-              <w:rPr>
-                <w:rFonts w:ascii="Arial" w:cs="Arial" w:eastAsia="Arial" w:hAnsi="Arial"/>
-                <w:b/>
-                <w:bCs/>
-                <w:i w:val="false"/>
-                <w:iCs w:val="false"/>
-                <w:color w:val="000000"/>
-                <w:sz w:val="18"/>
-                <w:szCs w:val="18"/>
-              </w:rPr>
-              <w:t xml:space="preserve">–  Explain step-by-step what happens when a photon from the sun strikes the p-n junction — from electron-hole pair creation to current flowing in the external circuit.</w:t>
-            </w:r>
-          </w:p>
-          <w:p>
-            <w:pPr>
-              <w:spacing w:after="30" w:before="0"/>
-              <w:ind w:left="360" w:hanging="180"/>
-              <w:jc w:val="left"/>
-            </w:pPr>
-            <w:r>
-              <w:rPr>
-                <w:rFonts w:ascii="Arial" w:cs="Arial" w:eastAsia="Arial" w:hAnsi="Arial"/>
-                <w:b/>
-                <w:bCs/>
-                <w:i w:val="false"/>
-                <w:iCs w:val="false"/>
-                <w:color w:val="000000"/>
-                <w:sz w:val="18"/>
-                <w:szCs w:val="18"/>
-              </w:rPr>
-              <w:t xml:space="preserve">–  Use the Kajiado panel as your example throughout.</w:t>
-            </w:r>
-          </w:p>
-        </w:tc>
-        <w:tc>
-          <w:tcPr>
-            <w:tcW w:type="dxa" w:w="10680"/>
+              <w:t xml:space="preserve">(a) Draw and label simple energy band diagrams for a metal such as copper, an insulator such as the plastic handle or rubber, and a semiconductor such as silicon. Show the valence band, the conduction band and the band gap on each. (b) Explain how the size of the band gap decides whether a material is a conductor, an insulator or a semiconductor. (c) Silicon's band gap is about 1.1 eV. Use this to explain why silicon can behave like an insulator in darkness but conduct when sunlight falls on it. Then explain what happens to the number of electron-hole pairs in pure silicon when it is heated, and why this is a different question from how well a solar panel performs.</w:t>
+            </w:r>
+          </w:p>
+        </w:tc>
+      </w:tr>
+      <w:tr>
+        <w:trPr>
+          <w:trHeight w:val="4200" w:hRule="atLeast"/>
+        </w:trPr>
+        <w:tc>
+          <w:tcPr>
+            <w:tcW w:type="dxa" w:w="13680"/>
             <w:shd w:fill="FFFFFF" w:color="auto" w:val="clear"/>
             <w:tcMar>
               <w:top w:type="dxa" w:w="60"/>
@@ -1100,89 +1251,13 @@
                 <w:rFonts w:ascii="Arial" w:cs="Arial" w:eastAsia="Arial" w:hAnsi="Arial"/>
                 <w:b w:val="false"/>
                 <w:bCs w:val="false"/>
-                <w:i w:val="false"/>
-                <w:iCs w:val="false"/>
-                <w:color w:val="000000"/>
-                <w:sz w:val="18"/>
-                <w:szCs w:val="18"/>
-              </w:rPr>
-              <w:t xml:space="preserve">Pure silicon on its own has a very small number of free charge carriers, so to make it useful in a solar panel, manufacturers add tiny amounts of impurity atoms in a process called doping. When silicon is doped with phosphorus (which has five outer electrons instead of silicon's four), the extra electron is loosely held and easily released into the conduction band — this is n-type silicon, which has an excess of negative charge carriers (electrons). When silicon is doped with boron (which has only three outer electrons), it creates a 'missing electron' site called a hole — this is p-type silicon, which has an excess of positive charge carriers (holes).</w:t>
-            </w:r>
-          </w:p>
-          <w:p>
-            <w:pPr>
-              <w:spacing w:after="40" w:before="0"/>
-              <w:jc w:val="left"/>
-            </w:pPr>
-            <w:r>
-              <w:rPr>
-                <w:rFonts w:ascii="Arial" w:cs="Arial" w:eastAsia="Arial" w:hAnsi="Arial"/>
-                <w:b w:val="false"/>
-                <w:bCs w:val="false"/>
-                <w:i w:val="false"/>
-                <w:iCs w:val="false"/>
-                <w:color w:val="000000"/>
-                <w:sz w:val="18"/>
-                <w:szCs w:val="18"/>
-              </w:rPr>
-              <w:t xml:space="preserve"/>
-            </w:r>
-          </w:p>
-          <w:p>
-            <w:pPr>
-              <w:spacing w:after="40" w:before="0"/>
-              <w:jc w:val="left"/>
-            </w:pPr>
-            <w:r>
-              <w:rPr>
-                <w:rFonts w:ascii="Arial" w:cs="Arial" w:eastAsia="Arial" w:hAnsi="Arial"/>
-                <w:b w:val="false"/>
-                <w:bCs w:val="false"/>
-                <w:i w:val="false"/>
-                <w:iCs w:val="false"/>
-                <w:color w:val="000000"/>
-                <w:sz w:val="18"/>
-                <w:szCs w:val="18"/>
-              </w:rPr>
-              <w:t xml:space="preserve">The Kajiado farmer's solar panel is made by joining a layer of n-type silicon directly to a layer of p-type silicon, forming a p-n junction. Right at the junction, free electrons from the n-side diffuse across and recombine with holes on the p-side. This leaves behind fixed positive ions on the n-side and fixed negative ions on the p-side, creating a thin region called the depletion region. The separated charges set up a built-in electric field pointing from the n-side to the p-side. This electric field acts like an invisible 'ramp' — it opposes further diffusion and keeps equilibrium in the dark.</w:t>
-            </w:r>
-          </w:p>
-          <w:p>
-            <w:pPr>
-              <w:spacing w:after="40" w:before="0"/>
-              <w:jc w:val="left"/>
-            </w:pPr>
-            <w:r>
-              <w:rPr>
-                <w:rFonts w:ascii="Arial" w:cs="Arial" w:eastAsia="Arial" w:hAnsi="Arial"/>
-                <w:b w:val="false"/>
-                <w:bCs w:val="false"/>
-                <w:i w:val="false"/>
-                <w:iCs w:val="false"/>
-                <w:color w:val="000000"/>
-                <w:sz w:val="18"/>
-                <w:szCs w:val="18"/>
-              </w:rPr>
-              <w:t xml:space="preserve"/>
-            </w:r>
-          </w:p>
-          <w:p>
-            <w:pPr>
-              <w:spacing w:after="40" w:before="0"/>
-              <w:jc w:val="left"/>
-            </w:pPr>
-            <w:r>
-              <w:rPr>
-                <w:rFonts w:ascii="Arial" w:cs="Arial" w:eastAsia="Arial" w:hAnsi="Arial"/>
-                <w:b w:val="false"/>
-                <w:bCs w:val="false"/>
-                <w:i w:val="false"/>
-                <w:iCs w:val="false"/>
-                <w:color w:val="000000"/>
-                <w:sz w:val="18"/>
-                <w:szCs w:val="18"/>
-              </w:rPr>
-              <w:t xml:space="preserve">When sunlight strikes the panel, photons with energy greater than or equal to silicon's 1.1 eV band gap are absorbed. Each absorbed photon gives an electron in the valence band enough energy to jump into the conduction band, leaving behind a hole — this is called electron-hole pair generation. Near the p-n junction, the built-in electric field sweeps the newly freed electron toward the n-side and the hole toward the p-side before they can recombine. This separation of charges creates a potential difference (voltage) across the junction. When the farmer connects the panel to the water pump (an external circuit), electrons flow from the n-side through the wire, do work in the pump motor, and return to fill holes on the p-side — this is the electrical current that powers the pump. The photovoltaic effect is therefore the conversion of light energy into electrical energy through the creation and separation of electron-hole pairs at the p-n junction.</w:t>
+                <w:i/>
+                <w:iCs/>
+                <w:color w:val="808080"/>
+                <w:sz w:val="18"/>
+                <w:szCs w:val="18"/>
+              </w:rPr>
+              <w:t xml:space="preserve">Write your answer here:</w:t>
             </w:r>
           </w:p>
         </w:tc>
@@ -1210,14 +1285,12 @@
         <w:tblLayout w:type="fixed"/>
       </w:tblPr>
       <w:tblGrid>
-        <w:gridCol w:w="3000"/>
-        <w:gridCol w:w="10680"/>
+        <w:gridCol w:w="13680"/>
       </w:tblGrid>
       <w:tr>
         <w:tc>
           <w:tcPr>
             <w:tcW w:type="dxa" w:w="13680"/>
-            <w:gridSpan w:val="2"/>
             <w:shd w:fill="1F3864" w:color="auto" w:val="clear"/>
             <w:tcMar>
               <w:top w:type="dxa" w:w="60"/>
@@ -1243,7 +1316,7 @@
                 <w:sz w:val="22"/>
                 <w:szCs w:val="22"/>
               </w:rPr>
-              <w:t xml:space="preserve">Section 3 — The Hot Afternoon Mystery: Why Heat Hurts the Panel's Performance</w:t>
+              <w:t xml:space="preserve">Part 3: Doping and the p-n junction</w:t>
             </w:r>
           </w:p>
         </w:tc>
@@ -1251,7 +1324,7 @@
       <w:tr>
         <w:tc>
           <w:tcPr>
-            <w:tcW w:type="dxa" w:w="3000"/>
+            <w:tcW w:type="dxa" w:w="13680"/>
             <w:shd w:fill="D9EEF1" w:color="auto" w:val="clear"/>
             <w:tcMar>
               <w:top w:type="dxa" w:w="60"/>
@@ -1277,113 +1350,18 @@
                 <w:sz w:val="18"/>
                 <w:szCs w:val="18"/>
               </w:rPr>
-              <w:t xml:space="preserve">This is the heart of the driving question. Explain why the Kajiado solar panel produces LESS power on a hot afternoon (≈35 °C) than on a cool morning (≈18 °C), even though the afternoon sun is brighter. In your answer:</w:t>
-            </w:r>
-          </w:p>
-          <w:p>
-            <w:pPr>
-              <w:spacing w:after="30" w:before="0"/>
-              <w:ind w:left="360" w:hanging="180"/>
-              <w:jc w:val="left"/>
-            </w:pPr>
-            <w:r>
-              <w:rPr>
-                <w:rFonts w:ascii="Arial" w:cs="Arial" w:eastAsia="Arial" w:hAnsi="Arial"/>
-                <w:b/>
-                <w:bCs/>
-                <w:i w:val="false"/>
-                <w:iCs w:val="false"/>
-                <w:color w:val="000000"/>
-                <w:sz w:val="18"/>
-                <w:szCs w:val="18"/>
-              </w:rPr>
-              <w:t xml:space="preserve">–  Explain how increasing temperature affects the movement of electrons in silicon at the atomic level.</w:t>
-            </w:r>
-          </w:p>
-          <w:p>
-            <w:pPr>
-              <w:spacing w:after="30" w:before="0"/>
-              <w:ind w:left="360" w:hanging="180"/>
-              <w:jc w:val="left"/>
-            </w:pPr>
-            <w:r>
-              <w:rPr>
-                <w:rFonts w:ascii="Arial" w:cs="Arial" w:eastAsia="Arial" w:hAnsi="Arial"/>
-                <w:b/>
-                <w:bCs/>
-                <w:i w:val="false"/>
-                <w:iCs w:val="false"/>
-                <w:color w:val="000000"/>
-                <w:sz w:val="18"/>
-                <w:szCs w:val="18"/>
-              </w:rPr>
-              <w:t xml:space="preserve">–  Explain how temperature affects the band gap of silicon.</w:t>
-            </w:r>
-          </w:p>
-          <w:p>
-            <w:pPr>
-              <w:spacing w:after="30" w:before="0"/>
-              <w:ind w:left="360" w:hanging="180"/>
-              <w:jc w:val="left"/>
-            </w:pPr>
-            <w:r>
-              <w:rPr>
-                <w:rFonts w:ascii="Arial" w:cs="Arial" w:eastAsia="Arial" w:hAnsi="Arial"/>
-                <w:b/>
-                <w:bCs/>
-                <w:i w:val="false"/>
-                <w:iCs w:val="false"/>
-                <w:color w:val="000000"/>
-                <w:sz w:val="18"/>
-                <w:szCs w:val="18"/>
-              </w:rPr>
-              <w:t xml:space="preserve">–  Explain how increased thermal energy leads to more electron-hole recombination and how this reduces current and voltage.</w:t>
-            </w:r>
-          </w:p>
-          <w:p>
-            <w:pPr>
-              <w:spacing w:after="30" w:before="0"/>
-              <w:ind w:left="360" w:hanging="180"/>
-              <w:jc w:val="left"/>
-            </w:pPr>
-            <w:r>
-              <w:rPr>
-                <w:rFonts w:ascii="Arial" w:cs="Arial" w:eastAsia="Arial" w:hAnsi="Arial"/>
-                <w:b/>
-                <w:bCs/>
-                <w:i w:val="false"/>
-                <w:iCs w:val="false"/>
-                <w:color w:val="000000"/>
-                <w:sz w:val="18"/>
-                <w:szCs w:val="18"/>
-              </w:rPr>
-              <w:t xml:space="preserve">–  Explain how temperature affects the open-circuit voltage (Voc) of the panel and why this reduces total power output.</w:t>
-            </w:r>
-          </w:p>
-          <w:p>
-            <w:pPr>
-              <w:spacing w:after="30" w:before="0"/>
-              <w:ind w:left="360" w:hanging="180"/>
-              <w:jc w:val="left"/>
-            </w:pPr>
-            <w:r>
-              <w:rPr>
-                <w:rFonts w:ascii="Arial" w:cs="Arial" w:eastAsia="Arial" w:hAnsi="Arial"/>
-                <w:b/>
-                <w:bCs/>
-                <w:i w:val="false"/>
-                <w:iCs w:val="false"/>
-                <w:color w:val="000000"/>
-                <w:sz w:val="18"/>
-                <w:szCs w:val="18"/>
-              </w:rPr>
-              <w:t xml:space="preserve">–  Make clear why this behaviour is different from what happens in a simple metal resistor when it heats up.</w:t>
-            </w:r>
-          </w:p>
-        </w:tc>
-        <w:tc>
-          <w:tcPr>
-            <w:tcW w:type="dxa" w:w="10680"/>
+              <w:t xml:space="preserve">The silicon in a real solar panel is not pure. (a) What is doping, and why do engineers do it? (b) Explain how phosphorus makes n-type silicon and how boron makes p-type silicon. Say which charge carriers are the majority in each. (c) Describe what a p-n junction does to the flow of charge, using what you saw in the PhET simulation about forward bias and reverse bias. (d) Explain why the p-n junction matters for the Kajiado solar panel.</w:t>
+            </w:r>
+          </w:p>
+        </w:tc>
+      </w:tr>
+      <w:tr>
+        <w:trPr>
+          <w:trHeight w:val="4200" w:hRule="atLeast"/>
+        </w:trPr>
+        <w:tc>
+          <w:tcPr>
+            <w:tcW w:type="dxa" w:w="13680"/>
             <w:shd w:fill="FFFFFF" w:color="auto" w:val="clear"/>
             <w:tcMar>
               <w:top w:type="dxa" w:w="60"/>
@@ -1403,165 +1381,13 @@
                 <w:rFonts w:ascii="Arial" w:cs="Arial" w:eastAsia="Arial" w:hAnsi="Arial"/>
                 <w:b w:val="false"/>
                 <w:bCs w:val="false"/>
-                <w:i w:val="false"/>
-                <w:iCs w:val="false"/>
-                <w:color w:val="000000"/>
-                <w:sz w:val="18"/>
-                <w:szCs w:val="18"/>
-              </w:rPr>
-              <w:t xml:space="preserve">At first glance, it seems logical that a hotter, sunnier afternoon in Kajiado should give the solar panel more energy to work with, producing more electricity. However, the data from our investigations showed the opposite: power output dropped significantly as panel temperature rose. To understand why, we need to think about what heat does to electrons inside silicon.</w:t>
-            </w:r>
-          </w:p>
-          <w:p>
-            <w:pPr>
-              <w:spacing w:after="40" w:before="0"/>
-              <w:jc w:val="left"/>
-            </w:pPr>
-            <w:r>
-              <w:rPr>
-                <w:rFonts w:ascii="Arial" w:cs="Arial" w:eastAsia="Arial" w:hAnsi="Arial"/>
-                <w:b w:val="false"/>
-                <w:bCs w:val="false"/>
-                <w:i w:val="false"/>
-                <w:iCs w:val="false"/>
-                <w:color w:val="000000"/>
-                <w:sz w:val="18"/>
-                <w:szCs w:val="18"/>
-              </w:rPr>
-              <w:t xml:space="preserve"/>
-            </w:r>
-          </w:p>
-          <w:p>
-            <w:pPr>
-              <w:spacing w:after="40" w:before="0"/>
-              <w:jc w:val="left"/>
-            </w:pPr>
-            <w:r>
-              <w:rPr>
-                <w:rFonts w:ascii="Arial" w:cs="Arial" w:eastAsia="Arial" w:hAnsi="Arial"/>
-                <w:b w:val="false"/>
-                <w:bCs w:val="false"/>
-                <w:i w:val="false"/>
-                <w:iCs w:val="false"/>
-                <w:color w:val="000000"/>
-                <w:sz w:val="18"/>
-                <w:szCs w:val="18"/>
-              </w:rPr>
-              <w:t xml:space="preserve">As temperature increases, atoms in the silicon crystal vibrate more vigorously. This thermal energy does two things that work against the panel's efficiency. First, it excites more electrons from the valence band into the conduction band even without any light — raising the background number of charge carriers. This sounds helpful, but these thermally generated carriers do not come from light and cannot do useful electrical work in the external circuit. Worse, they dramatically increase the rate of recombination, the process where a free electron falls back into a hole and releases its energy as heat rather than as useful current. So even though sunlight is still generating electron-hole pairs at the p-n junction, many of those pairs recombine inside the panel before they can be separated by the built-in electric field and contribute to current.</w:t>
-            </w:r>
-          </w:p>
-          <w:p>
-            <w:pPr>
-              <w:spacing w:after="40" w:before="0"/>
-              <w:jc w:val="left"/>
-            </w:pPr>
-            <w:r>
-              <w:rPr>
-                <w:rFonts w:ascii="Arial" w:cs="Arial" w:eastAsia="Arial" w:hAnsi="Arial"/>
-                <w:b w:val="false"/>
-                <w:bCs w:val="false"/>
-                <w:i w:val="false"/>
-                <w:iCs w:val="false"/>
-                <w:color w:val="000000"/>
-                <w:sz w:val="18"/>
-                <w:szCs w:val="18"/>
-              </w:rPr>
-              <w:t xml:space="preserve"/>
-            </w:r>
-          </w:p>
-          <w:p>
-            <w:pPr>
-              <w:spacing w:after="40" w:before="0"/>
-              <w:jc w:val="left"/>
-            </w:pPr>
-            <w:r>
-              <w:rPr>
-                <w:rFonts w:ascii="Arial" w:cs="Arial" w:eastAsia="Arial" w:hAnsi="Arial"/>
-                <w:b w:val="false"/>
-                <w:bCs w:val="false"/>
-                <w:i w:val="false"/>
-                <w:iCs w:val="false"/>
-                <w:color w:val="000000"/>
-                <w:sz w:val="18"/>
-                <w:szCs w:val="18"/>
-              </w:rPr>
-              <w:t xml:space="preserve">Second, the band gap of silicon actually decreases slightly as temperature rises (by roughly 0.0004 eV per °C). A smaller band gap means the built-in electric field at the p-n junction becomes weaker. Since this field is what drives the separation of electrons and holes, a weaker field means less voltage is developed across the junction. This directly reduces the open-circuit voltage (Voc) of the panel — our measurements showed Voc dropped noticeably as panel temperature increased from 18 °C to 35 °C.</w:t>
-            </w:r>
-          </w:p>
-          <w:p>
-            <w:pPr>
-              <w:spacing w:after="40" w:before="0"/>
-              <w:jc w:val="left"/>
-            </w:pPr>
-            <w:r>
-              <w:rPr>
-                <w:rFonts w:ascii="Arial" w:cs="Arial" w:eastAsia="Arial" w:hAnsi="Arial"/>
-                <w:b w:val="false"/>
-                <w:bCs w:val="false"/>
-                <w:i w:val="false"/>
-                <w:iCs w:val="false"/>
-                <w:color w:val="000000"/>
-                <w:sz w:val="18"/>
-                <w:szCs w:val="18"/>
-              </w:rPr>
-              <w:t xml:space="preserve"/>
-            </w:r>
-          </w:p>
-          <w:p>
-            <w:pPr>
-              <w:spacing w:after="40" w:before="0"/>
-              <w:jc w:val="left"/>
-            </w:pPr>
-            <w:r>
-              <w:rPr>
-                <w:rFonts w:ascii="Arial" w:cs="Arial" w:eastAsia="Arial" w:hAnsi="Arial"/>
-                <w:b w:val="false"/>
-                <w:bCs w:val="false"/>
-                <w:i w:val="false"/>
-                <w:iCs w:val="false"/>
-                <w:color w:val="000000"/>
-                <w:sz w:val="18"/>
-                <w:szCs w:val="18"/>
-              </w:rPr>
-              <w:t xml:space="preserve">Because electrical power = voltage × current (P = IV), and both voltage and effective current are reduced by these temperature effects, the total power output falls. This is the direct cause of the Kajiado farmer's problem: the panel heats up under the intense afternoon sun (panels can reach 65–70 °C even when air temperature is 35 °C), and this self-heating causes significant efficiency losses.</w:t>
-            </w:r>
-          </w:p>
-          <w:p>
-            <w:pPr>
-              <w:spacing w:after="40" w:before="0"/>
-              <w:jc w:val="left"/>
-            </w:pPr>
-            <w:r>
-              <w:rPr>
-                <w:rFonts w:ascii="Arial" w:cs="Arial" w:eastAsia="Arial" w:hAnsi="Arial"/>
-                <w:b w:val="false"/>
-                <w:bCs w:val="false"/>
-                <w:i w:val="false"/>
-                <w:iCs w:val="false"/>
-                <w:color w:val="000000"/>
-                <w:sz w:val="18"/>
-                <w:szCs w:val="18"/>
-              </w:rPr>
-              <w:t xml:space="preserve"/>
-            </w:r>
-          </w:p>
-          <w:p>
-            <w:pPr>
-              <w:spacing w:after="40" w:before="0"/>
-              <w:jc w:val="left"/>
-            </w:pPr>
-            <w:r>
-              <w:rPr>
-                <w:rFonts w:ascii="Arial" w:cs="Arial" w:eastAsia="Arial" w:hAnsi="Arial"/>
-                <w:b w:val="false"/>
-                <w:bCs w:val="false"/>
-                <w:i w:val="false"/>
-                <w:iCs w:val="false"/>
-                <w:color w:val="000000"/>
-                <w:sz w:val="18"/>
-                <w:szCs w:val="18"/>
-              </w:rPr>
-              <w:t xml:space="preserve">This behaviour is fundamentally different from a simple metal resistor. In a resistor, heating increases resistance (more atomic vibration disrupts electron flow), but the resistor does not generate its own current — it only responds to current driven by an external source. In the silicon solar panel, heat actively interferes with the internal mechanism that generates voltage in the first place. The panel is not just resisting current; it is losing its ability to separate charges efficiently. This is a semiconductor effect that cannot be explained by Ohm's Law alone.</w:t>
+                <w:i/>
+                <w:iCs/>
+                <w:color w:val="808080"/>
+                <w:sz w:val="18"/>
+                <w:szCs w:val="18"/>
+              </w:rPr>
+              <w:t xml:space="preserve">Write your answer here:</w:t>
             </w:r>
           </w:p>
         </w:tc>
@@ -1589,14 +1415,12 @@
         <w:tblLayout w:type="fixed"/>
       </w:tblPr>
       <w:tblGrid>
-        <w:gridCol w:w="3000"/>
-        <w:gridCol w:w="10680"/>
+        <w:gridCol w:w="13680"/>
       </w:tblGrid>
       <w:tr>
         <w:tc>
           <w:tcPr>
             <w:tcW w:type="dxa" w:w="13680"/>
-            <w:gridSpan w:val="2"/>
             <w:shd w:fill="1F3864" w:color="auto" w:val="clear"/>
             <w:tcMar>
               <w:top w:type="dxa" w:w="60"/>
@@ -1622,7 +1446,7 @@
                 <w:sz w:val="22"/>
                 <w:szCs w:val="22"/>
               </w:rPr>
-              <w:t xml:space="preserve">Section 4 — Real-World Solutions: Engineering Around the Heat Problem</w:t>
+              <w:t xml:space="preserve">Part 4: Solving the Kajiado solar panel mystery</w:t>
             </w:r>
           </w:p>
         </w:tc>
@@ -1630,7 +1454,7 @@
       <w:tr>
         <w:tc>
           <w:tcPr>
-            <w:tcW w:type="dxa" w:w="3000"/>
+            <w:tcW w:type="dxa" w:w="13680"/>
             <w:shd w:fill="D9EEF1" w:color="auto" w:val="clear"/>
             <w:tcMar>
               <w:top w:type="dxa" w:w="60"/>
@@ -1656,73 +1480,18 @@
                 <w:sz w:val="18"/>
                 <w:szCs w:val="18"/>
               </w:rPr>
-              <w:t xml:space="preserve">A good scientific explanation leads to practical solutions. Using your understanding of semiconductor physics, suggest and explain at least THREE engineering or practical strategies that could help the Kajiado farmer improve the solar panel's power output during hot afternoons. For each strategy:</w:t>
-            </w:r>
-          </w:p>
-          <w:p>
-            <w:pPr>
-              <w:spacing w:after="30" w:before="0"/>
-              <w:ind w:left="360" w:hanging="180"/>
-              <w:jc w:val="left"/>
-            </w:pPr>
-            <w:r>
-              <w:rPr>
-                <w:rFonts w:ascii="Arial" w:cs="Arial" w:eastAsia="Arial" w:hAnsi="Arial"/>
-                <w:b/>
-                <w:bCs/>
-                <w:i w:val="false"/>
-                <w:iCs w:val="false"/>
-                <w:color w:val="000000"/>
-                <w:sz w:val="18"/>
-                <w:szCs w:val="18"/>
-              </w:rPr>
-              <w:t xml:space="preserve">–  State what the strategy is.</w:t>
-            </w:r>
-          </w:p>
-          <w:p>
-            <w:pPr>
-              <w:spacing w:after="30" w:before="0"/>
-              <w:ind w:left="360" w:hanging="180"/>
-              <w:jc w:val="left"/>
-            </w:pPr>
-            <w:r>
-              <w:rPr>
-                <w:rFonts w:ascii="Arial" w:cs="Arial" w:eastAsia="Arial" w:hAnsi="Arial"/>
-                <w:b/>
-                <w:bCs/>
-                <w:i w:val="false"/>
-                <w:iCs w:val="false"/>
-                <w:color w:val="000000"/>
-                <w:sz w:val="18"/>
-                <w:szCs w:val="18"/>
-              </w:rPr>
-              <w:t xml:space="preserve">–  Explain the physics principle behind why it would help.</w:t>
-            </w:r>
-          </w:p>
-          <w:p>
-            <w:pPr>
-              <w:spacing w:after="30" w:before="0"/>
-              <w:ind w:left="360" w:hanging="180"/>
-              <w:jc w:val="left"/>
-            </w:pPr>
-            <w:r>
-              <w:rPr>
-                <w:rFonts w:ascii="Arial" w:cs="Arial" w:eastAsia="Arial" w:hAnsi="Arial"/>
-                <w:b/>
-                <w:bCs/>
-                <w:i w:val="false"/>
-                <w:iCs w:val="false"/>
-                <w:color w:val="000000"/>
-                <w:sz w:val="18"/>
-                <w:szCs w:val="18"/>
-              </w:rPr>
-              <w:t xml:space="preserve">–  Comment on whether it is realistic for a small-scale Kenyan farmer.</w:t>
-            </w:r>
-          </w:p>
-        </w:tc>
-        <w:tc>
-          <w:tcPr>
-            <w:tcW w:type="dxa" w:w="10680"/>
+              <w:t xml:space="preserve">Mama Akinyi's silicon panel in Kajiado gives less power at about 35 °C on a hot afternoon than at about 18 °C on a cool morning, even though the afternoon sun is strong. Write a Claim–Evidence–Reasoning explanation. (a) Claim: answer the driving question in one or two sentences. (b) Evidence: give at least two pieces of evidence from our lessons (for example the temperature data, the band diagrams, the PhET simulation or the case study graph). Say what each piece shows and be careful about how closely its temperature range matches the Kajiado panel. (c) Reasoning: use the energy band model, the p-n junction and electron-hole pairs to explain how a higher temperature leads to your claim. (d) Explain why the claim 'more heat means more electricity' does not hold for this panel, and why it matters that silicon is neither copper nor rubber.</w:t>
+            </w:r>
+          </w:p>
+        </w:tc>
+      </w:tr>
+      <w:tr>
+        <w:trPr>
+          <w:trHeight w:val="4200" w:hRule="atLeast"/>
+        </w:trPr>
+        <w:tc>
+          <w:tcPr>
+            <w:tcW w:type="dxa" w:w="13680"/>
             <w:shd w:fill="FFFFFF" w:color="auto" w:val="clear"/>
             <w:tcMar>
               <w:top w:type="dxa" w:w="60"/>
@@ -1742,165 +1511,13 @@
                 <w:rFonts w:ascii="Arial" w:cs="Arial" w:eastAsia="Arial" w:hAnsi="Arial"/>
                 <w:b w:val="false"/>
                 <w:bCs w:val="false"/>
-                <w:i w:val="false"/>
-                <w:iCs w:val="false"/>
-                <w:color w:val="000000"/>
-                <w:sz w:val="18"/>
-                <w:szCs w:val="18"/>
-              </w:rPr>
-              <w:t xml:space="preserve">Understanding the physics of temperature and semiconductor efficiency allows engineers and farmers to design smarter solar installations. Here are three evidence-based strategies that could help the Kajiado farmer:</w:t>
-            </w:r>
-          </w:p>
-          <w:p>
-            <w:pPr>
-              <w:spacing w:after="40" w:before="0"/>
-              <w:jc w:val="left"/>
-            </w:pPr>
-            <w:r>
-              <w:rPr>
-                <w:rFonts w:ascii="Arial" w:cs="Arial" w:eastAsia="Arial" w:hAnsi="Arial"/>
-                <w:b w:val="false"/>
-                <w:bCs w:val="false"/>
-                <w:i w:val="false"/>
-                <w:iCs w:val="false"/>
-                <w:color w:val="000000"/>
-                <w:sz w:val="18"/>
-                <w:szCs w:val="18"/>
-              </w:rPr>
-              <w:t xml:space="preserve"/>
-            </w:r>
-          </w:p>
-          <w:p>
-            <w:pPr>
-              <w:spacing w:after="40" w:before="0"/>
-              <w:jc w:val="left"/>
-            </w:pPr>
-            <w:r>
-              <w:rPr>
-                <w:rFonts w:ascii="Arial" w:cs="Arial" w:eastAsia="Arial" w:hAnsi="Arial"/>
-                <w:b w:val="false"/>
-                <w:bCs w:val="false"/>
-                <w:i w:val="false"/>
-                <w:iCs w:val="false"/>
-                <w:color w:val="000000"/>
-                <w:sz w:val="18"/>
-                <w:szCs w:val="18"/>
-              </w:rPr>
-              <w:t xml:space="preserve">1. Raise the panel off the ground and allow airflow underneath. The physics principle here is convective cooling: if air can circulate freely beneath and around the panel, it carries away heat energy, keeping the panel temperature closer to air temperature. Since the main problem is the panel's self-heating (it can reach 65–70 °C on a hot afternoon), reducing panel temperature directly reduces recombination rates and preserves the open-circuit voltage. A simple metal frame that tilts the panel at an angle — already needed to face the sun optimally — naturally creates this airflow gap. This is very realistic for a small Kenyan farmer: it requires no extra cost if done at installation.</w:t>
-            </w:r>
-          </w:p>
-          <w:p>
-            <w:pPr>
-              <w:spacing w:after="40" w:before="0"/>
-              <w:jc w:val="left"/>
-            </w:pPr>
-            <w:r>
-              <w:rPr>
-                <w:rFonts w:ascii="Arial" w:cs="Arial" w:eastAsia="Arial" w:hAnsi="Arial"/>
-                <w:b w:val="false"/>
-                <w:bCs w:val="false"/>
-                <w:i w:val="false"/>
-                <w:iCs w:val="false"/>
-                <w:color w:val="000000"/>
-                <w:sz w:val="18"/>
-                <w:szCs w:val="18"/>
-              </w:rPr>
-              <w:t xml:space="preserve"/>
-            </w:r>
-          </w:p>
-          <w:p>
-            <w:pPr>
-              <w:spacing w:after="40" w:before="0"/>
-              <w:jc w:val="left"/>
-            </w:pPr>
-            <w:r>
-              <w:rPr>
-                <w:rFonts w:ascii="Arial" w:cs="Arial" w:eastAsia="Arial" w:hAnsi="Arial"/>
-                <w:b w:val="false"/>
-                <w:bCs w:val="false"/>
-                <w:i w:val="false"/>
-                <w:iCs w:val="false"/>
-                <w:color w:val="000000"/>
-                <w:sz w:val="18"/>
-                <w:szCs w:val="18"/>
-              </w:rPr>
-              <w:t xml:space="preserve">2. Tilt the panel to track the cooler morning and evening sun rather than the peak midday sun. The physics principle is that in the morning and late afternoon, the sun is at a lower angle, sunlight passes through more atmosphere (reducing intensity slightly), and air and panel temperatures are lower — conditions where the panel is most efficient. If the farmer uses a simple manual or automatic tilt mechanism to angle the panel away from the harshest overhead sun (or schedules the pump to run on energy stored in the morning), overall useful energy harvested could increase. This is moderately realistic: manual adjustment is low-cost, though automatic trackers are expensive.</w:t>
-            </w:r>
-          </w:p>
-          <w:p>
-            <w:pPr>
-              <w:spacing w:after="40" w:before="0"/>
-              <w:jc w:val="left"/>
-            </w:pPr>
-            <w:r>
-              <w:rPr>
-                <w:rFonts w:ascii="Arial" w:cs="Arial" w:eastAsia="Arial" w:hAnsi="Arial"/>
-                <w:b w:val="false"/>
-                <w:bCs w:val="false"/>
-                <w:i w:val="false"/>
-                <w:iCs w:val="false"/>
-                <w:color w:val="000000"/>
-                <w:sz w:val="18"/>
-                <w:szCs w:val="18"/>
-              </w:rPr>
-              <w:t xml:space="preserve"/>
-            </w:r>
-          </w:p>
-          <w:p>
-            <w:pPr>
-              <w:spacing w:after="40" w:before="0"/>
-              <w:jc w:val="left"/>
-            </w:pPr>
-            <w:r>
-              <w:rPr>
-                <w:rFonts w:ascii="Arial" w:cs="Arial" w:eastAsia="Arial" w:hAnsi="Arial"/>
-                <w:b w:val="false"/>
-                <w:bCs w:val="false"/>
-                <w:i w:val="false"/>
-                <w:iCs w:val="false"/>
-                <w:color w:val="000000"/>
-                <w:sz w:val="18"/>
-                <w:szCs w:val="18"/>
-              </w:rPr>
-              <w:t xml:space="preserve">3. Use a battery storage system to collect electricity in the morning and release it in the afternoon. The physics principle here is that we exploit the panel's peak efficiency during cool morning hours, store the electrical energy in a battery (chemical potential energy), and use it to run the pump during the hot afternoon when direct panel output is poor. This does not improve the panel's physics, but it works around the efficiency loss. Lead-acid batteries are widely available and affordable in Kenya (used widely in off-grid homes across the Rift Valley), making this a highly practical solution for rural farmers.</w:t>
-            </w:r>
-          </w:p>
-          <w:p>
-            <w:pPr>
-              <w:spacing w:after="40" w:before="0"/>
-              <w:jc w:val="left"/>
-            </w:pPr>
-            <w:r>
-              <w:rPr>
-                <w:rFonts w:ascii="Arial" w:cs="Arial" w:eastAsia="Arial" w:hAnsi="Arial"/>
-                <w:b w:val="false"/>
-                <w:bCs w:val="false"/>
-                <w:i w:val="false"/>
-                <w:iCs w:val="false"/>
-                <w:color w:val="000000"/>
-                <w:sz w:val="18"/>
-                <w:szCs w:val="18"/>
-              </w:rPr>
-              <w:t xml:space="preserve"/>
-            </w:r>
-          </w:p>
-          <w:p>
-            <w:pPr>
-              <w:spacing w:after="40" w:before="0"/>
-              <w:jc w:val="left"/>
-            </w:pPr>
-            <w:r>
-              <w:rPr>
-                <w:rFonts w:ascii="Arial" w:cs="Arial" w:eastAsia="Arial" w:hAnsi="Arial"/>
-                <w:b w:val="false"/>
-                <w:bCs w:val="false"/>
-                <w:i w:val="false"/>
-                <w:iCs w:val="false"/>
-                <w:color w:val="000000"/>
-                <w:sz w:val="18"/>
-                <w:szCs w:val="18"/>
-              </w:rPr>
-              <w:t xml:space="preserve">A deeper engineering solution used in large solar farms is to choose panels made from materials with a wider or more temperature-stable band gap (such as gallium arsenide), but these are currently too expensive for individual Kenyan farmers and represent a longer-term technological development.</w:t>
+                <w:i/>
+                <w:iCs/>
+                <w:color w:val="808080"/>
+                <w:sz w:val="18"/>
+                <w:szCs w:val="18"/>
+              </w:rPr>
+              <w:t xml:space="preserve">Write your answer here:</w:t>
             </w:r>
           </w:p>
         </w:tc>
@@ -1928,14 +1545,12 @@
         <w:tblLayout w:type="fixed"/>
       </w:tblPr>
       <w:tblGrid>
-        <w:gridCol w:w="3000"/>
-        <w:gridCol w:w="10680"/>
+        <w:gridCol w:w="13680"/>
       </w:tblGrid>
       <w:tr>
         <w:tc>
           <w:tcPr>
             <w:tcW w:type="dxa" w:w="13680"/>
-            <w:gridSpan w:val="2"/>
             <w:shd w:fill="1F3864" w:color="auto" w:val="clear"/>
             <w:tcMar>
               <w:top w:type="dxa" w:w="60"/>
@@ -1961,7 +1576,7 @@
                 <w:sz w:val="22"/>
                 <w:szCs w:val="22"/>
               </w:rPr>
-              <w:t xml:space="preserve">Section 5 — The Big Picture: How Semiconductor Science Has Transformed Modern Life</w:t>
+              <w:t xml:space="preserve">Part 5: Semiconductors in Kenyan life</w:t>
             </w:r>
           </w:p>
         </w:tc>
@@ -1969,7 +1584,7 @@
       <w:tr>
         <w:tc>
           <w:tcPr>
-            <w:tcW w:type="dxa" w:w="3000"/>
+            <w:tcW w:type="dxa" w:w="13680"/>
             <w:shd w:fill="D9EEF1" w:color="auto" w:val="clear"/>
             <w:tcMar>
               <w:top w:type="dxa" w:w="60"/>
@@ -1995,73 +1610,18 @@
                 <w:sz w:val="18"/>
                 <w:szCs w:val="18"/>
               </w:rPr>
-              <w:t xml:space="preserve">Step back and reflect on the second key inquiry question. Explain how the understanding and engineering of semiconductor materials like silicon has transformed modern technology and everyday life — with specific examples relevant to Kenya. In your answer:</w:t>
-            </w:r>
-          </w:p>
-          <w:p>
-            <w:pPr>
-              <w:spacing w:after="30" w:before="0"/>
-              <w:ind w:left="360" w:hanging="180"/>
-              <w:jc w:val="left"/>
-            </w:pPr>
-            <w:r>
-              <w:rPr>
-                <w:rFonts w:ascii="Arial" w:cs="Arial" w:eastAsia="Arial" w:hAnsi="Arial"/>
-                <w:b/>
-                <w:bCs/>
-                <w:i w:val="false"/>
-                <w:iCs w:val="false"/>
-                <w:color w:val="000000"/>
-                <w:sz w:val="18"/>
-                <w:szCs w:val="18"/>
-              </w:rPr>
-              <w:t xml:space="preserve">–  Identify at least THREE technologies that depend on semiconductor physics.</w:t>
-            </w:r>
-          </w:p>
-          <w:p>
-            <w:pPr>
-              <w:spacing w:after="30" w:before="0"/>
-              <w:ind w:left="360" w:hanging="180"/>
-              <w:jc w:val="left"/>
-            </w:pPr>
-            <w:r>
-              <w:rPr>
-                <w:rFonts w:ascii="Arial" w:cs="Arial" w:eastAsia="Arial" w:hAnsi="Arial"/>
-                <w:b/>
-                <w:bCs/>
-                <w:i w:val="false"/>
-                <w:iCs w:val="false"/>
-                <w:color w:val="000000"/>
-                <w:sz w:val="18"/>
-                <w:szCs w:val="18"/>
-              </w:rPr>
-              <w:t xml:space="preserve">–  For each, briefly explain which semiconductor property makes it work.</w:t>
-            </w:r>
-          </w:p>
-          <w:p>
-            <w:pPr>
-              <w:spacing w:after="30" w:before="0"/>
-              <w:ind w:left="360" w:hanging="180"/>
-              <w:jc w:val="left"/>
-            </w:pPr>
-            <w:r>
-              <w:rPr>
-                <w:rFonts w:ascii="Arial" w:cs="Arial" w:eastAsia="Arial" w:hAnsi="Arial"/>
-                <w:b/>
-                <w:bCs/>
-                <w:i w:val="false"/>
-                <w:iCs w:val="false"/>
-                <w:color w:val="000000"/>
-                <w:sz w:val="18"/>
-                <w:szCs w:val="18"/>
-              </w:rPr>
-              <w:t xml:space="preserve">–  Reflect on how Kenya in particular has benefited from semiconductor-based technologies, and what the continued development of solar technology could mean for communities like Kajiado.</w:t>
-            </w:r>
-          </w:p>
-        </w:tc>
-        <w:tc>
-          <w:tcPr>
-            <w:tcW w:type="dxa" w:w="10680"/>
+              <w:t xml:space="preserve">(a) Name two Kenyan technologies, other than the Kajiado panel, that depend on semiconductors. For each one, say which semiconductor idea from our lessons it uses (band gap, doping, p-n junction or temperature effects). (b) Explain how understanding and engineering semiconductor materials has changed everyday life in Kenya. (c) In which way did your thinking change between Lesson 1 and now?</w:t>
+            </w:r>
+          </w:p>
+        </w:tc>
+      </w:tr>
+      <w:tr>
+        <w:trPr>
+          <w:trHeight w:val="4200" w:hRule="atLeast"/>
+        </w:trPr>
+        <w:tc>
+          <w:tcPr>
+            <w:tcW w:type="dxa" w:w="13680"/>
             <w:shd w:fill="FFFFFF" w:color="auto" w:val="clear"/>
             <w:tcMar>
               <w:top w:type="dxa" w:w="60"/>
@@ -2081,165 +1641,13 @@
                 <w:rFonts w:ascii="Arial" w:cs="Arial" w:eastAsia="Arial" w:hAnsi="Arial"/>
                 <w:b w:val="false"/>
                 <w:bCs w:val="false"/>
-                <w:i w:val="false"/>
-                <w:iCs w:val="false"/>
-                <w:color w:val="000000"/>
-                <w:sz w:val="18"/>
-                <w:szCs w:val="18"/>
-              </w:rPr>
-              <w:t xml:space="preserve">The discovery and engineering of semiconductor materials is one of the most transformative developments in the history of science and technology. By learning to control the electrical properties of silicon and other semiconductors through doping, junction design, and miniaturisation, scientists and engineers have created technologies that shape nearly every aspect of modern life — including life in Kenya.</w:t>
-            </w:r>
-          </w:p>
-          <w:p>
-            <w:pPr>
-              <w:spacing w:after="40" w:before="0"/>
-              <w:jc w:val="left"/>
-            </w:pPr>
-            <w:r>
-              <w:rPr>
-                <w:rFonts w:ascii="Arial" w:cs="Arial" w:eastAsia="Arial" w:hAnsi="Arial"/>
-                <w:b w:val="false"/>
-                <w:bCs w:val="false"/>
-                <w:i w:val="false"/>
-                <w:iCs w:val="false"/>
-                <w:color w:val="000000"/>
-                <w:sz w:val="18"/>
-                <w:szCs w:val="18"/>
-              </w:rPr>
-              <w:t xml:space="preserve"/>
-            </w:r>
-          </w:p>
-          <w:p>
-            <w:pPr>
-              <w:spacing w:after="40" w:before="0"/>
-              <w:jc w:val="left"/>
-            </w:pPr>
-            <w:r>
-              <w:rPr>
-                <w:rFonts w:ascii="Arial" w:cs="Arial" w:eastAsia="Arial" w:hAnsi="Arial"/>
-                <w:b w:val="false"/>
-                <w:bCs w:val="false"/>
-                <w:i w:val="false"/>
-                <w:iCs w:val="false"/>
-                <w:color w:val="000000"/>
-                <w:sz w:val="18"/>
-                <w:szCs w:val="18"/>
-              </w:rPr>
-              <w:t xml:space="preserve">1. Mobile phones and the M-Pesa revolution. Every mobile phone contains billions of tiny transistors — switches made from p-n junctions in silicon. A transistor works by using a small voltage applied to a 'gate' layer of semiconductor to control whether a much larger current can flow between two other terminals. This switching behaviour — on or off, 1 or 0 — is the physical foundation of all digital computing. Kenya has one of the world's highest mobile phone penetration rates, and M-Pesa (launched in Kenya in 2007) transformed financial access for millions of Kenyans who had no access to banks. None of this would exist without semiconductor transistors.</w:t>
-            </w:r>
-          </w:p>
-          <w:p>
-            <w:pPr>
-              <w:spacing w:after="40" w:before="0"/>
-              <w:jc w:val="left"/>
-            </w:pPr>
-            <w:r>
-              <w:rPr>
-                <w:rFonts w:ascii="Arial" w:cs="Arial" w:eastAsia="Arial" w:hAnsi="Arial"/>
-                <w:b w:val="false"/>
-                <w:bCs w:val="false"/>
-                <w:i w:val="false"/>
-                <w:iCs w:val="false"/>
-                <w:color w:val="000000"/>
-                <w:sz w:val="18"/>
-                <w:szCs w:val="18"/>
-              </w:rPr>
-              <w:t xml:space="preserve"/>
-            </w:r>
-          </w:p>
-          <w:p>
-            <w:pPr>
-              <w:spacing w:after="40" w:before="0"/>
-              <w:jc w:val="left"/>
-            </w:pPr>
-            <w:r>
-              <w:rPr>
-                <w:rFonts w:ascii="Arial" w:cs="Arial" w:eastAsia="Arial" w:hAnsi="Arial"/>
-                <w:b w:val="false"/>
-                <w:bCs w:val="false"/>
-                <w:i w:val="false"/>
-                <w:iCs w:val="false"/>
-                <w:color w:val="000000"/>
-                <w:sz w:val="18"/>
-                <w:szCs w:val="18"/>
-              </w:rPr>
-              <w:t xml:space="preserve">2. Solar panels and rural electrification. As studied throughout this unit, photovoltaic cells exploit the p-n junction's ability to separate light-generated electron-hole pairs to produce electricity directly from sunlight. Kenya receives abundant solar radiation, and the government's Last Mile Connectivity programme and numerous NGO projects have used solar panels to bring electricity to schools, clinics, and homes in off-grid areas of the Rift Valley, Turkana, and Kajiado — exactly the community our farmer represents. Affordable solar power has enabled refrigeration of vaccines, lighting for night study, and water pumping for irrigation.</w:t>
-            </w:r>
-          </w:p>
-          <w:p>
-            <w:pPr>
-              <w:spacing w:after="40" w:before="0"/>
-              <w:jc w:val="left"/>
-            </w:pPr>
-            <w:r>
-              <w:rPr>
-                <w:rFonts w:ascii="Arial" w:cs="Arial" w:eastAsia="Arial" w:hAnsi="Arial"/>
-                <w:b w:val="false"/>
-                <w:bCs w:val="false"/>
-                <w:i w:val="false"/>
-                <w:iCs w:val="false"/>
-                <w:color w:val="000000"/>
-                <w:sz w:val="18"/>
-                <w:szCs w:val="18"/>
-              </w:rPr>
-              <w:t xml:space="preserve"/>
-            </w:r>
-          </w:p>
-          <w:p>
-            <w:pPr>
-              <w:spacing w:after="40" w:before="0"/>
-              <w:jc w:val="left"/>
-            </w:pPr>
-            <w:r>
-              <w:rPr>
-                <w:rFonts w:ascii="Arial" w:cs="Arial" w:eastAsia="Arial" w:hAnsi="Arial"/>
-                <w:b w:val="false"/>
-                <w:bCs w:val="false"/>
-                <w:i w:val="false"/>
-                <w:iCs w:val="false"/>
-                <w:color w:val="000000"/>
-                <w:sz w:val="18"/>
-                <w:szCs w:val="18"/>
-              </w:rPr>
-              <w:t xml:space="preserve">3. LED lighting. Light-Emitting Diodes (LEDs) are p-n junctions designed so that when electrons and holes recombine at the junction, they release their energy as photons of light rather than heat. By choosing semiconductor materials with specific band gaps, engineers can produce LEDs of any colour. LEDs are 80–90% more energy-efficient than traditional incandescent bulbs. Across Kenya, the transition to LED lighting in homes and streetlights (including in Nairobi's estates and Mombasa's coastal towns) has significantly reduced electricity bills and carbon emissions.</w:t>
-            </w:r>
-          </w:p>
-          <w:p>
-            <w:pPr>
-              <w:spacing w:after="40" w:before="0"/>
-              <w:jc w:val="left"/>
-            </w:pPr>
-            <w:r>
-              <w:rPr>
-                <w:rFonts w:ascii="Arial" w:cs="Arial" w:eastAsia="Arial" w:hAnsi="Arial"/>
-                <w:b w:val="false"/>
-                <w:bCs w:val="false"/>
-                <w:i w:val="false"/>
-                <w:iCs w:val="false"/>
-                <w:color w:val="000000"/>
-                <w:sz w:val="18"/>
-                <w:szCs w:val="18"/>
-              </w:rPr>
-              <w:t xml:space="preserve"/>
-            </w:r>
-          </w:p>
-          <w:p>
-            <w:pPr>
-              <w:spacing w:after="40" w:before="0"/>
-              <w:jc w:val="left"/>
-            </w:pPr>
-            <w:r>
-              <w:rPr>
-                <w:rFonts w:ascii="Arial" w:cs="Arial" w:eastAsia="Arial" w:hAnsi="Arial"/>
-                <w:b w:val="false"/>
-                <w:bCs w:val="false"/>
-                <w:i w:val="false"/>
-                <w:iCs w:val="false"/>
-                <w:color w:val="000000"/>
-                <w:sz w:val="18"/>
-                <w:szCs w:val="18"/>
-              </w:rPr>
-              <w:t xml:space="preserve">Looking ahead, continued investment in semiconductor research — including temperature-resistant solar materials, cheaper manufacturing, and better energy storage — could fundamentally change energy access for rural communities like Kajiado. When a farmer can reliably power an irrigation pump, a cold store for produce, and LED lighting for a greenhouse using a rooftop solar panel, the agricultural productivity and quality of life improvements are enormous. The physics of the band gap is not just an abstract concept — it is at the centre of Kenya's energy future.</w:t>
+                <w:i/>
+                <w:iCs/>
+                <w:color w:val="808080"/>
+                <w:sz w:val="18"/>
+                <w:szCs w:val="18"/>
+              </w:rPr>
+              <w:t xml:space="preserve">Write your answer here:</w:t>
             </w:r>
           </w:p>
         </w:tc>
@@ -2466,7 +1874,7 @@
                 <w:sz w:val="18"/>
                 <w:szCs w:val="18"/>
               </w:rPr>
-              <w:t xml:space="preserve">1. Scientific Accuracy of Semiconductor &amp; Band Theory Concepts</w:t>
+              <w:t xml:space="preserve">Use of the energy band model</w:t>
             </w:r>
           </w:p>
         </w:tc>
@@ -2498,7 +1906,7 @@
                 <w:sz w:val="18"/>
                 <w:szCs w:val="18"/>
               </w:rPr>
-              <w:t xml:space="preserve">All explanations of conductors, semiconductors, and insulators are scientifically accurate. Band gap, valence band, conduction band, doping, p-n junction, depletion region, and electron-hole pairs are all correctly defined and used. No misconceptions are present.</w:t>
+              <w:t xml:space="preserve">Correctly describes valence band, conduction band and band gap for a metal, an insulator and silicon (about 1.1 eV), and uses them to explain why silicon conducts in light but not in darkness.</w:t>
             </w:r>
           </w:p>
         </w:tc>
@@ -2530,7 +1938,7 @@
                 <w:sz w:val="18"/>
                 <w:szCs w:val="18"/>
               </w:rPr>
-              <w:t xml:space="preserve">Most key concepts are correctly explained. Minor errors or omissions are present (e.g., band gap size for silicon slightly mis-stated, or depletion region not fully described) but do not indicate fundamental misunderstanding.</w:t>
+              <w:t xml:space="preserve">Describes the bands and gaps for most materials and explains silicon's conduction, with small gaps in detail or vocabulary.</w:t>
             </w:r>
           </w:p>
         </w:tc>
@@ -2562,7 +1970,7 @@
                 <w:sz w:val="18"/>
                 <w:szCs w:val="18"/>
               </w:rPr>
-              <w:t xml:space="preserve">Some scientific concepts are present but contain significant errors or confusion (e.g., band gap and band width confused, holes described as physical gaps rather than absence of electrons, or doping mechanism incorrectly explained). Core understanding is unclear.</w:t>
+              <w:t xml:space="preserve">Mentions bands or gaps but confuses which material has which gap, or does not link the gap to conduction.</w:t>
             </w:r>
           </w:p>
         </w:tc>
@@ -2596,7 +2004,7 @@
                 <w:sz w:val="18"/>
                 <w:szCs w:val="18"/>
               </w:rPr>
-              <w:t xml:space="preserve">2. Explanation of the Anchoring Phenomenon (Kajiado Panel Temperature Effect)</w:t>
+              <w:t xml:space="preserve">Explanation of doping and the p-n junction</w:t>
             </w:r>
           </w:p>
         </w:tc>
@@ -2628,7 +2036,7 @@
                 <w:sz w:val="18"/>
                 <w:szCs w:val="18"/>
               </w:rPr>
-              <w:t xml:space="preserve">Provides a complete, coherent, and mechanistic explanation of why the panel loses efficiency at high temperatures: correctly links increased temperature → increased recombination AND reduced band gap → reduced Voc → reduced power (P = IV). Explicitly contrasts this with Ohm's Law behaviour in metal resistors.</w:t>
+              <w:t xml:space="preserve">Accurately explains n-type (phosphorus, electron donor) and p-type (boron, holes), the majority carriers, and how the junction gives one-way current, linked to the solar panel.</w:t>
             </w:r>
           </w:p>
         </w:tc>
@@ -2660,7 +2068,7 @@
                 <w:sz w:val="18"/>
                 <w:szCs w:val="18"/>
               </w:rPr>
-              <w:t xml:space="preserve">Explains that heat reduces panel efficiency and links this to either increased recombination OR reduced voltage, but does not fully develop both mechanisms or the contrast with resistors. The explanation is mostly correct but incomplete.</w:t>
+              <w:t xml:space="preserve">Explains n-type and p-type correctly and mentions one-way flow, but the link to the panel is brief.</w:t>
             </w:r>
           </w:p>
         </w:tc>
@@ -2692,7 +2100,7 @@
                 <w:sz w:val="18"/>
                 <w:szCs w:val="18"/>
               </w:rPr>
-              <w:t xml:space="preserve">States that heat reduces efficiency but cannot explain the mechanism at the level of electron behaviour, energy bands, or the p-n junction. May rely solely on non-scientific reasoning (e.g., 'the panel gets too hot and breaks') or confuse the effect with simple resistance increase.</w:t>
+              <w:t xml:space="preserve">Confuses n-type and p-type or the carriers, or does not explain the junction's role.</w:t>
             </w:r>
           </w:p>
         </w:tc>
@@ -2726,7 +2134,7 @@
                 <w:sz w:val="18"/>
                 <w:szCs w:val="18"/>
               </w:rPr>
-              <w:t xml:space="preserve">3. Use of Evidence and Connection to Investigations</w:t>
+              <w:t xml:space="preserve">Claim–Evidence–Reasoning on the Kajiado phenomenon</w:t>
             </w:r>
           </w:p>
         </w:tc>
@@ -2758,7 +2166,7 @@
                 <w:sz w:val="18"/>
                 <w:szCs w:val="18"/>
               </w:rPr>
-              <w:t xml:space="preserve">Consistently references specific evidence gathered during lessons: experimental data, graphs, simulation observations, or readings. Evidence is accurately cited and used to support claims in at least three different sections. The response reads as evidence-based, not just recalled facts.</w:t>
+              <w:t xml:space="preserve">Gives a clear claim, at least two specific pieces of evidence from the lessons (noting how well each matches the Kajiado temperatures), and logical reasoning from higher temperature (35 °C vs 18 °C) through lattice vibrations and electron-hole recombination to reduced power output.</w:t>
             </w:r>
           </w:p>
         </w:tc>
@@ -2790,7 +2198,7 @@
                 <w:sz w:val="18"/>
                 <w:szCs w:val="18"/>
               </w:rPr>
-              <w:t xml:space="preserve">References evidence from investigations in at least two sections, but evidence is sometimes vague (e.g., 'our experiment showed the voltage dropped' without specifying conditions or data). Claims are mostly supported.</w:t>
+              <w:t xml:space="preserve">Gives a clear claim with some evidence and mostly correct reasoning, with a gap in the chain of cause and effect.</w:t>
             </w:r>
           </w:p>
         </w:tc>
@@ -2822,7 +2230,7 @@
                 <w:sz w:val="18"/>
                 <w:szCs w:val="18"/>
               </w:rPr>
-              <w:t xml:space="preserve">Little or no reference to specific evidence from class investigations. Explanations rely on recalled definitions or general statements only. The link between evidence and claims is absent or unclear.</w:t>
+              <w:t xml:space="preserve">States that it is hotter and gives less power without a mechanism, or says more heat gives more electricity.</w:t>
             </w:r>
           </w:p>
         </w:tc>
@@ -2856,7 +2264,7 @@
                 <w:sz w:val="18"/>
                 <w:szCs w:val="18"/>
               </w:rPr>
-              <w:t xml:space="preserve">4. Quality and Feasibility of Engineering Solutions</w:t>
+              <w:t xml:space="preserve">Application to Kenyan contexts and scientific communication</w:t>
             </w:r>
           </w:p>
         </w:tc>
@@ -2888,7 +2296,7 @@
                 <w:sz w:val="18"/>
                 <w:szCs w:val="18"/>
               </w:rPr>
-              <w:t xml:space="preserve">Proposes at least three distinct engineering or practical strategies, each with a clear and correct physics justification. Realistically evaluates each strategy in the context of a small-scale Kenyan farmer, showing understanding of both the science and the socio-economic context.</w:t>
+              <w:t xml:space="preserve">Gives two accurate Kenyan examples linked to specific semiconductor ideas, reflects on the change in thinking since Lesson 1, and uses scientific terms correctly, with clear labelled diagrams.</w:t>
             </w:r>
           </w:p>
         </w:tc>
@@ -2920,7 +2328,7 @@
                 <w:sz w:val="18"/>
                 <w:szCs w:val="18"/>
               </w:rPr>
-              <w:t xml:space="preserve">Proposes at least two strategies with reasonable physics justifications. Evaluation of feasibility is present but limited or generic. One strategy may lack a clear physics explanation or may not be appropriate for the Kenyan context.</w:t>
+              <w:t xml:space="preserve">Gives examples with a general link to semiconductors and uses most terms correctly; diagrams are mostly labelled.</w:t>
             </w:r>
           </w:p>
         </w:tc>
@@ -2952,137 +2360,7 @@
                 <w:sz w:val="18"/>
                 <w:szCs w:val="18"/>
               </w:rPr>
-              <w:t xml:space="preserve">Proposes only one strategy, or proposes strategies without any scientific justification. Feasibility is not considered. Strategies may be unrealistic (e.g., 'build a new panel') or copied without understanding.</w:t>
-            </w:r>
-          </w:p>
-        </w:tc>
-      </w:tr>
-      <w:tr>
-        <w:tc>
-          <w:tcPr>
-            <w:tcW w:type="dxa" w:w="3000"/>
-            <w:shd w:fill="D5E8F0" w:color="auto" w:val="clear"/>
-            <w:tcMar>
-              <w:top w:type="dxa" w:w="60"/>
-              <w:left w:type="dxa" w:w="120"/>
-              <w:bottom w:type="dxa" w:w="60"/>
-              <w:right w:type="dxa" w:w="120"/>
-            </w:tcMar>
-            <w:vAlign w:val="top"/>
-          </w:tcPr>
-          <w:p>
-            <w:pPr>
-              <w:spacing w:after="40" w:before="0"/>
-              <w:jc w:val="left"/>
-            </w:pPr>
-            <w:r>
-              <w:rPr>
-                <w:rFonts w:ascii="Arial" w:cs="Arial" w:eastAsia="Arial" w:hAnsi="Arial"/>
-                <w:b w:val="false"/>
-                <w:bCs w:val="false"/>
-                <w:i w:val="false"/>
-                <w:iCs w:val="false"/>
-                <w:color w:val="000000"/>
-                <w:sz w:val="18"/>
-                <w:szCs w:val="18"/>
-              </w:rPr>
-              <w:t xml:space="preserve">5. Communication: Use of Scientific Vocabulary and Clarity of Explanation</w:t>
-            </w:r>
-          </w:p>
-        </w:tc>
-        <w:tc>
-          <w:tcPr>
-            <w:tcW w:type="dxa" w:w="3560"/>
-            <w:shd w:fill="FFFFFF" w:color="auto" w:val="clear"/>
-            <w:tcMar>
-              <w:top w:type="dxa" w:w="60"/>
-              <w:left w:type="dxa" w:w="120"/>
-              <w:bottom w:type="dxa" w:w="60"/>
-              <w:right w:type="dxa" w:w="120"/>
-            </w:tcMar>
-            <w:vAlign w:val="top"/>
-          </w:tcPr>
-          <w:p>
-            <w:pPr>
-              <w:spacing w:after="40" w:before="0"/>
-              <w:jc w:val="left"/>
-            </w:pPr>
-            <w:r>
-              <w:rPr>
-                <w:rFonts w:ascii="Arial" w:cs="Arial" w:eastAsia="Arial" w:hAnsi="Arial"/>
-                <w:b w:val="false"/>
-                <w:bCs w:val="false"/>
-                <w:i w:val="false"/>
-                <w:iCs w:val="false"/>
-                <w:color w:val="000000"/>
-                <w:sz w:val="18"/>
-                <w:szCs w:val="18"/>
-              </w:rPr>
-              <w:t xml:space="preserve">Uses scientific vocabulary accurately and consistently throughout (band gap, photovoltaic effect, depletion region, open-circuit voltage, electron-hole recombination, doping, etc.). Explanations are logically structured, clearly written, and accessible. Ideas flow coherently from section to section.</w:t>
-            </w:r>
-          </w:p>
-        </w:tc>
-        <w:tc>
-          <w:tcPr>
-            <w:tcW w:type="dxa" w:w="3560"/>
-            <w:shd w:fill="F2F2F2" w:color="auto" w:val="clear"/>
-            <w:tcMar>
-              <w:top w:type="dxa" w:w="60"/>
-              <w:left w:type="dxa" w:w="120"/>
-              <w:bottom w:type="dxa" w:w="60"/>
-              <w:right w:type="dxa" w:w="120"/>
-            </w:tcMar>
-            <w:vAlign w:val="top"/>
-          </w:tcPr>
-          <w:p>
-            <w:pPr>
-              <w:spacing w:after="40" w:before="0"/>
-              <w:jc w:val="left"/>
-            </w:pPr>
-            <w:r>
-              <w:rPr>
-                <w:rFonts w:ascii="Arial" w:cs="Arial" w:eastAsia="Arial" w:hAnsi="Arial"/>
-                <w:b w:val="false"/>
-                <w:bCs w:val="false"/>
-                <w:i w:val="false"/>
-                <w:iCs w:val="false"/>
-                <w:color w:val="000000"/>
-                <w:sz w:val="18"/>
-                <w:szCs w:val="18"/>
-              </w:rPr>
-              <w:t xml:space="preserve">Uses most required scientific vocabulary correctly, with occasional imprecision or informal phrasing. The overall explanation is understandable but may have some logical gaps or unclear transitions between ideas.</w:t>
-            </w:r>
-          </w:p>
-        </w:tc>
-        <w:tc>
-          <w:tcPr>
-            <w:tcW w:type="dxa" w:w="3560"/>
-            <w:shd w:fill="FFFFFF" w:color="auto" w:val="clear"/>
-            <w:tcMar>
-              <w:top w:type="dxa" w:w="60"/>
-              <w:left w:type="dxa" w:w="120"/>
-              <w:bottom w:type="dxa" w:w="60"/>
-              <w:right w:type="dxa" w:w="120"/>
-            </w:tcMar>
-            <w:vAlign w:val="top"/>
-          </w:tcPr>
-          <w:p>
-            <w:pPr>
-              <w:spacing w:after="40" w:before="0"/>
-              <w:jc w:val="left"/>
-            </w:pPr>
-            <w:r>
-              <w:rPr>
-                <w:rFonts w:ascii="Arial" w:cs="Arial" w:eastAsia="Arial" w:hAnsi="Arial"/>
-                <w:b w:val="false"/>
-                <w:bCs w:val="false"/>
-                <w:i w:val="false"/>
-                <w:iCs w:val="false"/>
-                <w:color w:val="000000"/>
-                <w:sz w:val="18"/>
-                <w:szCs w:val="18"/>
-              </w:rPr>
-              <w:t xml:space="preserve">Scientific vocabulary is rarely used, used incorrectly, or limited to a few key words without demonstration of meaning. Explanations are unclear, disorganised, or difficult to follow. Important ideas are missing or contradictory.</w:t>
+              <w:t xml:space="preserve">Gives examples without linking them to the physics, uses few scientific terms, or leaves diagrams unlabelled.</w:t>
             </w:r>
           </w:p>
         </w:tc>
@@ -3206,7 +2484,7 @@
         </w:rPr>
         <w:t xml:space="preserve">© 2026 SeaVuria and ARES. This work is licensed under a </w:t>
       </w:r>
-      <w:hyperlink w:history="1" r:id="rIdtutk1vss3hgdtdgus6k40">
+      <w:hyperlink w:history="1" r:id="rId2j1e2qb2jhudtp1yvwduk">
         <w:r>
           <w:rPr>
             <w:rFonts w:ascii="Arial" w:cs="Arial" w:eastAsia="Arial" w:hAnsi="Arial"/>
@@ -3226,7 +2504,7 @@
         </w:rPr>
         <w:t xml:space="preserve"> (</w:t>
       </w:r>
-      <w:hyperlink w:history="1" r:id="rIdvb3zsv_xcm261ja3wwpto">
+      <w:hyperlink w:history="1" r:id="rIdvrsgp6t2uopsu_migrool">
         <w:r>
           <w:rPr>
             <w:rFonts w:ascii="Arial" w:cs="Arial" w:eastAsia="Arial" w:hAnsi="Arial"/>
@@ -3246,7 +2524,7 @@
         </w:rPr>
         <w:t xml:space="preserve">). To view a copy of this license, visit </w:t>
       </w:r>
-      <w:hyperlink w:history="1" r:id="rIdqxabgewtd2yo8ddnu8iur">
+      <w:hyperlink w:history="1" r:id="rIdjtk1fjqc6bi9g63ocf8r5">
         <w:r>
           <w:rPr>
             <w:rFonts w:ascii="Arial" w:cs="Arial" w:eastAsia="Arial" w:hAnsi="Arial"/>

--- a/data/outputs/v2/Physics/SS3.3_Introduction_to_Electronics/Physics_Introduction_to_Electronics_FinalExplanation.docx
+++ b/data/outputs/v2/Physics/SS3.3_Introduction_to_Electronics/Physics_Introduction_to_Electronics_FinalExplanation.docx
@@ -2484,7 +2484,7 @@
         </w:rPr>
         <w:t xml:space="preserve">© 2026 SeaVuria and ARES. This work is licensed under a </w:t>
       </w:r>
-      <w:hyperlink w:history="1" r:id="rId2j1e2qb2jhudtp1yvwduk">
+      <w:hyperlink w:history="1" r:id="rIdlinkk09fvc99yv-t_supp">
         <w:r>
           <w:rPr>
             <w:rFonts w:ascii="Arial" w:cs="Arial" w:eastAsia="Arial" w:hAnsi="Arial"/>
@@ -2504,7 +2504,7 @@
         </w:rPr>
         <w:t xml:space="preserve"> (</w:t>
       </w:r>
-      <w:hyperlink w:history="1" r:id="rIdvrsgp6t2uopsu_migrool">
+      <w:hyperlink w:history="1" r:id="rId7ixa2yxi5gzypntfdwo09">
         <w:r>
           <w:rPr>
             <w:rFonts w:ascii="Arial" w:cs="Arial" w:eastAsia="Arial" w:hAnsi="Arial"/>
@@ -2524,7 +2524,7 @@
         </w:rPr>
         <w:t xml:space="preserve">). To view a copy of this license, visit </w:t>
       </w:r>
-      <w:hyperlink w:history="1" r:id="rIdjtk1fjqc6bi9g63ocf8r5">
+      <w:hyperlink w:history="1" r:id="rIdybxsfiflobpcnp1tv15h5">
         <w:r>
           <w:rPr>
             <w:rFonts w:ascii="Arial" w:cs="Arial" w:eastAsia="Arial" w:hAnsi="Arial"/>

--- a/data/outputs/v2/Physics/SS3.3_Introduction_to_Electronics/Physics_Introduction_to_Electronics_FinalExplanation.docx
+++ b/data/outputs/v2/Physics/SS3.3_Introduction_to_Electronics/Physics_Introduction_to_Electronics_FinalExplanation.docx
@@ -2484,7 +2484,7 @@
         </w:rPr>
         <w:t xml:space="preserve">© 2026 SeaVuria and ARES. This work is licensed under a </w:t>
       </w:r>
-      <w:hyperlink w:history="1" r:id="rIdlinkk09fvc99yv-t_supp">
+      <w:hyperlink w:history="1" r:id="rIdgwsbqzf0te_pd6fmtkror">
         <w:r>
           <w:rPr>
             <w:rFonts w:ascii="Arial" w:cs="Arial" w:eastAsia="Arial" w:hAnsi="Arial"/>
@@ -2504,7 +2504,7 @@
         </w:rPr>
         <w:t xml:space="preserve"> (</w:t>
       </w:r>
-      <w:hyperlink w:history="1" r:id="rId7ixa2yxi5gzypntfdwo09">
+      <w:hyperlink w:history="1" r:id="rId9naet7w4hhgasi8kqchzt">
         <w:r>
           <w:rPr>
             <w:rFonts w:ascii="Arial" w:cs="Arial" w:eastAsia="Arial" w:hAnsi="Arial"/>
@@ -2524,7 +2524,7 @@
         </w:rPr>
         <w:t xml:space="preserve">). To view a copy of this license, visit </w:t>
       </w:r>
-      <w:hyperlink w:history="1" r:id="rIdybxsfiflobpcnp1tv15h5">
+      <w:hyperlink w:history="1" r:id="rIda0mk7jo6xrpstaxlg2rv6">
         <w:r>
           <w:rPr>
             <w:rFonts w:ascii="Arial" w:cs="Arial" w:eastAsia="Arial" w:hAnsi="Arial"/>

--- a/data/outputs/v2/Physics/SS3.3_Introduction_to_Electronics/Physics_Introduction_to_Electronics_FinalExplanation.docx
+++ b/data/outputs/v2/Physics/SS3.3_Introduction_to_Electronics/Physics_Introduction_to_Electronics_FinalExplanation.docx
@@ -2484,7 +2484,7 @@
         </w:rPr>
         <w:t xml:space="preserve">© 2026 SeaVuria and ARES. This work is licensed under a </w:t>
       </w:r>
-      <w:hyperlink w:history="1" r:id="rIdgwsbqzf0te_pd6fmtkror">
+      <w:hyperlink w:history="1" r:id="rId7hly_cgeb9tg2l52ltpzv">
         <w:r>
           <w:rPr>
             <w:rFonts w:ascii="Arial" w:cs="Arial" w:eastAsia="Arial" w:hAnsi="Arial"/>
@@ -2504,7 +2504,7 @@
         </w:rPr>
         <w:t xml:space="preserve"> (</w:t>
       </w:r>
-      <w:hyperlink w:history="1" r:id="rId9naet7w4hhgasi8kqchzt">
+      <w:hyperlink w:history="1" r:id="rIdivtfoppersaax2k5kj8kn">
         <w:r>
           <w:rPr>
             <w:rFonts w:ascii="Arial" w:cs="Arial" w:eastAsia="Arial" w:hAnsi="Arial"/>
@@ -2524,7 +2524,7 @@
         </w:rPr>
         <w:t xml:space="preserve">). To view a copy of this license, visit </w:t>
       </w:r>
-      <w:hyperlink w:history="1" r:id="rIda0mk7jo6xrpstaxlg2rv6">
+      <w:hyperlink w:history="1" r:id="rIdq9w5gswcincdsj8pmkkvn">
         <w:r>
           <w:rPr>
             <w:rFonts w:ascii="Arial" w:cs="Arial" w:eastAsia="Arial" w:hAnsi="Arial"/>

--- a/data/outputs/v2/Physics/SS3.3_Introduction_to_Electronics/Physics_Introduction_to_Electronics_FinalExplanation.docx
+++ b/data/outputs/v2/Physics/SS3.3_Introduction_to_Electronics/Physics_Introduction_to_Electronics_FinalExplanation.docx
@@ -95,7 +95,7 @@
                 <w:sz w:val="22"/>
                 <w:szCs w:val="22"/>
               </w:rPr>
-              <w:t xml:space="preserve">FINAL EXPLANATION: PHYSICS GRADE 10 – SUB-STRAND 3.3 INTRODUCTION TO ELECTRONICS: FINAL EXPLANATION</w:t>
+              <w:t xml:space="preserve">FINAL EXPLANATION: PHYSICS GRADE 10: 3.3 INTRODUCTION TO ELECTRONICS</w:t>
             </w:r>
           </w:p>
         </w:tc>
@@ -422,7 +422,7 @@
                 <w:sz w:val="18"/>
                 <w:szCs w:val="18"/>
               </w:rPr>
-              <w:t xml:space="preserve">Driving question: Why does a silicon solar panel on a Kajiado farm produce less power in the hot afternoon sun (about 35 °C) than on a cool morning (about 18 °C), and what is so special about silicon that it can act as both a conductor and an insulator depending on the conditions? Use everything you learned in Lessons 1 to 7: your circuit tests, band diagrams, doping diagrams, the PhET simulation and the case studies. Answer each section in the blank space under its prompt. Write in full sentences. Use the scientific words we learned (valence band, conduction band, band gap, electron-hole pair, doping, n-type, p-type, p-n junction). Where a prompt asks for a diagram, draw it neatly and label it. Where a prompt asks for evidence, refer to specific results from our lessons.</w:t>
+              <w:t xml:space="preserve">This is your Final Explanation. Use your own words to answer the Driving Question: Why do some materials conduct electricity while others do not, and how does this affect the safety and efficiency of household wiring and of devices such as solar panels, computers and MRI machines? Use the evidence from your five-material bulb test, the resistivity data, your class model, the Driving Question Board (DQB) and the Kenyan case studies. Write your answers in the space under each prompt. Use the words conductor, insulator, semiconductor and superconductor carefully, and give numbers and units where you can. Show your thinking in full sentences. Use the data table in Section 2 when it is asked for.</w:t>
             </w:r>
           </w:p>
         </w:tc>
@@ -481,7 +481,7 @@
                 <w:sz w:val="22"/>
                 <w:szCs w:val="22"/>
               </w:rPr>
-              <w:t xml:space="preserve">Part 1: What our circuit tests showed</w:t>
+              <w:t xml:space="preserve">Section 1: What the five-material test showed</w:t>
             </w:r>
           </w:p>
         </w:tc>
@@ -515,7 +515,194 @@
                 <w:sz w:val="18"/>
                 <w:szCs w:val="18"/>
               </w:rPr>
-              <w:t xml:space="preserve">In Lesson 1 you tested materials in a 1.5 V circuit with an LED. Here are the results:</w:t>
+              <w:t xml:space="preserve">Mr Otieno, an electrician in Nairobi, wires a house with copper cable covered in PVC plastic and can safely hold the insulated wire while it carries current at 240 V. In class you tested copper wire, glass, dry wood, plastic and a silicon diode (1N4007) in a 3 V circuit with a torch bulb, always in that order.</w:t>
+            </w:r>
+          </w:p>
+          <w:p>
+            <w:pPr>
+              <w:spacing w:after="40" w:before="0"/>
+              <w:jc w:val="left"/>
+            </w:pPr>
+            <w:r>
+              <w:rPr>
+                <w:rFonts w:ascii="Arial" w:cs="Arial" w:eastAsia="Arial" w:hAnsi="Arial"/>
+                <w:b/>
+                <w:bCs/>
+                <w:i w:val="false"/>
+                <w:iCs w:val="false"/>
+                <w:color w:val="000000"/>
+                <w:sz w:val="18"/>
+                <w:szCs w:val="18"/>
+              </w:rPr>
+              <w:t xml:space="preserve">(a) Describe what happened to the bulb for each of the five materials, including both ways of connecting the diode.</w:t>
+            </w:r>
+          </w:p>
+          <w:p>
+            <w:pPr>
+              <w:spacing w:after="40" w:before="0"/>
+              <w:jc w:val="left"/>
+            </w:pPr>
+            <w:r>
+              <w:rPr>
+                <w:rFonts w:ascii="Arial" w:cs="Arial" w:eastAsia="Arial" w:hAnsi="Arial"/>
+                <w:b/>
+                <w:bCs/>
+                <w:i w:val="false"/>
+                <w:iCs w:val="false"/>
+                <w:color w:val="000000"/>
+                <w:sz w:val="18"/>
+                <w:szCs w:val="18"/>
+              </w:rPr>
+              <w:t xml:space="preserve">(b) How many of the four ordinary materials (copper, glass, wood, plastic) let the bulb light? What was different about the diode?</w:t>
+            </w:r>
+          </w:p>
+          <w:p>
+            <w:pPr>
+              <w:spacing w:after="40" w:before="0"/>
+              <w:jc w:val="left"/>
+            </w:pPr>
+            <w:r>
+              <w:rPr>
+                <w:rFonts w:ascii="Arial" w:cs="Arial" w:eastAsia="Arial" w:hAnsi="Arial"/>
+                <w:b/>
+                <w:bCs/>
+                <w:i w:val="false"/>
+                <w:iCs w:val="false"/>
+                <w:color w:val="000000"/>
+                <w:sz w:val="18"/>
+                <w:szCs w:val="18"/>
+              </w:rPr>
+              <w:t xml:space="preserve">(c) Use your results to explain why Mr Otieno can safely hold the plastic-covered copper cable.</w:t>
+            </w:r>
+          </w:p>
+        </w:tc>
+      </w:tr>
+      <w:tr>
+        <w:trPr>
+          <w:trHeight w:val="4200" w:hRule="atLeast"/>
+        </w:trPr>
+        <w:tc>
+          <w:tcPr>
+            <w:tcW w:type="dxa" w:w="13680"/>
+            <w:shd w:fill="FFFFFF" w:color="auto" w:val="clear"/>
+            <w:tcMar>
+              <w:top w:type="dxa" w:w="60"/>
+              <w:left w:type="dxa" w:w="120"/>
+              <w:bottom w:type="dxa" w:w="60"/>
+              <w:right w:type="dxa" w:w="120"/>
+            </w:tcMar>
+            <w:vAlign w:val="top"/>
+          </w:tcPr>
+          <w:p>
+            <w:pPr>
+              <w:spacing w:after="40" w:before="0"/>
+              <w:jc w:val="left"/>
+            </w:pPr>
+            <w:r>
+              <w:rPr>
+                <w:rFonts w:ascii="Arial" w:cs="Arial" w:eastAsia="Arial" w:hAnsi="Arial"/>
+                <w:b w:val="false"/>
+                <w:bCs w:val="false"/>
+                <w:i/>
+                <w:iCs/>
+                <w:color w:val="808080"/>
+                <w:sz w:val="18"/>
+                <w:szCs w:val="18"/>
+              </w:rPr>
+              <w:t xml:space="preserve">Write your answer here:</w:t>
+            </w:r>
+          </w:p>
+        </w:tc>
+      </w:tr>
+    </w:tbl>
+    <w:p>
+      <w:pPr>
+        <w:spacing w:after="120"/>
+      </w:pPr>
+      <w:r>
+        <w:t xml:space="preserve"/>
+      </w:r>
+    </w:p>
+    <w:tbl>
+      <w:tblPr>
+        <w:tblW w:type="dxa" w:w="13680"/>
+        <w:tblBorders>
+          <w:top w:val="single" w:color="AAAAAA" w:sz="4"/>
+          <w:left w:val="single" w:color="AAAAAA" w:sz="4"/>
+          <w:bottom w:val="single" w:color="AAAAAA" w:sz="4"/>
+          <w:right w:val="single" w:color="AAAAAA" w:sz="4"/>
+          <w:insideH w:val="single" w:color="auto" w:sz="4"/>
+          <w:insideV w:val="single" w:color="auto" w:sz="4"/>
+        </w:tblBorders>
+        <w:tblLayout w:type="fixed"/>
+      </w:tblPr>
+      <w:tblGrid>
+        <w:gridCol w:w="13680"/>
+      </w:tblGrid>
+      <w:tr>
+        <w:tc>
+          <w:tcPr>
+            <w:tcW w:type="dxa" w:w="13680"/>
+            <w:shd w:fill="1F3864" w:color="auto" w:val="clear"/>
+            <w:tcMar>
+              <w:top w:type="dxa" w:w="60"/>
+              <w:left w:type="dxa" w:w="120"/>
+              <w:bottom w:type="dxa" w:w="60"/>
+              <w:right w:type="dxa" w:w="120"/>
+            </w:tcMar>
+            <w:vAlign w:val="top"/>
+          </w:tcPr>
+          <w:p>
+            <w:pPr>
+              <w:spacing w:after="40" w:before="0"/>
+              <w:jc w:val="center"/>
+            </w:pPr>
+            <w:r>
+              <w:rPr>
+                <w:rFonts w:ascii="Arial" w:cs="Arial" w:eastAsia="Arial" w:hAnsi="Arial"/>
+                <w:b/>
+                <w:bCs/>
+                <w:i w:val="false"/>
+                <w:iCs w:val="false"/>
+                <w:color w:val="FFFFFF"/>
+                <w:sz w:val="22"/>
+                <w:szCs w:val="22"/>
+              </w:rPr>
+              <w:t xml:space="preserve">Section 2: Using resistivity data to classify materials</w:t>
+            </w:r>
+          </w:p>
+        </w:tc>
+      </w:tr>
+      <w:tr>
+        <w:tc>
+          <w:tcPr>
+            <w:tcW w:type="dxa" w:w="13680"/>
+            <w:shd w:fill="D9EEF1" w:color="auto" w:val="clear"/>
+            <w:tcMar>
+              <w:top w:type="dxa" w:w="60"/>
+              <w:left w:type="dxa" w:w="120"/>
+              <w:bottom w:type="dxa" w:w="60"/>
+              <w:right w:type="dxa" w:w="120"/>
+            </w:tcMar>
+            <w:vAlign w:val="top"/>
+          </w:tcPr>
+          <w:p>
+            <w:pPr>
+              <w:spacing w:after="40" w:before="0"/>
+              <w:jc w:val="left"/>
+            </w:pPr>
+            <w:r>
+              <w:rPr>
+                <w:rFonts w:ascii="Arial" w:cs="Arial" w:eastAsia="Arial" w:hAnsi="Arial"/>
+                <w:b/>
+                <w:bCs/>
+                <w:i w:val="false"/>
+                <w:iCs w:val="false"/>
+                <w:color w:val="000000"/>
+                <w:sz w:val="18"/>
+                <w:szCs w:val="18"/>
+              </w:rPr>
+              <w:t xml:space="preserve">The table shows approximate resistivity values at about 20 C.</w:t>
             </w:r>
           </w:p>
           <w:p>
@@ -615,7 +802,7 @@
                       <w:sz w:val="18"/>
                       <w:szCs w:val="18"/>
                     </w:rPr>
-                    <w:t xml:space="preserve">LED brightness</w:t>
+                    <w:t xml:space="preserve">Resistivity rho (ohm metre)</w:t>
                   </w:r>
                 </w:p>
               </w:tc>
@@ -649,7 +836,7 @@
                       <w:sz w:val="18"/>
                       <w:szCs w:val="18"/>
                     </w:rPr>
-                    <w:t xml:space="preserve">Copper wire</w:t>
+                    <w:t xml:space="preserve">Copper</w:t>
                   </w:r>
                 </w:p>
               </w:tc>
@@ -681,7 +868,7 @@
                       <w:sz w:val="18"/>
                       <w:szCs w:val="18"/>
                     </w:rPr>
-                    <w:t xml:space="preserve">Fully bright</w:t>
+                    <w:t xml:space="preserve">1.7 x 10^-8</w:t>
                   </w:r>
                 </w:p>
               </w:tc>
@@ -715,7 +902,7 @@
                       <w:sz w:val="18"/>
                       <w:szCs w:val="18"/>
                     </w:rPr>
-                    <w:t xml:space="preserve">Steel nail</w:t>
+                    <w:t xml:space="preserve">Germanium (pure)</w:t>
                   </w:r>
                 </w:p>
               </w:tc>
@@ -747,7 +934,7 @@
                       <w:sz w:val="18"/>
                       <w:szCs w:val="18"/>
                     </w:rPr>
-                    <w:t xml:space="preserve">Fully bright</w:t>
+                    <w:t xml:space="preserve">0.46</w:t>
                   </w:r>
                 </w:p>
               </w:tc>
@@ -781,7 +968,7 @@
                       <w:sz w:val="18"/>
                       <w:szCs w:val="18"/>
                     </w:rPr>
-                    <w:t xml:space="preserve">Plastic sufuria handle</w:t>
+                    <w:t xml:space="preserve">Silicon (pure)</w:t>
                   </w:r>
                 </w:p>
               </w:tc>
@@ -813,7 +1000,7 @@
                       <w:sz w:val="18"/>
                       <w:szCs w:val="18"/>
                     </w:rPr>
-                    <w:t xml:space="preserve">Off</w:t>
+                    <w:t xml:space="preserve">2.3 x 10^3</w:t>
                   </w:r>
                 </w:p>
               </w:tc>
@@ -847,7 +1034,7 @@
                       <w:sz w:val="18"/>
                       <w:szCs w:val="18"/>
                     </w:rPr>
-                    <w:t xml:space="preserve">Rubber eraser</w:t>
+                    <w:t xml:space="preserve">Dry wood</w:t>
                   </w:r>
                 </w:p>
               </w:tc>
@@ -879,7 +1066,7 @@
                       <w:sz w:val="18"/>
                       <w:szCs w:val="18"/>
                     </w:rPr>
-                    <w:t xml:space="preserve">Off</w:t>
+                    <w:t xml:space="preserve">about 10^8 to 10^11</w:t>
                   </w:r>
                 </w:p>
               </w:tc>
@@ -913,7 +1100,7 @@
                       <w:sz w:val="18"/>
                       <w:szCs w:val="18"/>
                     </w:rPr>
-                    <w:t xml:space="preserve">Graphite pencil lead</w:t>
+                    <w:t xml:space="preserve">Glass</w:t>
                   </w:r>
                 </w:p>
               </w:tc>
@@ -945,7 +1132,7 @@
                       <w:sz w:val="18"/>
                       <w:szCs w:val="18"/>
                     </w:rPr>
-                    <w:t xml:space="preserve">Dim</w:t>
+                    <w:t xml:space="preserve">about 10^10 to 10^14</w:t>
                   </w:r>
                 </w:p>
               </w:tc>
@@ -979,7 +1166,7 @@
                       <w:sz w:val="18"/>
                       <w:szCs w:val="18"/>
                     </w:rPr>
-                    <w:t xml:space="preserve">Silicon chip</w:t>
+                    <w:t xml:space="preserve">PVC</w:t>
                   </w:r>
                 </w:p>
               </w:tc>
@@ -1011,7 +1198,7 @@
                       <w:sz w:val="18"/>
                       <w:szCs w:val="18"/>
                     </w:rPr>
-                    <w:t xml:space="preserve">Dim</w:t>
+                    <w:t xml:space="preserve">about 10^13 or more</w:t>
                   </w:r>
                 </w:p>
               </w:tc>
@@ -1071,7 +1258,83 @@
                 <w:sz w:val="18"/>
                 <w:szCs w:val="18"/>
               </w:rPr>
-              <w:t xml:space="preserve">(a) Use the table to sort the materials into conductors, insulators and materials that conduct only partially, and give your reason for each group. (b) Name the category of materials that conduct only partially, and explain why a material in that category has its name. (c) Why could your earlier ideas about simple circuits and Ohm's Law not explain the silicon result or the Kajiado solar panel?</w:t>
+              <w:t xml:space="preserve">(a) Put the materials in order from best to worst conductor.</w:t>
+            </w:r>
+          </w:p>
+          <w:p>
+            <w:pPr>
+              <w:spacing w:after="40" w:before="0"/>
+              <w:jc w:val="left"/>
+            </w:pPr>
+            <w:r>
+              <w:rPr>
+                <w:rFonts w:ascii="Arial" w:cs="Arial" w:eastAsia="Arial" w:hAnsi="Arial"/>
+                <w:b/>
+                <w:bCs/>
+                <w:i w:val="false"/>
+                <w:iCs w:val="false"/>
+                <w:color w:val="000000"/>
+                <w:sz w:val="18"/>
+                <w:szCs w:val="18"/>
+              </w:rPr>
+              <w:t xml:space="preserve">(b) Sort them into conductor, semiconductor and insulator.</w:t>
+            </w:r>
+          </w:p>
+          <w:p>
+            <w:pPr>
+              <w:spacing w:after="40" w:before="0"/>
+              <w:jc w:val="left"/>
+            </w:pPr>
+            <w:r>
+              <w:rPr>
+                <w:rFonts w:ascii="Arial" w:cs="Arial" w:eastAsia="Arial" w:hAnsi="Arial"/>
+                <w:b/>
+                <w:bCs/>
+                <w:i w:val="false"/>
+                <w:iCs w:val="false"/>
+                <w:color w:val="000000"/>
+                <w:sz w:val="18"/>
+                <w:szCs w:val="18"/>
+              </w:rPr>
+              <w:t xml:space="preserve">(c) Calculate how many times more resistive pure silicon is than copper. Show your working.</w:t>
+            </w:r>
+          </w:p>
+          <w:p>
+            <w:pPr>
+              <w:spacing w:after="40" w:before="0"/>
+              <w:jc w:val="left"/>
+            </w:pPr>
+            <w:r>
+              <w:rPr>
+                <w:rFonts w:ascii="Arial" w:cs="Arial" w:eastAsia="Arial" w:hAnsi="Arial"/>
+                <w:b/>
+                <w:bCs/>
+                <w:i w:val="false"/>
+                <w:iCs w:val="false"/>
+                <w:color w:val="000000"/>
+                <w:sz w:val="18"/>
+                <w:szCs w:val="18"/>
+              </w:rPr>
+              <w:t xml:space="preserve">(d) How is conductivity related to resistivity?</w:t>
+            </w:r>
+          </w:p>
+          <w:p>
+            <w:pPr>
+              <w:spacing w:after="40" w:before="0"/>
+              <w:jc w:val="left"/>
+            </w:pPr>
+            <w:r>
+              <w:rPr>
+                <w:rFonts w:ascii="Arial" w:cs="Arial" w:eastAsia="Arial" w:hAnsi="Arial"/>
+                <w:b/>
+                <w:bCs/>
+                <w:i w:val="false"/>
+                <w:iCs w:val="false"/>
+                <w:color w:val="000000"/>
+                <w:sz w:val="18"/>
+                <w:szCs w:val="18"/>
+              </w:rPr>
+              <w:t xml:space="preserve">(e) Use the data to explain why household wiring uses copper covered in PVC.</w:t>
             </w:r>
           </w:p>
           <w:p>
@@ -1186,7 +1449,7 @@
                 <w:sz w:val="22"/>
                 <w:szCs w:val="22"/>
               </w:rPr>
-              <w:t xml:space="preserve">Part 2: The energy band model and silicon's dual identity</w:t>
+              <w:t xml:space="preserve">Section 3: Why materials differ: energy gaps, temperature and doping</w:t>
             </w:r>
           </w:p>
         </w:tc>
@@ -1220,7 +1483,83 @@
                 <w:sz w:val="18"/>
                 <w:szCs w:val="18"/>
               </w:rPr>
-              <w:t xml:space="preserve">(a) Draw and label simple energy band diagrams for a metal such as copper, an insulator such as the plastic handle or rubber, and a semiconductor such as silicon. Show the valence band, the conduction band and the band gap on each. (b) Explain how the size of the band gap decides whether a material is a conductor, an insulator or a semiconductor. (c) Silicon's band gap is about 1.1 eV. Use this to explain why silicon can behave like an insulator in darkness but conduct when sunlight falls on it. Then explain what happens to the number of electron-hole pairs in pure silicon when it is heated, and why this is a different question from how well a solar panel performs.</w:t>
+              <w:t xml:space="preserve">All the materials you tested are made of atoms with electrons, yet they behave very differently.</w:t>
+            </w:r>
+          </w:p>
+          <w:p>
+            <w:pPr>
+              <w:spacing w:after="40" w:before="0"/>
+              <w:jc w:val="left"/>
+            </w:pPr>
+            <w:r>
+              <w:rPr>
+                <w:rFonts w:ascii="Arial" w:cs="Arial" w:eastAsia="Arial" w:hAnsi="Arial"/>
+                <w:b/>
+                <w:bCs/>
+                <w:i w:val="false"/>
+                <w:iCs w:val="false"/>
+                <w:color w:val="000000"/>
+                <w:sz w:val="18"/>
+                <w:szCs w:val="18"/>
+              </w:rPr>
+              <w:t xml:space="preserve">(a) Using the idea of energy bands and the energy gap (Eg), explain why copper conducts but glass, wood and plastic almost do not. Give the gap values you used.</w:t>
+            </w:r>
+          </w:p>
+          <w:p>
+            <w:pPr>
+              <w:spacing w:after="40" w:before="0"/>
+              <w:jc w:val="left"/>
+            </w:pPr>
+            <w:r>
+              <w:rPr>
+                <w:rFonts w:ascii="Arial" w:cs="Arial" w:eastAsia="Arial" w:hAnsi="Arial"/>
+                <w:b/>
+                <w:bCs/>
+                <w:i w:val="false"/>
+                <w:iCs w:val="false"/>
+                <w:color w:val="000000"/>
+                <w:sz w:val="18"/>
+                <w:szCs w:val="18"/>
+              </w:rPr>
+              <w:t xml:space="preserve">(b) Why does pure (intrinsic) silicon conduct a little, and what are the holes that appear? How does warming change its conductivity? How is this different from copper?</w:t>
+            </w:r>
+          </w:p>
+          <w:p>
+            <w:pPr>
+              <w:spacing w:after="40" w:before="0"/>
+              <w:jc w:val="left"/>
+            </w:pPr>
+            <w:r>
+              <w:rPr>
+                <w:rFonts w:ascii="Arial" w:cs="Arial" w:eastAsia="Arial" w:hAnsi="Arial"/>
+                <w:b/>
+                <w:bCs/>
+                <w:i w:val="false"/>
+                <w:iCs w:val="false"/>
+                <w:color w:val="000000"/>
+                <w:sz w:val="18"/>
+                <w:szCs w:val="18"/>
+              </w:rPr>
+              <w:t xml:space="preserve">(c) Explain how doping silicon with phosphorus and with boron changes its conduction. Name the type of semiconductor and the majority carriers in each case. Is doped silicon charged?</w:t>
+            </w:r>
+          </w:p>
+          <w:p>
+            <w:pPr>
+              <w:spacing w:after="40" w:before="0"/>
+              <w:jc w:val="left"/>
+            </w:pPr>
+            <w:r>
+              <w:rPr>
+                <w:rFonts w:ascii="Arial" w:cs="Arial" w:eastAsia="Arial" w:hAnsi="Arial"/>
+                <w:b/>
+                <w:bCs/>
+                <w:i w:val="false"/>
+                <w:iCs w:val="false"/>
+                <w:color w:val="000000"/>
+                <w:sz w:val="18"/>
+                <w:szCs w:val="18"/>
+              </w:rPr>
+              <w:t xml:space="preserve">(d) Why is doping useful, and how does a p-n junction explain the result you saw with the diode and the bulb?</w:t>
             </w:r>
           </w:p>
         </w:tc>
@@ -1316,7 +1655,7 @@
                 <w:sz w:val="22"/>
                 <w:szCs w:val="22"/>
               </w:rPr>
-              <w:t xml:space="preserve">Part 3: Doping and the p-n junction</w:t>
+              <w:t xml:space="preserve">Section 4: Superconductors and MRI machines</w:t>
             </w:r>
           </w:p>
         </w:tc>
@@ -1350,7 +1689,64 @@
                 <w:sz w:val="18"/>
                 <w:szCs w:val="18"/>
               </w:rPr>
-              <w:t xml:space="preserve">The silicon in a real solar panel is not pure. (a) What is doping, and why do engineers do it? (b) Explain how phosphorus makes n-type silicon and how boron makes p-type silicon. Say which charge carriers are the majority in each. (c) Describe what a p-n junction does to the flow of charge, using what you saw in the PhET simulation about forward bias and reverse bias. (d) Explain why the p-n junction matters for the Kajiado solar panel.</w:t>
+              <w:t xml:space="preserve">Ms Achieng showed a YBCO disc cooled in liquid nitrogen at 77 K (-196 C) making a magnet float. The critical temperatures (Tc) are: mercury 4.2 K, NbTi 9.2 K, YBCO about 92 K.</w:t>
+            </w:r>
+          </w:p>
+          <w:p>
+            <w:pPr>
+              <w:spacing w:after="40" w:before="0"/>
+              <w:jc w:val="left"/>
+            </w:pPr>
+            <w:r>
+              <w:rPr>
+                <w:rFonts w:ascii="Arial" w:cs="Arial" w:eastAsia="Arial" w:hAnsi="Arial"/>
+                <w:b/>
+                <w:bCs/>
+                <w:i w:val="false"/>
+                <w:iCs w:val="false"/>
+                <w:color w:val="000000"/>
+                <w:sz w:val="18"/>
+                <w:szCs w:val="18"/>
+              </w:rPr>
+              <w:t xml:space="preserve">(a) What is special about the resistance of a superconductor below its Tc, and how is this different from copper?</w:t>
+            </w:r>
+          </w:p>
+          <w:p>
+            <w:pPr>
+              <w:spacing w:after="40" w:before="0"/>
+              <w:jc w:val="left"/>
+            </w:pPr>
+            <w:r>
+              <w:rPr>
+                <w:rFonts w:ascii="Arial" w:cs="Arial" w:eastAsia="Arial" w:hAnsi="Arial"/>
+                <w:b/>
+                <w:bCs/>
+                <w:i w:val="false"/>
+                <w:iCs w:val="false"/>
+                <w:color w:val="000000"/>
+                <w:sz w:val="18"/>
+                <w:szCs w:val="18"/>
+              </w:rPr>
+              <w:t xml:space="preserve">(b) Dr Wekesa operates an MRI machine at Kenyatta National Hospital. Which coolant (liquid nitrogen at 77 K or liquid helium at 4.2 K) is needed for the NbTi magnet? Explain using the data.</w:t>
+            </w:r>
+          </w:p>
+          <w:p>
+            <w:pPr>
+              <w:spacing w:after="40" w:before="0"/>
+              <w:jc w:val="left"/>
+            </w:pPr>
+            <w:r>
+              <w:rPr>
+                <w:rFonts w:ascii="Arial" w:cs="Arial" w:eastAsia="Arial" w:hAnsi="Arial"/>
+                <w:b/>
+                <w:bCs/>
+                <w:i w:val="false"/>
+                <w:iCs w:val="false"/>
+                <w:color w:val="000000"/>
+                <w:sz w:val="18"/>
+                <w:szCs w:val="18"/>
+              </w:rPr>
+              <w:t xml:space="preserve">(c) Why does an MRI magnet need a superconductor, and why is household wiring still copper and PVC?</w:t>
             </w:r>
           </w:p>
         </w:tc>
@@ -1446,7 +1842,7 @@
                 <w:sz w:val="22"/>
                 <w:szCs w:val="22"/>
               </w:rPr>
-              <w:t xml:space="preserve">Part 4: Solving the Kajiado solar panel mystery</w:t>
+              <w:t xml:space="preserve">Section 5: Final answer to the Driving Question</w:t>
             </w:r>
           </w:p>
         </w:tc>
@@ -1480,137 +1876,106 @@
                 <w:sz w:val="18"/>
                 <w:szCs w:val="18"/>
               </w:rPr>
-              <w:t xml:space="preserve">Mama Akinyi's silicon panel in Kajiado gives less power at about 35 °C on a hot afternoon than at about 18 °C on a cool morning, even though the afternoon sun is strong. Write a Claim–Evidence–Reasoning explanation. (a) Claim: answer the driving question in one or two sentences. (b) Evidence: give at least two pieces of evidence from our lessons (for example the temperature data, the band diagrams, the PhET simulation or the case study graph). Say what each piece shows and be careful about how closely its temperature range matches the Kajiado panel. (c) Reasoning: use the energy band model, the p-n junction and electron-hole pairs to explain how a higher temperature leads to your claim. (d) Explain why the claim 'more heat means more electricity' does not hold for this panel, and why it matters that silicon is neither copper nor rubber.</w:t>
-            </w:r>
-          </w:p>
-        </w:tc>
-      </w:tr>
-      <w:tr>
-        <w:trPr>
-          <w:trHeight w:val="4200" w:hRule="atLeast"/>
-        </w:trPr>
-        <w:tc>
-          <w:tcPr>
-            <w:tcW w:type="dxa" w:w="13680"/>
-            <w:shd w:fill="FFFFFF" w:color="auto" w:val="clear"/>
-            <w:tcMar>
-              <w:top w:type="dxa" w:w="60"/>
-              <w:left w:type="dxa" w:w="120"/>
-              <w:bottom w:type="dxa" w:w="60"/>
-              <w:right w:type="dxa" w:w="120"/>
-            </w:tcMar>
-            <w:vAlign w:val="top"/>
-          </w:tcPr>
-          <w:p>
-            <w:pPr>
-              <w:spacing w:after="40" w:before="0"/>
-              <w:jc w:val="left"/>
-            </w:pPr>
-            <w:r>
-              <w:rPr>
-                <w:rFonts w:ascii="Arial" w:cs="Arial" w:eastAsia="Arial" w:hAnsi="Arial"/>
-                <w:b w:val="false"/>
-                <w:bCs w:val="false"/>
-                <w:i/>
-                <w:iCs/>
-                <w:color w:val="808080"/>
-                <w:sz w:val="18"/>
-                <w:szCs w:val="18"/>
-              </w:rPr>
-              <w:t xml:space="preserve">Write your answer here:</w:t>
-            </w:r>
-          </w:p>
-        </w:tc>
-      </w:tr>
-    </w:tbl>
-    <w:p>
-      <w:pPr>
-        <w:spacing w:after="120"/>
-      </w:pPr>
-      <w:r>
-        <w:t xml:space="preserve"/>
-      </w:r>
-    </w:p>
-    <w:tbl>
-      <w:tblPr>
-        <w:tblW w:type="dxa" w:w="13680"/>
-        <w:tblBorders>
-          <w:top w:val="single" w:color="AAAAAA" w:sz="4"/>
-          <w:left w:val="single" w:color="AAAAAA" w:sz="4"/>
-          <w:bottom w:val="single" w:color="AAAAAA" w:sz="4"/>
-          <w:right w:val="single" w:color="AAAAAA" w:sz="4"/>
-          <w:insideH w:val="single" w:color="auto" w:sz="4"/>
-          <w:insideV w:val="single" w:color="auto" w:sz="4"/>
-        </w:tblBorders>
-        <w:tblLayout w:type="fixed"/>
-      </w:tblPr>
-      <w:tblGrid>
-        <w:gridCol w:w="13680"/>
-      </w:tblGrid>
-      <w:tr>
-        <w:tc>
-          <w:tcPr>
-            <w:tcW w:type="dxa" w:w="13680"/>
-            <w:shd w:fill="1F3864" w:color="auto" w:val="clear"/>
-            <w:tcMar>
-              <w:top w:type="dxa" w:w="60"/>
-              <w:left w:type="dxa" w:w="120"/>
-              <w:bottom w:type="dxa" w:w="60"/>
-              <w:right w:type="dxa" w:w="120"/>
-            </w:tcMar>
-            <w:vAlign w:val="top"/>
-          </w:tcPr>
-          <w:p>
-            <w:pPr>
-              <w:spacing w:after="40" w:before="0"/>
-              <w:jc w:val="center"/>
-            </w:pPr>
-            <w:r>
-              <w:rPr>
-                <w:rFonts w:ascii="Arial" w:cs="Arial" w:eastAsia="Arial" w:hAnsi="Arial"/>
-                <w:b/>
-                <w:bCs/>
-                <w:i w:val="false"/>
-                <w:iCs w:val="false"/>
-                <w:color w:val="FFFFFF"/>
-                <w:sz w:val="22"/>
-                <w:szCs w:val="22"/>
-              </w:rPr>
-              <w:t xml:space="preserve">Part 5: Semiconductors in Kenyan life</w:t>
-            </w:r>
-          </w:p>
-        </w:tc>
-      </w:tr>
-      <w:tr>
-        <w:tc>
-          <w:tcPr>
-            <w:tcW w:type="dxa" w:w="13680"/>
-            <w:shd w:fill="D9EEF1" w:color="auto" w:val="clear"/>
-            <w:tcMar>
-              <w:top w:type="dxa" w:w="60"/>
-              <w:left w:type="dxa" w:w="120"/>
-              <w:bottom w:type="dxa" w:w="60"/>
-              <w:right w:type="dxa" w:w="120"/>
-            </w:tcMar>
-            <w:vAlign w:val="top"/>
-          </w:tcPr>
-          <w:p>
-            <w:pPr>
-              <w:spacing w:after="40" w:before="0"/>
-              <w:jc w:val="left"/>
-            </w:pPr>
-            <w:r>
-              <w:rPr>
-                <w:rFonts w:ascii="Arial" w:cs="Arial" w:eastAsia="Arial" w:hAnsi="Arial"/>
-                <w:b/>
-                <w:bCs/>
-                <w:i w:val="false"/>
-                <w:iCs w:val="false"/>
-                <w:color w:val="000000"/>
-                <w:sz w:val="18"/>
-                <w:szCs w:val="18"/>
-              </w:rPr>
-              <w:t xml:space="preserve">(a) Name two Kenyan technologies, other than the Kajiado panel, that depend on semiconductors. For each one, say which semiconductor idea from our lessons it uses (band gap, doping, p-n junction or temperature effects). (b) Explain how understanding and engineering semiconductor materials has changed everyday life in Kenya. (c) In which way did your thinking change between Lesson 1 and now?</w:t>
+              <w:t xml:space="preserve">Write a clear explanation that answers the Driving Question: Why do some materials conduct electricity while others do not, and how does this affect the safety and efficiency of household wiring and of devices such as solar panels, computers and MRI machines?</w:t>
+            </w:r>
+          </w:p>
+          <w:p>
+            <w:pPr>
+              <w:spacing w:after="40" w:before="0"/>
+              <w:jc w:val="left"/>
+            </w:pPr>
+            <w:r>
+              <w:rPr>
+                <w:rFonts w:ascii="Arial" w:cs="Arial" w:eastAsia="Arial" w:hAnsi="Arial"/>
+                <w:b/>
+                <w:bCs/>
+                <w:i w:val="false"/>
+                <w:iCs w:val="false"/>
+                <w:color w:val="000000"/>
+                <w:sz w:val="18"/>
+                <w:szCs w:val="18"/>
+              </w:rPr>
+              <w:t xml:space="preserve">Your answer must:</w:t>
+            </w:r>
+          </w:p>
+          <w:p>
+            <w:pPr>
+              <w:spacing w:after="30" w:before="0"/>
+              <w:ind w:left="360" w:hanging="180"/>
+              <w:jc w:val="left"/>
+            </w:pPr>
+            <w:r>
+              <w:rPr>
+                <w:rFonts w:ascii="Arial" w:cs="Arial" w:eastAsia="Arial" w:hAnsi="Arial"/>
+                <w:b/>
+                <w:bCs/>
+                <w:i w:val="false"/>
+                <w:iCs w:val="false"/>
+                <w:color w:val="000000"/>
+                <w:sz w:val="18"/>
+                <w:szCs w:val="18"/>
+              </w:rPr>
+              <w:t xml:space="preserve">–  use at least two pieces of evidence from your tests or data (include numbers and units);</w:t>
+            </w:r>
+          </w:p>
+          <w:p>
+            <w:pPr>
+              <w:spacing w:after="30" w:before="0"/>
+              <w:ind w:left="360" w:hanging="180"/>
+              <w:jc w:val="left"/>
+            </w:pPr>
+            <w:r>
+              <w:rPr>
+                <w:rFonts w:ascii="Arial" w:cs="Arial" w:eastAsia="Arial" w:hAnsi="Arial"/>
+                <w:b/>
+                <w:bCs/>
+                <w:i w:val="false"/>
+                <w:iCs w:val="false"/>
+                <w:color w:val="000000"/>
+                <w:sz w:val="18"/>
+                <w:szCs w:val="18"/>
+              </w:rPr>
+              <w:t xml:space="preserve">–  use the words conductor, insulator, semiconductor and superconductor correctly;</w:t>
+            </w:r>
+          </w:p>
+          <w:p>
+            <w:pPr>
+              <w:spacing w:after="30" w:before="0"/>
+              <w:ind w:left="360" w:hanging="180"/>
+              <w:jc w:val="left"/>
+            </w:pPr>
+            <w:r>
+              <w:rPr>
+                <w:rFonts w:ascii="Arial" w:cs="Arial" w:eastAsia="Arial" w:hAnsi="Arial"/>
+                <w:b/>
+                <w:bCs/>
+                <w:i w:val="false"/>
+                <w:iCs w:val="false"/>
+                <w:color w:val="000000"/>
+                <w:sz w:val="18"/>
+                <w:szCs w:val="18"/>
+              </w:rPr>
+              <w:t xml:space="preserve">–  link to Mr Otieno's wiring and to at least two of these Kenyan cases: the Garissa solar plant (50 MW), microchips in phones, M-Pesa and computers, and the MRI at Kenyatta National Hospital;</w:t>
+            </w:r>
+          </w:p>
+          <w:p>
+            <w:pPr>
+              <w:spacing w:after="30" w:before="0"/>
+              <w:ind w:left="360" w:hanging="180"/>
+              <w:jc w:val="left"/>
+            </w:pPr>
+            <w:r>
+              <w:rPr>
+                <w:rFonts w:ascii="Arial" w:cs="Arial" w:eastAsia="Arial" w:hAnsi="Arial"/>
+                <w:b/>
+                <w:bCs/>
+                <w:i w:val="false"/>
+                <w:iCs w:val="false"/>
+                <w:color w:val="000000"/>
+                <w:sz w:val="18"/>
+                <w:szCs w:val="18"/>
+              </w:rPr>
+              <w:t xml:space="preserve">–  say how your class model changed from Lesson 1 to now.</w:t>
             </w:r>
           </w:p>
         </w:tc>
@@ -1874,7 +2239,7 @@
                 <w:sz w:val="18"/>
                 <w:szCs w:val="18"/>
               </w:rPr>
-              <w:t xml:space="preserve">Use of the energy band model</w:t>
+              <w:t xml:space="preserve">Use of evidence and data</w:t>
             </w:r>
           </w:p>
         </w:tc>
@@ -1906,7 +2271,7 @@
                 <w:sz w:val="18"/>
                 <w:szCs w:val="18"/>
               </w:rPr>
-              <w:t xml:space="preserve">Correctly describes valence band, conduction band and band gap for a metal, an insulator and silicon (about 1.1 eV), and uses them to explain why silicon conducts in light but not in darkness.</w:t>
+              <w:t xml:space="preserve">Uses accurate results from the bulb test and resistivity, gap and Tc values with correct units and the correct order of materials.</w:t>
             </w:r>
           </w:p>
         </w:tc>
@@ -1938,7 +2303,7 @@
                 <w:sz w:val="18"/>
                 <w:szCs w:val="18"/>
               </w:rPr>
-              <w:t xml:space="preserve">Describes the bands and gaps for most materials and explains silicon's conduction, with small gaps in detail or vocabulary.</w:t>
+              <w:t xml:space="preserve">Uses most evidence and numbers correctly, with a few missing units or small slips.</w:t>
             </w:r>
           </w:p>
         </w:tc>
@@ -1970,7 +2335,7 @@
                 <w:sz w:val="18"/>
                 <w:szCs w:val="18"/>
               </w:rPr>
-              <w:t xml:space="preserve">Mentions bands or gaps but confuses which material has which gap, or does not link the gap to conduction.</w:t>
+              <w:t xml:space="preserve">Uses little evidence, or numbers and results are missing or incorrect.</w:t>
             </w:r>
           </w:p>
         </w:tc>
@@ -2004,7 +2369,7 @@
                 <w:sz w:val="18"/>
                 <w:szCs w:val="18"/>
               </w:rPr>
-              <w:t xml:space="preserve">Explanation of doping and the p-n junction</w:t>
+              <w:t xml:space="preserve">Scientific explanation using the band model</w:t>
             </w:r>
           </w:p>
         </w:tc>
@@ -2036,7 +2401,7 @@
                 <w:sz w:val="18"/>
                 <w:szCs w:val="18"/>
               </w:rPr>
-              <w:t xml:space="preserve">Accurately explains n-type (phosphorus, electron donor) and p-type (boron, holes), the majority carriers, and how the junction gives one-way current, linked to the solar panel.</w:t>
+              <w:t xml:space="preserve">Clearly explains conductors, insulators, semiconductors, temperature effects, doping and p-n junctions using energy gaps, free electrons and holes.</w:t>
             </w:r>
           </w:p>
         </w:tc>
@@ -2068,7 +2433,7 @@
                 <w:sz w:val="18"/>
                 <w:szCs w:val="18"/>
               </w:rPr>
-              <w:t xml:space="preserve">Explains n-type and p-type correctly and mentions one-way flow, but the link to the panel is brief.</w:t>
+              <w:t xml:space="preserve">Explains most ideas using gaps and free electrons or holes, with some gaps in reasoning.</w:t>
             </w:r>
           </w:p>
         </w:tc>
@@ -2100,7 +2465,7 @@
                 <w:sz w:val="18"/>
                 <w:szCs w:val="18"/>
               </w:rPr>
-              <w:t xml:space="preserve">Confuses n-type and p-type or the carriers, or does not explain the junction's role.</w:t>
+              <w:t xml:space="preserve">Describes what happens but does not explain why, or confuses ideas such as n-type and p-type.</w:t>
             </w:r>
           </w:p>
         </w:tc>
@@ -2134,7 +2499,7 @@
                 <w:sz w:val="18"/>
                 <w:szCs w:val="18"/>
               </w:rPr>
-              <w:t xml:space="preserve">Claim–Evidence–Reasoning on the Kajiado phenomenon</w:t>
+              <w:t xml:space="preserve">Correct use of terms and conventions</w:t>
             </w:r>
           </w:p>
         </w:tc>
@@ -2166,7 +2531,7 @@
                 <w:sz w:val="18"/>
                 <w:szCs w:val="18"/>
               </w:rPr>
-              <w:t xml:space="preserve">Gives a clear claim, at least two specific pieces of evidence from the lessons (noting how well each matches the Kajiado temperatures), and logical reasoning from higher temperature (35 °C vs 18 °C) through lattice vibrations and electron-hole recombination to reduced power output.</w:t>
+              <w:t xml:space="preserve">Uses conductor, insulator, semiconductor, superconductor, forward-biased and reverse-biased correctly and says insulators allow almost no current.</w:t>
             </w:r>
           </w:p>
         </w:tc>
@@ -2198,7 +2563,7 @@
                 <w:sz w:val="18"/>
                 <w:szCs w:val="18"/>
               </w:rPr>
-              <w:t xml:space="preserve">Gives a clear claim with some evidence and mostly correct reasoning, with a gap in the chain of cause and effect.</w:t>
+              <w:t xml:space="preserve">Mostly correct terms, with one or two mix-ups.</w:t>
             </w:r>
           </w:p>
         </w:tc>
@@ -2230,7 +2595,7 @@
                 <w:sz w:val="18"/>
                 <w:szCs w:val="18"/>
               </w:rPr>
-              <w:t xml:space="preserve">States that it is hotter and gives less power without a mechanism, or says more heat gives more electricity.</w:t>
+              <w:t xml:space="preserve">Often mixes terms or claims insulators allow no current at all.</w:t>
             </w:r>
           </w:p>
         </w:tc>
@@ -2264,7 +2629,7 @@
                 <w:sz w:val="18"/>
                 <w:szCs w:val="18"/>
               </w:rPr>
-              <w:t xml:space="preserve">Application to Kenyan contexts and scientific communication</w:t>
+              <w:t xml:space="preserve">Connection to Kenyan contexts and the Driving Question</w:t>
             </w:r>
           </w:p>
         </w:tc>
@@ -2296,7 +2661,7 @@
                 <w:sz w:val="18"/>
                 <w:szCs w:val="18"/>
               </w:rPr>
-              <w:t xml:space="preserve">Gives two accurate Kenyan examples linked to specific semiconductor ideas, reflects on the change in thinking since Lesson 1, and uses scientific terms correctly, with clear labelled diagrams.</w:t>
+              <w:t xml:space="preserve">Links the answer to Mr Otieno's wiring and at least two Kenyan cases and answers safety and efficiency fully.</w:t>
             </w:r>
           </w:p>
         </w:tc>
@@ -2328,7 +2693,7 @@
                 <w:sz w:val="18"/>
                 <w:szCs w:val="18"/>
               </w:rPr>
-              <w:t xml:space="preserve">Gives examples with a general link to semiconductors and uses most terms correctly; diagrams are mostly labelled.</w:t>
+              <w:t xml:space="preserve">Links to wiring and one other case, answering the Driving Question in part.</w:t>
             </w:r>
           </w:p>
         </w:tc>
@@ -2360,7 +2725,137 @@
                 <w:sz w:val="18"/>
                 <w:szCs w:val="18"/>
               </w:rPr>
-              <w:t xml:space="preserve">Gives examples without linking them to the physics, uses few scientific terms, or leaves diagrams unlabelled.</w:t>
+              <w:t xml:space="preserve">Few or no links to the contexts, or the Driving Question is not answered.</w:t>
+            </w:r>
+          </w:p>
+        </w:tc>
+      </w:tr>
+      <w:tr>
+        <w:tc>
+          <w:tcPr>
+            <w:tcW w:type="dxa" w:w="3000"/>
+            <w:shd w:fill="D5E8F0" w:color="auto" w:val="clear"/>
+            <w:tcMar>
+              <w:top w:type="dxa" w:w="60"/>
+              <w:left w:type="dxa" w:w="120"/>
+              <w:bottom w:type="dxa" w:w="60"/>
+              <w:right w:type="dxa" w:w="120"/>
+            </w:tcMar>
+            <w:vAlign w:val="top"/>
+          </w:tcPr>
+          <w:p>
+            <w:pPr>
+              <w:spacing w:after="40" w:before="0"/>
+              <w:jc w:val="left"/>
+            </w:pPr>
+            <w:r>
+              <w:rPr>
+                <w:rFonts w:ascii="Arial" w:cs="Arial" w:eastAsia="Arial" w:hAnsi="Arial"/>
+                <w:b w:val="false"/>
+                <w:bCs w:val="false"/>
+                <w:i w:val="false"/>
+                <w:iCs w:val="false"/>
+                <w:color w:val="000000"/>
+                <w:sz w:val="18"/>
+                <w:szCs w:val="18"/>
+              </w:rPr>
+              <w:t xml:space="preserve">Model revision and clarity</w:t>
+            </w:r>
+          </w:p>
+        </w:tc>
+        <w:tc>
+          <w:tcPr>
+            <w:tcW w:type="dxa" w:w="3560"/>
+            <w:shd w:fill="FFFFFF" w:color="auto" w:val="clear"/>
+            <w:tcMar>
+              <w:top w:type="dxa" w:w="60"/>
+              <w:left w:type="dxa" w:w="120"/>
+              <w:bottom w:type="dxa" w:w="60"/>
+              <w:right w:type="dxa" w:w="120"/>
+            </w:tcMar>
+            <w:vAlign w:val="top"/>
+          </w:tcPr>
+          <w:p>
+            <w:pPr>
+              <w:spacing w:after="40" w:before="0"/>
+              <w:jc w:val="left"/>
+            </w:pPr>
+            <w:r>
+              <w:rPr>
+                <w:rFonts w:ascii="Arial" w:cs="Arial" w:eastAsia="Arial" w:hAnsi="Arial"/>
+                <w:b w:val="false"/>
+                <w:bCs w:val="false"/>
+                <w:i w:val="false"/>
+                <w:iCs w:val="false"/>
+                <w:color w:val="000000"/>
+                <w:sz w:val="18"/>
+                <w:szCs w:val="18"/>
+              </w:rPr>
+              <w:t xml:space="preserve">Clearly describes how the class model changed from Lesson 1 and writes in well-organised sentences.</w:t>
+            </w:r>
+          </w:p>
+        </w:tc>
+        <w:tc>
+          <w:tcPr>
+            <w:tcW w:type="dxa" w:w="3560"/>
+            <w:shd w:fill="F2F2F2" w:color="auto" w:val="clear"/>
+            <w:tcMar>
+              <w:top w:type="dxa" w:w="60"/>
+              <w:left w:type="dxa" w:w="120"/>
+              <w:bottom w:type="dxa" w:w="60"/>
+              <w:right w:type="dxa" w:w="120"/>
+            </w:tcMar>
+            <w:vAlign w:val="top"/>
+          </w:tcPr>
+          <w:p>
+            <w:pPr>
+              <w:spacing w:after="40" w:before="0"/>
+              <w:jc w:val="left"/>
+            </w:pPr>
+            <w:r>
+              <w:rPr>
+                <w:rFonts w:ascii="Arial" w:cs="Arial" w:eastAsia="Arial" w:hAnsi="Arial"/>
+                <w:b w:val="false"/>
+                <w:bCs w:val="false"/>
+                <w:i w:val="false"/>
+                <w:iCs w:val="false"/>
+                <w:color w:val="000000"/>
+                <w:sz w:val="18"/>
+                <w:szCs w:val="18"/>
+              </w:rPr>
+              <w:t xml:space="preserve">Mentions model change and writes clearly most of the time.</w:t>
+            </w:r>
+          </w:p>
+        </w:tc>
+        <w:tc>
+          <w:tcPr>
+            <w:tcW w:type="dxa" w:w="3560"/>
+            <w:shd w:fill="FFFFFF" w:color="auto" w:val="clear"/>
+            <w:tcMar>
+              <w:top w:type="dxa" w:w="60"/>
+              <w:left w:type="dxa" w:w="120"/>
+              <w:bottom w:type="dxa" w:w="60"/>
+              <w:right w:type="dxa" w:w="120"/>
+            </w:tcMar>
+            <w:vAlign w:val="top"/>
+          </w:tcPr>
+          <w:p>
+            <w:pPr>
+              <w:spacing w:after="40" w:before="0"/>
+              <w:jc w:val="left"/>
+            </w:pPr>
+            <w:r>
+              <w:rPr>
+                <w:rFonts w:ascii="Arial" w:cs="Arial" w:eastAsia="Arial" w:hAnsi="Arial"/>
+                <w:b w:val="false"/>
+                <w:bCs w:val="false"/>
+                <w:i w:val="false"/>
+                <w:iCs w:val="false"/>
+                <w:color w:val="000000"/>
+                <w:sz w:val="18"/>
+                <w:szCs w:val="18"/>
+              </w:rPr>
+              <w:t xml:space="preserve">Does not describe model change, or writing is hard to follow.</w:t>
             </w:r>
           </w:p>
         </w:tc>
@@ -2484,7 +2979,7 @@
         </w:rPr>
         <w:t xml:space="preserve">© 2026 SeaVuria and ARES. This work is licensed under a </w:t>
       </w:r>
-      <w:hyperlink w:history="1" r:id="rId7hly_cgeb9tg2l52ltpzv">
+      <w:hyperlink w:history="1" r:id="rIdxpmdc4nhqbcbz7ichxmpc">
         <w:r>
           <w:rPr>
             <w:rFonts w:ascii="Arial" w:cs="Arial" w:eastAsia="Arial" w:hAnsi="Arial"/>
@@ -2504,7 +2999,7 @@
         </w:rPr>
         <w:t xml:space="preserve"> (</w:t>
       </w:r>
-      <w:hyperlink w:history="1" r:id="rIdivtfoppersaax2k5kj8kn">
+      <w:hyperlink w:history="1" r:id="rIdfbria31kip1uflvaom5l5">
         <w:r>
           <w:rPr>
             <w:rFonts w:ascii="Arial" w:cs="Arial" w:eastAsia="Arial" w:hAnsi="Arial"/>
@@ -2524,7 +3019,7 @@
         </w:rPr>
         <w:t xml:space="preserve">). To view a copy of this license, visit </w:t>
       </w:r>
-      <w:hyperlink w:history="1" r:id="rIdq9w5gswcincdsj8pmkkvn">
+      <w:hyperlink w:history="1" r:id="rIduks_gcgqotjweomybx-iq">
         <w:r>
           <w:rPr>
             <w:rFonts w:ascii="Arial" w:cs="Arial" w:eastAsia="Arial" w:hAnsi="Arial"/>

--- a/data/outputs/v2/Physics/SS3.3_Introduction_to_Electronics/Physics_Introduction_to_Electronics_FinalExplanation.docx
+++ b/data/outputs/v2/Physics/SS3.3_Introduction_to_Electronics/Physics_Introduction_to_Electronics_FinalExplanation.docx
@@ -4,6 +4,7 @@
   <w:body>
     <w:p>
       <w:pPr>
+        <w:keepNext w:val="false"/>
         <w:spacing w:after="30" w:before="0"/>
         <w:jc w:val="center"/>
       </w:pPr>
@@ -23,6 +24,7 @@
     </w:p>
     <w:p>
       <w:pPr>
+        <w:keepNext w:val="false"/>
         <w:spacing w:after="60" w:before="0"/>
         <w:jc w:val="center"/>
       </w:pPr>
@@ -81,6 +83,7 @@
           </w:tcPr>
           <w:p>
             <w:pPr>
+              <w:keepNext w:val="false"/>
               <w:spacing w:after="40" w:before="0"/>
               <w:jc w:val="center"/>
             </w:pPr>
@@ -116,6 +119,7 @@
           </w:tcPr>
           <w:p>
             <w:pPr>
+              <w:keepNext w:val="false"/>
               <w:spacing w:after="40" w:before="0"/>
               <w:jc w:val="center"/>
             </w:pPr>
@@ -150,6 +154,7 @@
           </w:tcPr>
           <w:p>
             <w:pPr>
+              <w:keepNext w:val="false"/>
               <w:spacing w:after="40" w:before="0"/>
               <w:jc w:val="left"/>
             </w:pPr>
@@ -182,6 +187,7 @@
           </w:tcPr>
           <w:p>
             <w:pPr>
+              <w:keepNext w:val="false"/>
               <w:spacing w:after="40" w:before="0"/>
               <w:jc w:val="left"/>
             </w:pPr>
@@ -216,6 +222,7 @@
           </w:tcPr>
           <w:p>
             <w:pPr>
+              <w:keepNext w:val="false"/>
               <w:spacing w:after="40" w:before="0"/>
               <w:jc w:val="left"/>
             </w:pPr>
@@ -248,6 +255,7 @@
           </w:tcPr>
           <w:p>
             <w:pPr>
+              <w:keepNext w:val="false"/>
               <w:spacing w:after="40" w:before="0"/>
               <w:jc w:val="left"/>
             </w:pPr>
@@ -282,6 +290,7 @@
           </w:tcPr>
           <w:p>
             <w:pPr>
+              <w:keepNext w:val="false"/>
               <w:spacing w:after="40" w:before="0"/>
               <w:jc w:val="left"/>
             </w:pPr>
@@ -314,6 +323,7 @@
           </w:tcPr>
           <w:p>
             <w:pPr>
+              <w:keepNext w:val="false"/>
               <w:spacing w:after="40" w:before="0"/>
               <w:jc w:val="left"/>
             </w:pPr>
@@ -374,6 +384,7 @@
           </w:tcPr>
           <w:p>
             <w:pPr>
+              <w:keepNext w:val="false"/>
               <w:spacing w:after="40" w:before="0"/>
               <w:jc w:val="center"/>
             </w:pPr>
@@ -408,6 +419,7 @@
           </w:tcPr>
           <w:p>
             <w:pPr>
+              <w:keepNext w:val="false"/>
               <w:spacing w:after="40" w:before="0"/>
               <w:jc w:val="left"/>
             </w:pPr>
@@ -467,6 +479,7 @@
           </w:tcPr>
           <w:p>
             <w:pPr>
+              <w:keepNext/>
               <w:spacing w:after="40" w:before="0"/>
               <w:jc w:val="center"/>
             </w:pPr>
@@ -501,6 +514,7 @@
           </w:tcPr>
           <w:p>
             <w:pPr>
+              <w:keepNext/>
               <w:spacing w:after="40" w:before="0"/>
               <w:jc w:val="left"/>
             </w:pPr>
@@ -520,6 +534,7 @@
           </w:p>
           <w:p>
             <w:pPr>
+              <w:keepNext/>
               <w:spacing w:after="40" w:before="0"/>
               <w:jc w:val="left"/>
             </w:pPr>
@@ -539,6 +554,7 @@
           </w:p>
           <w:p>
             <w:pPr>
+              <w:keepNext/>
               <w:spacing w:after="40" w:before="0"/>
               <w:jc w:val="left"/>
             </w:pPr>
@@ -558,6 +574,7 @@
           </w:p>
           <w:p>
             <w:pPr>
+              <w:keepNext/>
               <w:spacing w:after="40" w:before="0"/>
               <w:jc w:val="left"/>
             </w:pPr>
@@ -595,6 +612,7 @@
           </w:tcPr>
           <w:p>
             <w:pPr>
+              <w:keepNext w:val="false"/>
               <w:spacing w:after="40" w:before="0"/>
               <w:jc w:val="left"/>
             </w:pPr>
@@ -654,6 +672,7 @@
           </w:tcPr>
           <w:p>
             <w:pPr>
+              <w:keepNext/>
               <w:spacing w:after="40" w:before="0"/>
               <w:jc w:val="center"/>
             </w:pPr>
@@ -688,6 +707,7 @@
           </w:tcPr>
           <w:p>
             <w:pPr>
+              <w:keepNext/>
               <w:spacing w:after="40" w:before="0"/>
               <w:jc w:val="left"/>
             </w:pPr>
@@ -707,6 +727,7 @@
           </w:p>
           <w:p>
             <w:pPr>
+              <w:keepNext/>
               <w:spacing w:after="40" w:before="0"/>
               <w:jc w:val="left"/>
             </w:pPr>
@@ -756,6 +777,7 @@
                 </w:tcPr>
                 <w:p>
                   <w:pPr>
+                    <w:keepNext w:val="false"/>
                     <w:spacing w:after="40" w:before="0"/>
                     <w:jc w:val="left"/>
                   </w:pPr>
@@ -788,6 +810,7 @@
                 </w:tcPr>
                 <w:p>
                   <w:pPr>
+                    <w:keepNext w:val="false"/>
                     <w:spacing w:after="40" w:before="0"/>
                     <w:jc w:val="left"/>
                   </w:pPr>
@@ -822,6 +845,7 @@
                 </w:tcPr>
                 <w:p>
                   <w:pPr>
+                    <w:keepNext w:val="false"/>
                     <w:spacing w:after="40" w:before="0"/>
                     <w:jc w:val="left"/>
                   </w:pPr>
@@ -854,6 +878,7 @@
                 </w:tcPr>
                 <w:p>
                   <w:pPr>
+                    <w:keepNext w:val="false"/>
                     <w:spacing w:after="40" w:before="0"/>
                     <w:jc w:val="left"/>
                   </w:pPr>
@@ -888,6 +913,7 @@
                 </w:tcPr>
                 <w:p>
                   <w:pPr>
+                    <w:keepNext w:val="false"/>
                     <w:spacing w:after="40" w:before="0"/>
                     <w:jc w:val="left"/>
                   </w:pPr>
@@ -920,6 +946,7 @@
                 </w:tcPr>
                 <w:p>
                   <w:pPr>
+                    <w:keepNext w:val="false"/>
                     <w:spacing w:after="40" w:before="0"/>
                     <w:jc w:val="left"/>
                   </w:pPr>
@@ -954,6 +981,7 @@
                 </w:tcPr>
                 <w:p>
                   <w:pPr>
+                    <w:keepNext w:val="false"/>
                     <w:spacing w:after="40" w:before="0"/>
                     <w:jc w:val="left"/>
                   </w:pPr>
@@ -986,6 +1014,7 @@
                 </w:tcPr>
                 <w:p>
                   <w:pPr>
+                    <w:keepNext w:val="false"/>
                     <w:spacing w:after="40" w:before="0"/>
                     <w:jc w:val="left"/>
                   </w:pPr>
@@ -1020,6 +1049,7 @@
                 </w:tcPr>
                 <w:p>
                   <w:pPr>
+                    <w:keepNext w:val="false"/>
                     <w:spacing w:after="40" w:before="0"/>
                     <w:jc w:val="left"/>
                   </w:pPr>
@@ -1052,6 +1082,7 @@
                 </w:tcPr>
                 <w:p>
                   <w:pPr>
+                    <w:keepNext w:val="false"/>
                     <w:spacing w:after="40" w:before="0"/>
                     <w:jc w:val="left"/>
                   </w:pPr>
@@ -1086,6 +1117,7 @@
                 </w:tcPr>
                 <w:p>
                   <w:pPr>
+                    <w:keepNext w:val="false"/>
                     <w:spacing w:after="40" w:before="0"/>
                     <w:jc w:val="left"/>
                   </w:pPr>
@@ -1118,6 +1150,7 @@
                 </w:tcPr>
                 <w:p>
                   <w:pPr>
+                    <w:keepNext w:val="false"/>
                     <w:spacing w:after="40" w:before="0"/>
                     <w:jc w:val="left"/>
                   </w:pPr>
@@ -1152,6 +1185,7 @@
                 </w:tcPr>
                 <w:p>
                   <w:pPr>
+                    <w:keepNext w:val="false"/>
                     <w:spacing w:after="40" w:before="0"/>
                     <w:jc w:val="left"/>
                   </w:pPr>
@@ -1184,6 +1218,7 @@
                 </w:tcPr>
                 <w:p>
                   <w:pPr>
+                    <w:keepNext w:val="false"/>
                     <w:spacing w:after="40" w:before="0"/>
                     <w:jc w:val="left"/>
                   </w:pPr>
@@ -1206,6 +1241,7 @@
           </w:tbl>
           <w:p>
             <w:pPr>
+              <w:keepNext w:val="false"/>
               <w:spacing w:after="60" w:before="0"/>
               <w:jc w:val="left"/>
             </w:pPr>
@@ -1225,6 +1261,7 @@
           </w:p>
           <w:p>
             <w:pPr>
+              <w:keepNext/>
               <w:spacing w:after="40" w:before="0"/>
               <w:jc w:val="left"/>
             </w:pPr>
@@ -1244,6 +1281,7 @@
           </w:p>
           <w:p>
             <w:pPr>
+              <w:keepNext/>
               <w:spacing w:after="40" w:before="0"/>
               <w:jc w:val="left"/>
             </w:pPr>
@@ -1263,6 +1301,7 @@
           </w:p>
           <w:p>
             <w:pPr>
+              <w:keepNext/>
               <w:spacing w:after="40" w:before="0"/>
               <w:jc w:val="left"/>
             </w:pPr>
@@ -1282,6 +1321,7 @@
           </w:p>
           <w:p>
             <w:pPr>
+              <w:keepNext/>
               <w:spacing w:after="40" w:before="0"/>
               <w:jc w:val="left"/>
             </w:pPr>
@@ -1301,6 +1341,7 @@
           </w:p>
           <w:p>
             <w:pPr>
+              <w:keepNext/>
               <w:spacing w:after="40" w:before="0"/>
               <w:jc w:val="left"/>
             </w:pPr>
@@ -1320,6 +1361,7 @@
           </w:p>
           <w:p>
             <w:pPr>
+              <w:keepNext/>
               <w:spacing w:after="40" w:before="0"/>
               <w:jc w:val="left"/>
             </w:pPr>
@@ -1339,6 +1381,7 @@
           </w:p>
           <w:p>
             <w:pPr>
+              <w:keepNext w:val="false"/>
               <w:spacing w:after="60" w:before="0"/>
               <w:jc w:val="left"/>
             </w:pPr>
@@ -1376,6 +1419,7 @@
           </w:tcPr>
           <w:p>
             <w:pPr>
+              <w:keepNext w:val="false"/>
               <w:spacing w:after="40" w:before="0"/>
               <w:jc w:val="left"/>
             </w:pPr>
@@ -1435,6 +1479,7 @@
           </w:tcPr>
           <w:p>
             <w:pPr>
+              <w:keepNext/>
               <w:spacing w:after="40" w:before="0"/>
               <w:jc w:val="center"/>
             </w:pPr>
@@ -1469,6 +1514,7 @@
           </w:tcPr>
           <w:p>
             <w:pPr>
+              <w:keepNext/>
               <w:spacing w:after="40" w:before="0"/>
               <w:jc w:val="left"/>
             </w:pPr>
@@ -1488,6 +1534,7 @@
           </w:p>
           <w:p>
             <w:pPr>
+              <w:keepNext/>
               <w:spacing w:after="40" w:before="0"/>
               <w:jc w:val="left"/>
             </w:pPr>
@@ -1507,6 +1554,7 @@
           </w:p>
           <w:p>
             <w:pPr>
+              <w:keepNext/>
               <w:spacing w:after="40" w:before="0"/>
               <w:jc w:val="left"/>
             </w:pPr>
@@ -1526,6 +1574,7 @@
           </w:p>
           <w:p>
             <w:pPr>
+              <w:keepNext/>
               <w:spacing w:after="40" w:before="0"/>
               <w:jc w:val="left"/>
             </w:pPr>
@@ -1545,6 +1594,7 @@
           </w:p>
           <w:p>
             <w:pPr>
+              <w:keepNext/>
               <w:spacing w:after="40" w:before="0"/>
               <w:jc w:val="left"/>
             </w:pPr>
@@ -1582,6 +1632,7 @@
           </w:tcPr>
           <w:p>
             <w:pPr>
+              <w:keepNext w:val="false"/>
               <w:spacing w:after="40" w:before="0"/>
               <w:jc w:val="left"/>
             </w:pPr>
@@ -1641,6 +1692,7 @@
           </w:tcPr>
           <w:p>
             <w:pPr>
+              <w:keepNext/>
               <w:spacing w:after="40" w:before="0"/>
               <w:jc w:val="center"/>
             </w:pPr>
@@ -1675,6 +1727,7 @@
           </w:tcPr>
           <w:p>
             <w:pPr>
+              <w:keepNext/>
               <w:spacing w:after="40" w:before="0"/>
               <w:jc w:val="left"/>
             </w:pPr>
@@ -1694,6 +1747,7 @@
           </w:p>
           <w:p>
             <w:pPr>
+              <w:keepNext/>
               <w:spacing w:after="40" w:before="0"/>
               <w:jc w:val="left"/>
             </w:pPr>
@@ -1713,6 +1767,7 @@
           </w:p>
           <w:p>
             <w:pPr>
+              <w:keepNext/>
               <w:spacing w:after="40" w:before="0"/>
               <w:jc w:val="left"/>
             </w:pPr>
@@ -1732,6 +1787,7 @@
           </w:p>
           <w:p>
             <w:pPr>
+              <w:keepNext/>
               <w:spacing w:after="40" w:before="0"/>
               <w:jc w:val="left"/>
             </w:pPr>
@@ -1769,6 +1825,7 @@
           </w:tcPr>
           <w:p>
             <w:pPr>
+              <w:keepNext w:val="false"/>
               <w:spacing w:after="40" w:before="0"/>
               <w:jc w:val="left"/>
             </w:pPr>
@@ -1828,6 +1885,7 @@
           </w:tcPr>
           <w:p>
             <w:pPr>
+              <w:keepNext/>
               <w:spacing w:after="40" w:before="0"/>
               <w:jc w:val="center"/>
             </w:pPr>
@@ -1862,6 +1920,7 @@
           </w:tcPr>
           <w:p>
             <w:pPr>
+              <w:keepNext/>
               <w:spacing w:after="40" w:before="0"/>
               <w:jc w:val="left"/>
             </w:pPr>
@@ -1881,6 +1940,7 @@
           </w:p>
           <w:p>
             <w:pPr>
+              <w:keepNext/>
               <w:spacing w:after="40" w:before="0"/>
               <w:jc w:val="left"/>
             </w:pPr>
@@ -1998,6 +2058,7 @@
           </w:tcPr>
           <w:p>
             <w:pPr>
+              <w:keepNext w:val="false"/>
               <w:spacing w:after="40" w:before="0"/>
               <w:jc w:val="left"/>
             </w:pPr>
@@ -2061,6 +2122,7 @@
           </w:tcPr>
           <w:p>
             <w:pPr>
+              <w:keepNext w:val="false"/>
               <w:spacing w:after="40" w:before="0"/>
               <w:jc w:val="center"/>
             </w:pPr>
@@ -2095,6 +2157,7 @@
           </w:tcPr>
           <w:p>
             <w:pPr>
+              <w:keepNext w:val="false"/>
               <w:spacing w:after="40" w:before="0"/>
               <w:jc w:val="left"/>
             </w:pPr>
@@ -2127,6 +2190,7 @@
           </w:tcPr>
           <w:p>
             <w:pPr>
+              <w:keepNext w:val="false"/>
               <w:spacing w:after="40" w:before="0"/>
               <w:jc w:val="left"/>
             </w:pPr>
@@ -2159,6 +2223,7 @@
           </w:tcPr>
           <w:p>
             <w:pPr>
+              <w:keepNext w:val="false"/>
               <w:spacing w:after="40" w:before="0"/>
               <w:jc w:val="left"/>
             </w:pPr>
@@ -2191,6 +2256,7 @@
           </w:tcPr>
           <w:p>
             <w:pPr>
+              <w:keepNext w:val="false"/>
               <w:spacing w:after="40" w:before="0"/>
               <w:jc w:val="left"/>
             </w:pPr>
@@ -2225,6 +2291,7 @@
           </w:tcPr>
           <w:p>
             <w:pPr>
+              <w:keepNext w:val="false"/>
               <w:spacing w:after="40" w:before="0"/>
               <w:jc w:val="left"/>
             </w:pPr>
@@ -2257,6 +2324,7 @@
           </w:tcPr>
           <w:p>
             <w:pPr>
+              <w:keepNext w:val="false"/>
               <w:spacing w:after="40" w:before="0"/>
               <w:jc w:val="left"/>
             </w:pPr>
@@ -2289,6 +2357,7 @@
           </w:tcPr>
           <w:p>
             <w:pPr>
+              <w:keepNext w:val="false"/>
               <w:spacing w:after="40" w:before="0"/>
               <w:jc w:val="left"/>
             </w:pPr>
@@ -2321,6 +2390,7 @@
           </w:tcPr>
           <w:p>
             <w:pPr>
+              <w:keepNext w:val="false"/>
               <w:spacing w:after="40" w:before="0"/>
               <w:jc w:val="left"/>
             </w:pPr>
@@ -2355,6 +2425,7 @@
           </w:tcPr>
           <w:p>
             <w:pPr>
+              <w:keepNext w:val="false"/>
               <w:spacing w:after="40" w:before="0"/>
               <w:jc w:val="left"/>
             </w:pPr>
@@ -2387,6 +2458,7 @@
           </w:tcPr>
           <w:p>
             <w:pPr>
+              <w:keepNext w:val="false"/>
               <w:spacing w:after="40" w:before="0"/>
               <w:jc w:val="left"/>
             </w:pPr>
@@ -2419,6 +2491,7 @@
           </w:tcPr>
           <w:p>
             <w:pPr>
+              <w:keepNext w:val="false"/>
               <w:spacing w:after="40" w:before="0"/>
               <w:jc w:val="left"/>
             </w:pPr>
@@ -2451,6 +2524,7 @@
           </w:tcPr>
           <w:p>
             <w:pPr>
+              <w:keepNext w:val="false"/>
               <w:spacing w:after="40" w:before="0"/>
               <w:jc w:val="left"/>
             </w:pPr>
@@ -2485,6 +2559,7 @@
           </w:tcPr>
           <w:p>
             <w:pPr>
+              <w:keepNext w:val="false"/>
               <w:spacing w:after="40" w:before="0"/>
               <w:jc w:val="left"/>
             </w:pPr>
@@ -2517,6 +2592,7 @@
           </w:tcPr>
           <w:p>
             <w:pPr>
+              <w:keepNext w:val="false"/>
               <w:spacing w:after="40" w:before="0"/>
               <w:jc w:val="left"/>
             </w:pPr>
@@ -2549,6 +2625,7 @@
           </w:tcPr>
           <w:p>
             <w:pPr>
+              <w:keepNext w:val="false"/>
               <w:spacing w:after="40" w:before="0"/>
               <w:jc w:val="left"/>
             </w:pPr>
@@ -2581,6 +2658,7 @@
           </w:tcPr>
           <w:p>
             <w:pPr>
+              <w:keepNext w:val="false"/>
               <w:spacing w:after="40" w:before="0"/>
               <w:jc w:val="left"/>
             </w:pPr>
@@ -2615,6 +2693,7 @@
           </w:tcPr>
           <w:p>
             <w:pPr>
+              <w:keepNext w:val="false"/>
               <w:spacing w:after="40" w:before="0"/>
               <w:jc w:val="left"/>
             </w:pPr>
@@ -2647,6 +2726,7 @@
           </w:tcPr>
           <w:p>
             <w:pPr>
+              <w:keepNext w:val="false"/>
               <w:spacing w:after="40" w:before="0"/>
               <w:jc w:val="left"/>
             </w:pPr>
@@ -2679,6 +2759,7 @@
           </w:tcPr>
           <w:p>
             <w:pPr>
+              <w:keepNext w:val="false"/>
               <w:spacing w:after="40" w:before="0"/>
               <w:jc w:val="left"/>
             </w:pPr>
@@ -2711,6 +2792,7 @@
           </w:tcPr>
           <w:p>
             <w:pPr>
+              <w:keepNext w:val="false"/>
               <w:spacing w:after="40" w:before="0"/>
               <w:jc w:val="left"/>
             </w:pPr>
@@ -2745,6 +2827,7 @@
           </w:tcPr>
           <w:p>
             <w:pPr>
+              <w:keepNext w:val="false"/>
               <w:spacing w:after="40" w:before="0"/>
               <w:jc w:val="left"/>
             </w:pPr>
@@ -2777,6 +2860,7 @@
           </w:tcPr>
           <w:p>
             <w:pPr>
+              <w:keepNext w:val="false"/>
               <w:spacing w:after="40" w:before="0"/>
               <w:jc w:val="left"/>
             </w:pPr>
@@ -2809,6 +2893,7 @@
           </w:tcPr>
           <w:p>
             <w:pPr>
+              <w:keepNext w:val="false"/>
               <w:spacing w:after="40" w:before="0"/>
               <w:jc w:val="left"/>
             </w:pPr>
@@ -2841,6 +2926,7 @@
           </w:tcPr>
           <w:p>
             <w:pPr>
+              <w:keepNext w:val="false"/>
               <w:spacing w:after="40" w:before="0"/>
               <w:jc w:val="left"/>
             </w:pPr>
@@ -2979,7 +3065,7 @@
         </w:rPr>
         <w:t xml:space="preserve">© 2026 SeaVuria and ARES. This work is licensed under a </w:t>
       </w:r>
-      <w:hyperlink w:history="1" r:id="rIdxpmdc4nhqbcbz7ichxmpc">
+      <w:hyperlink w:history="1" r:id="rIdqv0bjfijcrj4civp5mk9h">
         <w:r>
           <w:rPr>
             <w:rFonts w:ascii="Arial" w:cs="Arial" w:eastAsia="Arial" w:hAnsi="Arial"/>
@@ -2999,7 +3085,7 @@
         </w:rPr>
         <w:t xml:space="preserve"> (</w:t>
       </w:r>
-      <w:hyperlink w:history="1" r:id="rIdfbria31kip1uflvaom5l5">
+      <w:hyperlink w:history="1" r:id="rIdx6l1o0s21zqrtccauiixx">
         <w:r>
           <w:rPr>
             <w:rFonts w:ascii="Arial" w:cs="Arial" w:eastAsia="Arial" w:hAnsi="Arial"/>
@@ -3019,7 +3105,7 @@
         </w:rPr>
         <w:t xml:space="preserve">). To view a copy of this license, visit </w:t>
       </w:r>
-      <w:hyperlink w:history="1" r:id="rIduks_gcgqotjweomybx-iq">
+      <w:hyperlink w:history="1" r:id="rIdc7da2wwqay6j8xfbfyubr">
         <w:r>
           <w:rPr>
             <w:rFonts w:ascii="Arial" w:cs="Arial" w:eastAsia="Arial" w:hAnsi="Arial"/>

--- a/data/outputs/v2/Physics/SS3.3_Introduction_to_Electronics/Physics_Introduction_to_Electronics_FinalExplanation.docx
+++ b/data/outputs/v2/Physics/SS3.3_Introduction_to_Electronics/Physics_Introduction_to_Electronics_FinalExplanation.docx
@@ -3065,7 +3065,7 @@
         </w:rPr>
         <w:t xml:space="preserve">© 2026 SeaVuria and ARES. This work is licensed under a </w:t>
       </w:r>
-      <w:hyperlink w:history="1" r:id="rIdqv0bjfijcrj4civp5mk9h">
+      <w:hyperlink w:history="1" r:id="rIdfvak_5dvvoe-ysyd4lg3v">
         <w:r>
           <w:rPr>
             <w:rFonts w:ascii="Arial" w:cs="Arial" w:eastAsia="Arial" w:hAnsi="Arial"/>
@@ -3085,7 +3085,7 @@
         </w:rPr>
         <w:t xml:space="preserve"> (</w:t>
       </w:r>
-      <w:hyperlink w:history="1" r:id="rIdx6l1o0s21zqrtccauiixx">
+      <w:hyperlink w:history="1" r:id="rIdqh3nc5k9pqfzrjtasx0gg">
         <w:r>
           <w:rPr>
             <w:rFonts w:ascii="Arial" w:cs="Arial" w:eastAsia="Arial" w:hAnsi="Arial"/>
@@ -3105,7 +3105,7 @@
         </w:rPr>
         <w:t xml:space="preserve">). To view a copy of this license, visit </w:t>
       </w:r>
-      <w:hyperlink w:history="1" r:id="rIdc7da2wwqay6j8xfbfyubr">
+      <w:hyperlink w:history="1" r:id="rId20un1qvnparc5kdki8rhp">
         <w:r>
           <w:rPr>
             <w:rFonts w:ascii="Arial" w:cs="Arial" w:eastAsia="Arial" w:hAnsi="Arial"/>
